--- a/flow/20230914_vu_template/drafts/2024-06-u/10-ПН-Тимотея Пруського.docx
+++ b/flow/20230914_vu_template/drafts/2024-06-u/10-ПН-Тимотея Пруського.docx
@@ -3,22 +3,119 @@
 <w:document xmlns:wpc="http://schemas.microsoft.com/office/word/2010/wordprocessingCanvas" xmlns:cx="http://schemas.microsoft.com/office/drawing/2014/chartex" xmlns:cx1="http://schemas.microsoft.com/office/drawing/2015/9/8/chartex" xmlns:cx2="http://schemas.microsoft.com/office/drawing/2015/10/21/chartex" xmlns:cx3="http://schemas.microsoft.com/office/drawing/2016/5/9/chartex" xmlns:cx4="http://schemas.microsoft.com/office/drawing/2016/5/10/chartex" xmlns:cx5="http://schemas.microsoft.com/office/drawing/2016/5/11/chartex" xmlns:cx6="http://schemas.microsoft.com/office/drawing/2016/5/12/chartex" xmlns:cx7="http://schemas.microsoft.com/office/drawing/2016/5/13/chartex" xmlns:cx8="http://schemas.microsoft.com/office/drawing/2016/5/14/chartex" xmlns:mc="http://schemas.openxmlformats.org/markup-compatibility/2006" xmlns:aink="http://schemas.microsoft.com/office/drawing/2016/ink" xmlns:am3d="http://schemas.microsoft.com/office/drawing/2017/model3d" xmlns:o="urn:schemas-microsoft-com:office:office" xmlns:oel="http://schemas.microsoft.com/office/2019/extlst" xmlns:r="http://schemas.openxmlformats.org/officeDocument/2006/relationships" xmlns:m="http://schemas.openxmlformats.org/officeDocument/2006/math" xmlns:v="urn:schemas-microsoft-com:vml" xmlns:wp14="http://schemas.microsoft.com/office/word/2010/wordprocessingDrawing" xmlns:wp="http://schemas.openxmlformats.org/drawingml/2006/wordprocessingDrawing" xmlns:w10="urn:schemas-microsoft-com:office:word" xmlns:w="http://schemas.openxmlformats.org/wordprocessingml/2006/main" xmlns:w14="http://schemas.microsoft.com/office/word/2010/wordml" xmlns:w15="http://schemas.microsoft.com/office/word/2012/wordml" xmlns:w16cex="http://schemas.microsoft.com/office/word/2018/wordml/cex" xmlns:w16cid="http://schemas.microsoft.com/office/word/2016/wordml/cid" xmlns:w16="http://schemas.microsoft.com/office/word/2018/wordml" xmlns:w16du="http://schemas.microsoft.com/office/word/2023/wordml/word16du" xmlns:w16sdtdh="http://schemas.microsoft.com/office/word/2020/wordml/sdtdatahash" xmlns:w16se="http://schemas.microsoft.com/office/word/2015/wordml/symex" xmlns:wpg="http://schemas.microsoft.com/office/word/2010/wordprocessingGroup" xmlns:wpi="http://schemas.microsoft.com/office/word/2010/wordprocessingInk" xmlns:wne="http://schemas.microsoft.com/office/word/2006/wordml" xmlns:wps="http://schemas.microsoft.com/office/word/2010/wordprocessingShape" mc:Ignorable="w14 w15 w16se w16cid w16 w16cex w16sdtdh wp14">
   <w:body>
     <w:p>
-      <w:r>
-        <w:rPr>
-          <w:rFonts w:ascii="Times New Roman" w:hAnsi="Times New Roman"/>
-          <w:b/>
-          <w:sz w:val="24"/>
-        </w:rPr>
-        <w:t>Червень 10, Понеділок</w:t>
-      </w:r>
-    </w:p>
-    <w:p>
-      <w:r>
-        <w:rPr>
-          <w:rFonts w:ascii="Times New Roman" w:hAnsi="Times New Roman"/>
-          <w:sz w:val="24"/>
-        </w:rPr>
-        <w:t>Тиждень 6-ий після Пасхи. Св. сщмч. Тимотея, єп. Пруського</w:t>
+      <w:pPr>
+        <w:pBdr>
+          <w:top w:val="nil"/>
+          <w:left w:val="nil"/>
+          <w:bottom w:val="nil"/>
+          <w:right w:val="nil"/>
+          <w:between w:val="nil"/>
+        </w:pBdr>
+        <w:spacing w:after="120"/>
+        <w:rPr>
+          <w:rFonts w:ascii="Times New Roman" w:eastAsia="Arial" w:hAnsi="Times New Roman" w:cs="Times New Roman"/>
+          <w:color w:val="FF0000"/>
+          <w:sz w:val="24"/>
+          <w:szCs w:val="24"/>
+        </w:rPr>
+      </w:pPr>
+      <w:r>
+        <w:rPr>
+          <w:rFonts w:ascii="Times New Roman" w:eastAsia="Arial" w:hAnsi="Times New Roman" w:cs="Times New Roman"/>
+          <w:color w:val="FF0000"/>
+          <w:sz w:val="24"/>
+          <w:szCs w:val="24"/>
+        </w:rPr>
+        <w:t>Травень 22 Понеділок</w:t>
+      </w:r>
+      <w:r>
+        <w:rPr>
+          <w:rFonts w:ascii="Times New Roman" w:eastAsia="Arial" w:hAnsi="Times New Roman" w:cs="Times New Roman"/>
+          <w:color w:val="FF0000"/>
+          <w:sz w:val="24"/>
+          <w:szCs w:val="24"/>
+        </w:rPr>
+        <w:br/>
+        <w:t>22 (9) Тиждень 6-ий після Пасхи.</w:t>
+      </w:r>
+    </w:p>
+    <w:p>
+      <w:pPr>
+        <w:spacing w:after="120"/>
+        <w:rPr>
+          <w:rFonts w:ascii="Times New Roman" w:hAnsi="Times New Roman" w:cs="Times New Roman"/>
+          <w:sz w:val="24"/>
+          <w:szCs w:val="24"/>
+          <w:lang w:val="en-US"/>
+        </w:rPr>
+      </w:pPr>
+      <w:r>
+        <w:rPr>
+          <w:rFonts w:ascii="Times New Roman" w:eastAsia="Arial" w:hAnsi="Times New Roman" w:cs="Times New Roman"/>
+          <w:color w:val="FF0000"/>
+          <w:sz w:val="24"/>
+          <w:szCs w:val="24"/>
+        </w:rPr>
+        <w:t xml:space="preserve">Св. </w:t>
+      </w:r>
+      <w:proofErr w:type="spellStart"/>
+      <w:r>
+        <w:rPr>
+          <w:rFonts w:ascii="Times New Roman" w:eastAsia="Arial" w:hAnsi="Times New Roman" w:cs="Times New Roman"/>
+          <w:color w:val="FF0000"/>
+          <w:sz w:val="24"/>
+          <w:szCs w:val="24"/>
+        </w:rPr>
+        <w:t>прор</w:t>
+      </w:r>
+      <w:proofErr w:type="spellEnd"/>
+      <w:r>
+        <w:rPr>
+          <w:rFonts w:ascii="Times New Roman" w:eastAsia="Arial" w:hAnsi="Times New Roman" w:cs="Times New Roman"/>
+          <w:color w:val="FF0000"/>
+          <w:sz w:val="24"/>
+          <w:szCs w:val="24"/>
+        </w:rPr>
+        <w:t xml:space="preserve">. Ісаї. Св. </w:t>
+      </w:r>
+      <w:proofErr w:type="spellStart"/>
+      <w:r>
+        <w:rPr>
+          <w:rFonts w:ascii="Times New Roman" w:eastAsia="Arial" w:hAnsi="Times New Roman" w:cs="Times New Roman"/>
+          <w:color w:val="FF0000"/>
+          <w:sz w:val="24"/>
+          <w:szCs w:val="24"/>
+        </w:rPr>
+        <w:t>мч</w:t>
+      </w:r>
+      <w:proofErr w:type="spellEnd"/>
+      <w:r>
+        <w:rPr>
+          <w:rFonts w:ascii="Times New Roman" w:eastAsia="Arial" w:hAnsi="Times New Roman" w:cs="Times New Roman"/>
+          <w:color w:val="FF0000"/>
+          <w:sz w:val="24"/>
+          <w:szCs w:val="24"/>
+        </w:rPr>
+        <w:t>. Христофора.</w:t>
+      </w:r>
+      <w:r>
+        <w:rPr>
+          <w:rFonts w:ascii="Times New Roman" w:eastAsia="Arial" w:hAnsi="Times New Roman" w:cs="Times New Roman"/>
+          <w:color w:val="FF0000"/>
+          <w:sz w:val="24"/>
+          <w:szCs w:val="24"/>
+        </w:rPr>
+        <w:br/>
+        <w:t>+ Перенесення мощів св. Миколая Чудотворця з Мир до міста Барі.</w:t>
+      </w:r>
+      <w:r>
+        <w:rPr>
+          <w:rFonts w:ascii="Times New Roman" w:eastAsia="Arial" w:hAnsi="Times New Roman" w:cs="Times New Roman"/>
+          <w:color w:val="FF0000"/>
+          <w:sz w:val="24"/>
+          <w:szCs w:val="24"/>
+        </w:rPr>
+        <w:br/>
       </w:r>
     </w:p>
     <w:p>
@@ -73,19 +170,30 @@
       </w:pPr>
       <w:r>
         <w:rPr>
-          <w:rFonts w:ascii="Times New Roman" w:hAnsi="Times New Roman"/>
-          <w:i/>
-          <w:color w:val="FF4400"/>
-          <w:sz w:val="24"/>
+          <w:rFonts w:ascii="Times New Roman" w:hAnsi="Times New Roman" w:cs="Times New Roman"/>
+          <w:i/>
+          <w:color w:val="FF0000"/>
+          <w:sz w:val="24"/>
+          <w:szCs w:val="24"/>
         </w:rPr>
         <w:t>Священик:</w:t>
       </w:r>
       <w:r>
         <w:rPr>
-          <w:rFonts w:ascii="Times New Roman" w:hAnsi="Times New Roman"/>
-          <w:sz w:val="24"/>
-        </w:rPr>
-        <w:t xml:space="preserve"> Благословенний Бог наш завжди, нині і повсякчас, і на віки віків.</w:t>
+          <w:rFonts w:ascii="Times New Roman" w:hAnsi="Times New Roman" w:cs="Times New Roman"/>
+          <w:color w:val="000000"/>
+          <w:sz w:val="24"/>
+          <w:szCs w:val="24"/>
+        </w:rPr>
+        <w:t xml:space="preserve"> </w:t>
+      </w:r>
+      <w:r>
+        <w:rPr>
+          <w:rFonts w:ascii="Times New Roman" w:hAnsi="Times New Roman" w:cs="Times New Roman"/>
+          <w:sz w:val="24"/>
+          <w:szCs w:val="24"/>
+        </w:rPr>
+        <w:t>Благословенний Бог наш завжди, нині і повсякчас, і на віки віків.</w:t>
       </w:r>
     </w:p>
     <w:p>
@@ -405,17 +513,19 @@
       </w:pPr>
       <w:r>
         <w:rPr>
-          <w:rFonts w:ascii="Times New Roman" w:hAnsi="Times New Roman"/>
-          <w:i/>
-          <w:color w:val="FF4400"/>
-          <w:sz w:val="24"/>
+          <w:rFonts w:ascii="Times New Roman" w:hAnsi="Times New Roman" w:cs="Times New Roman"/>
+          <w:i/>
+          <w:color w:val="FF0000"/>
+          <w:sz w:val="24"/>
+          <w:szCs w:val="24"/>
         </w:rPr>
         <w:t>Священик:</w:t>
       </w:r>
       <w:r>
         <w:rPr>
-          <w:rFonts w:ascii="Times New Roman" w:hAnsi="Times New Roman"/>
-          <w:sz w:val="24"/>
+          <w:rFonts w:ascii="Times New Roman" w:hAnsi="Times New Roman" w:cs="Times New Roman"/>
+          <w:sz w:val="24"/>
+          <w:szCs w:val="24"/>
         </w:rPr>
         <w:t xml:space="preserve"> Бо твоє є царство, і сила, і слава, Отця, і Сина, і Святого Духа, нині і повсякчас, і на віки віків.</w:t>
       </w:r>
@@ -3169,17 +3279,19 @@
       </w:pPr>
       <w:r>
         <w:rPr>
-          <w:rFonts w:ascii="Times New Roman" w:hAnsi="Times New Roman"/>
-          <w:i/>
-          <w:color w:val="FF4400"/>
-          <w:sz w:val="24"/>
+          <w:rFonts w:ascii="Times New Roman" w:hAnsi="Times New Roman" w:cs="Times New Roman"/>
+          <w:i/>
+          <w:color w:val="FF0000"/>
+          <w:sz w:val="24"/>
+          <w:szCs w:val="24"/>
         </w:rPr>
         <w:t>Священик:</w:t>
       </w:r>
       <w:r>
         <w:rPr>
-          <w:rFonts w:ascii="Times New Roman" w:hAnsi="Times New Roman"/>
-          <w:sz w:val="24"/>
+          <w:rFonts w:ascii="Times New Roman" w:hAnsi="Times New Roman" w:cs="Times New Roman"/>
+          <w:sz w:val="24"/>
+          <w:szCs w:val="24"/>
         </w:rPr>
         <w:t xml:space="preserve"> Бо тобі належить усяка слава, честь і поклоніння, Отцю, і Сину, і Святому Духові, нині і повсякчас, і на віки віків.</w:t>
       </w:r>
@@ -4135,19 +4247,30 @@
       </w:pPr>
       <w:r>
         <w:rPr>
-          <w:rFonts w:ascii="Times New Roman" w:hAnsi="Times New Roman"/>
-          <w:i/>
-          <w:color w:val="FF4400"/>
-          <w:sz w:val="24"/>
+          <w:rFonts w:ascii="Times New Roman" w:hAnsi="Times New Roman" w:cs="Times New Roman"/>
+          <w:i/>
+          <w:color w:val="FF0000"/>
+          <w:sz w:val="24"/>
+          <w:szCs w:val="24"/>
         </w:rPr>
         <w:t>Священик:</w:t>
       </w:r>
       <w:r>
         <w:rPr>
-          <w:rFonts w:ascii="Times New Roman" w:hAnsi="Times New Roman"/>
-          <w:sz w:val="24"/>
-        </w:rPr>
-        <w:t xml:space="preserve"> Бо твоя є влада і твоє царство, і сила, і слава, Отця, і Сина, і Святого Духа, нині і повсякчас, і на віки віків.</w:t>
+          <w:rFonts w:ascii="Times New Roman" w:hAnsi="Times New Roman" w:cs="Times New Roman"/>
+          <w:color w:val="FF0000"/>
+          <w:sz w:val="24"/>
+          <w:szCs w:val="24"/>
+        </w:rPr>
+        <w:t xml:space="preserve"> </w:t>
+      </w:r>
+      <w:r>
+        <w:rPr>
+          <w:rFonts w:ascii="Times New Roman" w:hAnsi="Times New Roman" w:cs="Times New Roman"/>
+          <w:sz w:val="24"/>
+          <w:szCs w:val="24"/>
+        </w:rPr>
+        <w:t>Бо твоя є влада і твоє царство, і сила, і слава, Отця, і Сина, і Святого Духа, нині і повсякчас, і на віки віків.</w:t>
       </w:r>
     </w:p>
     <w:p>
@@ -5399,1285 +5522,516 @@
     </w:p>
     <w:p>
       <w:pPr>
-        <w:pStyle w:val="a"/>
-        <w:spacing w:after="120"/>
-      </w:pPr>
-      <w:r>
-        <w:rPr>
-          <w:rFonts w:ascii="Times New Roman" w:hAnsi="Times New Roman"/>
+        <w:spacing w:after="120"/>
+        <w:jc w:val="both"/>
+        <w:rPr>
+          <w:rFonts w:ascii="Times New Roman" w:hAnsi="Times New Roman" w:cs="Times New Roman"/>
+          <w:sz w:val="24"/>
+          <w:szCs w:val="24"/>
+        </w:rPr>
+      </w:pPr>
+      <w:r>
+        <w:rPr>
+          <w:rFonts w:ascii="Times New Roman" w:hAnsi="Times New Roman" w:cs="Times New Roman"/>
+          <w:sz w:val="24"/>
+          <w:szCs w:val="24"/>
+        </w:rPr>
+        <w:t xml:space="preserve">Радісно вшануймо, вірні, похвальними піснями* перенесення цінних </w:t>
+      </w:r>
+      <w:proofErr w:type="spellStart"/>
+      <w:r>
+        <w:rPr>
+          <w:rFonts w:ascii="Times New Roman" w:hAnsi="Times New Roman" w:cs="Times New Roman"/>
+          <w:sz w:val="24"/>
+          <w:szCs w:val="24"/>
+        </w:rPr>
+        <w:t>мощей</w:t>
+      </w:r>
+      <w:proofErr w:type="spellEnd"/>
+      <w:r>
+        <w:rPr>
+          <w:rFonts w:ascii="Times New Roman" w:hAnsi="Times New Roman" w:cs="Times New Roman"/>
+          <w:sz w:val="24"/>
+          <w:szCs w:val="24"/>
+        </w:rPr>
+        <w:t xml:space="preserve"> нашого заступника,* що всі країни просвіщає чудесами,* утішає скорботних і бідних захищає.* Він бо завдяки милостині став боржником у Бога* і за це сторицею прийняв нагороду.* До нього ж усі ми взиваємо:* Помолися, святителю Миколаю, Спасові всіх,* щоб подав мир світові і спас душі наші.</w:t>
+      </w:r>
+    </w:p>
+    <w:p>
+      <w:pPr>
+        <w:spacing w:after="120"/>
+        <w:jc w:val="center"/>
+        <w:rPr>
+          <w:rFonts w:ascii="Times New Roman" w:hAnsi="Times New Roman" w:cs="Times New Roman"/>
           <w:b/>
-          <w:sz w:val="24"/>
-          <w:highlight w:val="white"/>
-        </w:rPr>
-        <w:t xml:space="preserve">Пам’ять святих мучеників </w:t>
-      </w:r>
-      <w:r>
-        <w:rPr>
-          <w:rFonts w:ascii="Times New Roman" w:hAnsi="Times New Roman"/>
+          <w:color w:val="FF0000"/>
+          <w:sz w:val="24"/>
+          <w:szCs w:val="24"/>
+        </w:rPr>
+      </w:pPr>
+      <w:r>
+        <w:rPr>
+          <w:rFonts w:ascii="Times New Roman" w:hAnsi="Times New Roman" w:cs="Times New Roman"/>
           <w:b/>
-          <w:sz w:val="24"/>
-          <w:highlight w:val="white"/>
-        </w:rPr>
-        <w:t>Александра</w:t>
-      </w:r>
-      <w:r>
-        <w:rPr>
-          <w:rFonts w:ascii="Times New Roman" w:hAnsi="Times New Roman"/>
+          <w:color w:val="FF0000"/>
+          <w:sz w:val="24"/>
+          <w:szCs w:val="24"/>
+        </w:rPr>
+        <w:t>Псалом 116</w:t>
+      </w:r>
+    </w:p>
+    <w:p>
+      <w:pPr>
+        <w:spacing w:after="120"/>
+        <w:jc w:val="both"/>
+        <w:rPr>
+          <w:rFonts w:ascii="Times New Roman" w:hAnsi="Times New Roman" w:cs="Times New Roman"/>
+          <w:sz w:val="24"/>
+          <w:szCs w:val="24"/>
+          <w:u w:val="single"/>
+        </w:rPr>
+      </w:pPr>
+      <w:proofErr w:type="spellStart"/>
+      <w:r>
+        <w:rPr>
+          <w:rFonts w:ascii="Times New Roman" w:hAnsi="Times New Roman" w:cs="Times New Roman"/>
+          <w:i/>
+          <w:color w:val="FF0000"/>
+          <w:sz w:val="24"/>
+          <w:szCs w:val="24"/>
+        </w:rPr>
+        <w:t>Стих</w:t>
+      </w:r>
+      <w:proofErr w:type="spellEnd"/>
+      <w:r>
+        <w:rPr>
+          <w:rFonts w:ascii="Times New Roman" w:hAnsi="Times New Roman" w:cs="Times New Roman"/>
+          <w:i/>
+          <w:color w:val="FF0000"/>
+          <w:sz w:val="24"/>
+          <w:szCs w:val="24"/>
+        </w:rPr>
+        <w:t>:</w:t>
+      </w:r>
+      <w:r>
+        <w:rPr>
+          <w:rFonts w:ascii="Times New Roman" w:hAnsi="Times New Roman" w:cs="Times New Roman"/>
+          <w:i/>
+          <w:sz w:val="24"/>
+          <w:szCs w:val="24"/>
+        </w:rPr>
+        <w:t xml:space="preserve"> </w:t>
+      </w:r>
+      <w:proofErr w:type="spellStart"/>
+      <w:r>
+        <w:rPr>
+          <w:rFonts w:ascii="Times New Roman" w:hAnsi="Times New Roman" w:cs="Times New Roman"/>
+          <w:sz w:val="24"/>
+          <w:szCs w:val="24"/>
+          <w:u w:val="single"/>
+        </w:rPr>
+        <w:t>Хваліте</w:t>
+      </w:r>
+      <w:proofErr w:type="spellEnd"/>
+      <w:r>
+        <w:rPr>
+          <w:rFonts w:ascii="Times New Roman" w:hAnsi="Times New Roman" w:cs="Times New Roman"/>
+          <w:sz w:val="24"/>
+          <w:szCs w:val="24"/>
+          <w:u w:val="single"/>
+        </w:rPr>
+        <w:t xml:space="preserve"> Господа всі народи!* Прославляйте його всі люди!</w:t>
+      </w:r>
+    </w:p>
+    <w:p>
+      <w:pPr>
+        <w:spacing w:after="120"/>
+        <w:jc w:val="both"/>
+        <w:rPr>
+          <w:rFonts w:ascii="Times New Roman" w:hAnsi="Times New Roman" w:cs="Times New Roman"/>
+          <w:sz w:val="24"/>
+          <w:szCs w:val="24"/>
+        </w:rPr>
+      </w:pPr>
+      <w:r>
+        <w:rPr>
+          <w:rFonts w:ascii="Times New Roman" w:hAnsi="Times New Roman" w:cs="Times New Roman"/>
+          <w:sz w:val="24"/>
+          <w:szCs w:val="24"/>
+        </w:rPr>
+        <w:t xml:space="preserve">Радісно вшануймо, вірні, похвальними піснями* перенесення цінних </w:t>
+      </w:r>
+      <w:proofErr w:type="spellStart"/>
+      <w:r>
+        <w:rPr>
+          <w:rFonts w:ascii="Times New Roman" w:hAnsi="Times New Roman" w:cs="Times New Roman"/>
+          <w:sz w:val="24"/>
+          <w:szCs w:val="24"/>
+        </w:rPr>
+        <w:t>мощей</w:t>
+      </w:r>
+      <w:proofErr w:type="spellEnd"/>
+      <w:r>
+        <w:rPr>
+          <w:rFonts w:ascii="Times New Roman" w:hAnsi="Times New Roman" w:cs="Times New Roman"/>
+          <w:sz w:val="24"/>
+          <w:szCs w:val="24"/>
+        </w:rPr>
+        <w:t xml:space="preserve"> нашого заступника,* що всі країни просвіщає чудесами,* утішає скорботних і бідних захищає.* Він бо завдяки милостині став боржником у Бога* і за це сторицею прийняв нагороду.* До нього ж усі ми взиваємо:* Помолися, святителю Миколаю, Спасові всіх,* щоб подав мир світові і спас душі наші.</w:t>
+      </w:r>
+    </w:p>
+    <w:p>
+      <w:pPr>
+        <w:spacing w:after="120"/>
+        <w:jc w:val="both"/>
+        <w:rPr>
+          <w:rFonts w:ascii="Times New Roman" w:hAnsi="Times New Roman" w:cs="Times New Roman"/>
+          <w:sz w:val="24"/>
+          <w:szCs w:val="24"/>
+          <w:u w:val="single"/>
+        </w:rPr>
+      </w:pPr>
+      <w:proofErr w:type="spellStart"/>
+      <w:r>
+        <w:rPr>
+          <w:rFonts w:ascii="Times New Roman" w:hAnsi="Times New Roman" w:cs="Times New Roman"/>
+          <w:i/>
+          <w:color w:val="FF0000"/>
+          <w:sz w:val="24"/>
+          <w:szCs w:val="24"/>
+        </w:rPr>
+        <w:t>Стих</w:t>
+      </w:r>
+      <w:proofErr w:type="spellEnd"/>
+      <w:r>
+        <w:rPr>
+          <w:rFonts w:ascii="Times New Roman" w:hAnsi="Times New Roman" w:cs="Times New Roman"/>
+          <w:i/>
+          <w:color w:val="FF0000"/>
+          <w:sz w:val="24"/>
+          <w:szCs w:val="24"/>
+        </w:rPr>
+        <w:t xml:space="preserve">: </w:t>
+      </w:r>
+      <w:r>
+        <w:rPr>
+          <w:rFonts w:ascii="Times New Roman" w:hAnsi="Times New Roman" w:cs="Times New Roman"/>
+          <w:sz w:val="24"/>
+          <w:szCs w:val="24"/>
+          <w:u w:val="single"/>
+        </w:rPr>
+        <w:t>Велике бо до нас його милосердя, і вірність Господа повіки.</w:t>
+      </w:r>
+    </w:p>
+    <w:p>
+      <w:pPr>
+        <w:spacing w:after="120"/>
+        <w:jc w:val="both"/>
+        <w:rPr>
+          <w:rFonts w:ascii="Times New Roman" w:hAnsi="Times New Roman" w:cs="Times New Roman"/>
+          <w:sz w:val="24"/>
+          <w:szCs w:val="24"/>
+        </w:rPr>
+      </w:pPr>
+      <w:r>
+        <w:rPr>
+          <w:rFonts w:ascii="Times New Roman" w:hAnsi="Times New Roman" w:cs="Times New Roman"/>
+          <w:sz w:val="24"/>
+          <w:szCs w:val="24"/>
+        </w:rPr>
+        <w:t xml:space="preserve">Своїми чеснотами, </w:t>
+      </w:r>
+      <w:proofErr w:type="spellStart"/>
+      <w:r>
+        <w:rPr>
+          <w:rFonts w:ascii="Times New Roman" w:hAnsi="Times New Roman" w:cs="Times New Roman"/>
+          <w:sz w:val="24"/>
+          <w:szCs w:val="24"/>
+        </w:rPr>
+        <w:t>богоносний</w:t>
+      </w:r>
+      <w:proofErr w:type="spellEnd"/>
+      <w:r>
+        <w:rPr>
+          <w:rFonts w:ascii="Times New Roman" w:hAnsi="Times New Roman" w:cs="Times New Roman"/>
+          <w:sz w:val="24"/>
+          <w:szCs w:val="24"/>
+        </w:rPr>
+        <w:t xml:space="preserve"> Миколаю,* ти ввійшов в ангельські палати* і стоїш перед твоїм Владикою Христом,* якого ти був </w:t>
+      </w:r>
+      <w:proofErr w:type="spellStart"/>
+      <w:r>
+        <w:rPr>
+          <w:rFonts w:ascii="Times New Roman" w:hAnsi="Times New Roman" w:cs="Times New Roman"/>
+          <w:sz w:val="24"/>
+          <w:szCs w:val="24"/>
+        </w:rPr>
+        <w:t>найсмиреннішим</w:t>
+      </w:r>
+      <w:proofErr w:type="spellEnd"/>
+      <w:r>
+        <w:rPr>
+          <w:rFonts w:ascii="Times New Roman" w:hAnsi="Times New Roman" w:cs="Times New Roman"/>
+          <w:sz w:val="24"/>
+          <w:szCs w:val="24"/>
+        </w:rPr>
+        <w:t xml:space="preserve"> слугою.* З твоїх </w:t>
+      </w:r>
+      <w:proofErr w:type="spellStart"/>
+      <w:r>
+        <w:rPr>
+          <w:rFonts w:ascii="Times New Roman" w:hAnsi="Times New Roman" w:cs="Times New Roman"/>
+          <w:sz w:val="24"/>
+          <w:szCs w:val="24"/>
+        </w:rPr>
+        <w:t>мощей</w:t>
+      </w:r>
+      <w:proofErr w:type="spellEnd"/>
+      <w:r>
+        <w:rPr>
+          <w:rFonts w:ascii="Times New Roman" w:hAnsi="Times New Roman" w:cs="Times New Roman"/>
+          <w:sz w:val="24"/>
+          <w:szCs w:val="24"/>
+        </w:rPr>
+        <w:t xml:space="preserve"> ти </w:t>
+      </w:r>
+      <w:r>
+        <w:rPr>
+          <w:rFonts w:ascii="Times New Roman" w:hAnsi="Times New Roman" w:cs="Times New Roman"/>
+          <w:sz w:val="24"/>
+          <w:szCs w:val="24"/>
+        </w:rPr>
+        <w:lastRenderedPageBreak/>
+        <w:t>виточуєш миро,* допомагаєш вірним своїми чудесами і до Бога приводиш правовірних.* Та не з Барі тебе призиваємо, а з небесного Єрусалиму,* де ти радісно втішаєшся з апостолами, пророками і святителями.* Помолися сьогодні Спасові всіх,* щоб подав мир світові і спас душі наші.</w:t>
+      </w:r>
+    </w:p>
+    <w:p>
+      <w:pPr>
+        <w:spacing w:after="120"/>
+        <w:jc w:val="both"/>
+        <w:rPr>
+          <w:rFonts w:ascii="Times New Roman" w:hAnsi="Times New Roman" w:cs="Times New Roman"/>
+          <w:sz w:val="24"/>
+          <w:szCs w:val="24"/>
+        </w:rPr>
+      </w:pPr>
+      <w:r>
+        <w:rPr>
+          <w:rFonts w:ascii="Times New Roman" w:hAnsi="Times New Roman" w:cs="Times New Roman"/>
           <w:b/>
           <w:sz w:val="24"/>
-          <w:highlight w:val="white"/>
-        </w:rPr>
-        <w:t xml:space="preserve"> та Антоніни діви.</w:t>
-      </w:r>
-    </w:p>
-    <w:p>
-      <w:pPr>
-        <w:spacing w:after="120"/>
-        <w:jc w:val="center"/>
+          <w:szCs w:val="24"/>
+        </w:rPr>
+        <w:t>Слава</w:t>
+      </w:r>
+      <w:r>
+        <w:rPr>
+          <w:rFonts w:ascii="Times New Roman" w:hAnsi="Times New Roman" w:cs="Times New Roman"/>
+          <w:sz w:val="24"/>
+          <w:szCs w:val="24"/>
+        </w:rPr>
+        <w:t xml:space="preserve">: </w:t>
+      </w:r>
+      <w:r>
+        <w:rPr>
+          <w:rFonts w:ascii="Times New Roman" w:hAnsi="Times New Roman" w:cs="Times New Roman"/>
+          <w:i/>
+          <w:color w:val="FF0000"/>
+          <w:sz w:val="24"/>
+          <w:szCs w:val="24"/>
+        </w:rPr>
+        <w:t>(г. 6):</w:t>
+      </w:r>
+      <w:r>
+        <w:rPr>
+          <w:rFonts w:ascii="Times New Roman" w:hAnsi="Times New Roman" w:cs="Times New Roman"/>
+          <w:sz w:val="24"/>
+          <w:szCs w:val="24"/>
+        </w:rPr>
+        <w:t xml:space="preserve"> Святителів красу і славу отців,* джерело чудес і великого заступника вірних* вшануймо спільно похвальними піснями, взиваючи:* Радуйся, охоронцю Мирян, </w:t>
+      </w:r>
+      <w:proofErr w:type="spellStart"/>
+      <w:r>
+        <w:rPr>
+          <w:rFonts w:ascii="Times New Roman" w:hAnsi="Times New Roman" w:cs="Times New Roman"/>
+          <w:sz w:val="24"/>
+          <w:szCs w:val="24"/>
+        </w:rPr>
+        <w:t>архиєрею</w:t>
+      </w:r>
+      <w:proofErr w:type="spellEnd"/>
+      <w:r>
+        <w:rPr>
+          <w:rFonts w:ascii="Times New Roman" w:hAnsi="Times New Roman" w:cs="Times New Roman"/>
+          <w:sz w:val="24"/>
+          <w:szCs w:val="24"/>
+        </w:rPr>
+        <w:t xml:space="preserve"> почесний і стовпе непохитний!* Радуйся, свічнику всесвітній, що всі країни просвічуєш чудесами!* Радуйся, скорботним божественна радосте* і принижених щирий </w:t>
+      </w:r>
+      <w:proofErr w:type="spellStart"/>
+      <w:r>
+        <w:rPr>
+          <w:rFonts w:ascii="Times New Roman" w:hAnsi="Times New Roman" w:cs="Times New Roman"/>
+          <w:sz w:val="24"/>
+          <w:szCs w:val="24"/>
+        </w:rPr>
+        <w:t>оборонче</w:t>
+      </w:r>
+      <w:proofErr w:type="spellEnd"/>
+      <w:r>
+        <w:rPr>
+          <w:rFonts w:ascii="Times New Roman" w:hAnsi="Times New Roman" w:cs="Times New Roman"/>
+          <w:sz w:val="24"/>
+          <w:szCs w:val="24"/>
+        </w:rPr>
+        <w:t xml:space="preserve">!* Не </w:t>
+      </w:r>
+      <w:proofErr w:type="spellStart"/>
+      <w:r>
+        <w:rPr>
+          <w:rFonts w:ascii="Times New Roman" w:hAnsi="Times New Roman" w:cs="Times New Roman"/>
+          <w:sz w:val="24"/>
+          <w:szCs w:val="24"/>
+        </w:rPr>
+        <w:t>переставай</w:t>
+      </w:r>
+      <w:proofErr w:type="spellEnd"/>
+      <w:r>
+        <w:rPr>
+          <w:rFonts w:ascii="Times New Roman" w:hAnsi="Times New Roman" w:cs="Times New Roman"/>
+          <w:sz w:val="24"/>
+          <w:szCs w:val="24"/>
+        </w:rPr>
+        <w:t xml:space="preserve">, </w:t>
+      </w:r>
+      <w:proofErr w:type="spellStart"/>
+      <w:r>
+        <w:rPr>
+          <w:rFonts w:ascii="Times New Roman" w:hAnsi="Times New Roman" w:cs="Times New Roman"/>
+          <w:sz w:val="24"/>
+          <w:szCs w:val="24"/>
+        </w:rPr>
+        <w:t>всехвальний</w:t>
+      </w:r>
+      <w:proofErr w:type="spellEnd"/>
+      <w:r>
+        <w:rPr>
+          <w:rFonts w:ascii="Times New Roman" w:hAnsi="Times New Roman" w:cs="Times New Roman"/>
+          <w:sz w:val="24"/>
+          <w:szCs w:val="24"/>
+        </w:rPr>
+        <w:t xml:space="preserve"> Миколаю,* і нині молитися Христу Богові за тих, що з вірою і любов'ю* шанують завжди радісну та </w:t>
+      </w:r>
+      <w:proofErr w:type="spellStart"/>
+      <w:r>
+        <w:rPr>
+          <w:rFonts w:ascii="Times New Roman" w:hAnsi="Times New Roman" w:cs="Times New Roman"/>
+          <w:sz w:val="24"/>
+          <w:szCs w:val="24"/>
+        </w:rPr>
+        <w:t>всесвяту</w:t>
+      </w:r>
+      <w:proofErr w:type="spellEnd"/>
+      <w:r>
+        <w:rPr>
+          <w:rFonts w:ascii="Times New Roman" w:hAnsi="Times New Roman" w:cs="Times New Roman"/>
+          <w:sz w:val="24"/>
+          <w:szCs w:val="24"/>
+        </w:rPr>
+        <w:t xml:space="preserve"> пам'ять твою.</w:t>
+      </w:r>
+    </w:p>
+    <w:p>
+      <w:pPr>
+        <w:spacing w:after="120"/>
+        <w:jc w:val="both"/>
+        <w:rPr>
+          <w:rFonts w:ascii="Times New Roman" w:hAnsi="Times New Roman" w:cs="Times New Roman"/>
+          <w:color w:val="000000"/>
+          <w:sz w:val="24"/>
+          <w:szCs w:val="24"/>
+          <w:lang w:eastAsia="uk-UA"/>
+        </w:rPr>
+      </w:pPr>
+      <w:r>
         <w:rPr>
           <w:rFonts w:ascii="Times New Roman" w:hAnsi="Times New Roman" w:cs="Times New Roman"/>
           <w:b/>
-          <w:color w:val="FF0000"/>
-          <w:sz w:val="24"/>
-          <w:szCs w:val="24"/>
-        </w:rPr>
-      </w:pPr>
-      <w:r>
-        <w:rPr>
-          <w:rFonts w:ascii="Times New Roman" w:hAnsi="Times New Roman" w:cs="Times New Roman"/>
-          <w:b/>
-          <w:color w:val="FF0000"/>
-          <w:sz w:val="24"/>
-          <w:szCs w:val="24"/>
-        </w:rPr>
-        <w:t>Псалом 116</w:t>
-      </w:r>
-    </w:p>
-    <w:p>
-      <w:pPr>
-        <w:spacing w:after="120"/>
-        <w:jc w:val="both"/>
-        <w:rPr>
-          <w:rFonts w:ascii="Times New Roman" w:hAnsi="Times New Roman" w:cs="Times New Roman"/>
-          <w:sz w:val="24"/>
-          <w:szCs w:val="24"/>
-          <w:u w:val="single"/>
-        </w:rPr>
-      </w:pPr>
-      <w:proofErr w:type="spellStart"/>
-      <w:r>
-        <w:rPr>
-          <w:rFonts w:ascii="Times New Roman" w:hAnsi="Times New Roman" w:cs="Times New Roman"/>
-          <w:i/>
-          <w:color w:val="FF0000"/>
-          <w:sz w:val="24"/>
-          <w:szCs w:val="24"/>
-        </w:rPr>
-        <w:t>Стих</w:t>
-      </w:r>
-      <w:proofErr w:type="spellEnd"/>
-      <w:r>
-        <w:rPr>
-          <w:rFonts w:ascii="Times New Roman" w:hAnsi="Times New Roman" w:cs="Times New Roman"/>
-          <w:i/>
-          <w:color w:val="FF0000"/>
-          <w:sz w:val="24"/>
-          <w:szCs w:val="24"/>
-        </w:rPr>
-        <w:t>:</w:t>
-      </w:r>
-      <w:r>
-        <w:rPr>
-          <w:rFonts w:ascii="Times New Roman" w:hAnsi="Times New Roman" w:cs="Times New Roman"/>
-          <w:i/>
-          <w:sz w:val="24"/>
-          <w:szCs w:val="24"/>
-        </w:rPr>
-        <w:t xml:space="preserve"> </w:t>
-      </w:r>
-      <w:proofErr w:type="spellStart"/>
-      <w:r>
-        <w:rPr>
-          <w:rFonts w:ascii="Times New Roman" w:hAnsi="Times New Roman" w:cs="Times New Roman"/>
-          <w:sz w:val="24"/>
-          <w:szCs w:val="24"/>
-          <w:u w:val="single"/>
-        </w:rPr>
-        <w:t>Хваліте</w:t>
-      </w:r>
-      <w:proofErr w:type="spellEnd"/>
-      <w:r>
-        <w:rPr>
-          <w:rFonts w:ascii="Times New Roman" w:hAnsi="Times New Roman" w:cs="Times New Roman"/>
-          <w:sz w:val="24"/>
-          <w:szCs w:val="24"/>
-          <w:u w:val="single"/>
-        </w:rPr>
-        <w:t xml:space="preserve"> Господа всі народи!* Прославляйте його всі люди!</w:t>
-      </w:r>
-    </w:p>
-    <w:p>
-      <w:pPr>
-        <w:pStyle w:val="a"/>
-        <w:spacing w:after="240"/>
-      </w:pPr>
-      <w:r>
-        <w:rPr>
-          <w:rFonts w:ascii="Times New Roman" w:hAnsi="Times New Roman"/>
-          <w:i/>
-          <w:color w:val="FF0000"/>
-          <w:sz w:val="24"/>
-          <w:highlight w:val="white"/>
-        </w:rPr>
-        <w:t xml:space="preserve">(г. 1, подібний: </w:t>
-      </w:r>
-      <w:r>
-        <w:rPr>
-          <w:rFonts w:ascii="Times New Roman" w:hAnsi="Times New Roman"/>
-          <w:i/>
-          <w:color w:val="FF0000"/>
-          <w:sz w:val="24"/>
-          <w:highlight w:val="white"/>
-        </w:rPr>
-        <w:t>Всехвальнії</w:t>
-      </w:r>
-      <w:r>
-        <w:rPr>
-          <w:rFonts w:ascii="Times New Roman" w:hAnsi="Times New Roman"/>
-          <w:i/>
-          <w:color w:val="FF0000"/>
-          <w:sz w:val="24"/>
-          <w:highlight w:val="white"/>
-        </w:rPr>
-        <w:t xml:space="preserve"> </w:t>
-      </w:r>
-      <w:r>
-        <w:rPr>
-          <w:rFonts w:ascii="Times New Roman" w:hAnsi="Times New Roman"/>
-          <w:i/>
-          <w:color w:val="FF0000"/>
-          <w:sz w:val="24"/>
-          <w:highlight w:val="white"/>
-        </w:rPr>
-        <w:t>мученици</w:t>
-      </w:r>
-      <w:r>
-        <w:rPr>
-          <w:rFonts w:ascii="Times New Roman" w:hAnsi="Times New Roman"/>
-          <w:i/>
-          <w:color w:val="FF0000"/>
-          <w:sz w:val="24"/>
-          <w:highlight w:val="white"/>
-        </w:rPr>
-        <w:t xml:space="preserve">): </w:t>
-      </w:r>
-      <w:r>
-        <w:rPr>
-          <w:rFonts w:ascii="Times New Roman" w:hAnsi="Times New Roman"/>
-          <w:sz w:val="24"/>
-          <w:highlight w:val="white"/>
-        </w:rPr>
-        <w:t>Сві́тлом</w:t>
-      </w:r>
-      <w:r>
-        <w:rPr>
-          <w:rFonts w:ascii="Times New Roman" w:hAnsi="Times New Roman"/>
-          <w:sz w:val="24"/>
-          <w:highlight w:val="white"/>
-        </w:rPr>
-        <w:t xml:space="preserve"> </w:t>
-      </w:r>
-      <w:r>
-        <w:rPr>
-          <w:rFonts w:ascii="Times New Roman" w:hAnsi="Times New Roman"/>
-          <w:sz w:val="24"/>
-          <w:highlight w:val="white"/>
-        </w:rPr>
-        <w:t>Тро́йці</w:t>
-      </w:r>
-      <w:r>
-        <w:rPr>
-          <w:rFonts w:ascii="Times New Roman" w:hAnsi="Times New Roman"/>
-          <w:sz w:val="24"/>
-          <w:highlight w:val="white"/>
-        </w:rPr>
-        <w:t xml:space="preserve"> </w:t>
-      </w:r>
-      <w:r>
-        <w:rPr>
-          <w:rFonts w:ascii="Times New Roman" w:hAnsi="Times New Roman"/>
-          <w:sz w:val="24"/>
-          <w:highlight w:val="white"/>
-        </w:rPr>
-        <w:t>збага́чена</w:t>
-      </w:r>
-      <w:r>
-        <w:rPr>
-          <w:rFonts w:ascii="Times New Roman" w:hAnsi="Times New Roman"/>
-          <w:sz w:val="24"/>
-          <w:highlight w:val="white"/>
-        </w:rPr>
-        <w:t xml:space="preserve">* </w:t>
-      </w:r>
-      <w:r>
-        <w:rPr>
-          <w:rFonts w:ascii="Times New Roman" w:hAnsi="Times New Roman"/>
-          <w:sz w:val="24"/>
-          <w:highlight w:val="white"/>
-        </w:rPr>
-        <w:t>дво́йця</w:t>
-      </w:r>
-      <w:r>
-        <w:rPr>
-          <w:rFonts w:ascii="Times New Roman" w:hAnsi="Times New Roman"/>
-          <w:sz w:val="24"/>
-          <w:highlight w:val="white"/>
-        </w:rPr>
-        <w:t xml:space="preserve"> </w:t>
-      </w:r>
-      <w:r>
-        <w:rPr>
-          <w:rFonts w:ascii="Times New Roman" w:hAnsi="Times New Roman"/>
-          <w:sz w:val="24"/>
-          <w:highlight w:val="white"/>
-        </w:rPr>
-        <w:t>страстоте́рпців</w:t>
-      </w:r>
-      <w:r>
-        <w:rPr>
-          <w:rFonts w:ascii="Times New Roman" w:hAnsi="Times New Roman"/>
-          <w:sz w:val="24"/>
-          <w:highlight w:val="white"/>
-        </w:rPr>
-        <w:t xml:space="preserve">,* </w:t>
-      </w:r>
-      <w:r>
-        <w:rPr>
-          <w:rFonts w:ascii="Times New Roman" w:hAnsi="Times New Roman"/>
-          <w:sz w:val="24"/>
-          <w:highlight w:val="white"/>
-        </w:rPr>
-        <w:t>боже́ственний</w:t>
-      </w:r>
-      <w:r>
-        <w:rPr>
-          <w:rFonts w:ascii="Times New Roman" w:hAnsi="Times New Roman"/>
-          <w:sz w:val="24"/>
-          <w:highlight w:val="white"/>
-        </w:rPr>
-        <w:t xml:space="preserve"> </w:t>
-      </w:r>
-      <w:r>
-        <w:rPr>
-          <w:rFonts w:ascii="Times New Roman" w:hAnsi="Times New Roman"/>
-          <w:sz w:val="24"/>
-          <w:highlight w:val="white"/>
-        </w:rPr>
-        <w:t>Алекса́ндр</w:t>
-      </w:r>
-      <w:r>
-        <w:rPr>
-          <w:rFonts w:ascii="Times New Roman" w:hAnsi="Times New Roman"/>
-          <w:sz w:val="24"/>
-          <w:highlight w:val="white"/>
-        </w:rPr>
-        <w:t xml:space="preserve"> із </w:t>
-      </w:r>
-      <w:r>
-        <w:rPr>
-          <w:rFonts w:ascii="Times New Roman" w:hAnsi="Times New Roman"/>
-          <w:sz w:val="24"/>
-          <w:highlight w:val="white"/>
-        </w:rPr>
-        <w:t>Антоні́ною</w:t>
-      </w:r>
-      <w:r>
-        <w:rPr>
-          <w:rFonts w:ascii="Times New Roman" w:hAnsi="Times New Roman"/>
-          <w:sz w:val="24"/>
-          <w:highlight w:val="white"/>
-        </w:rPr>
-        <w:t xml:space="preserve">,* з </w:t>
-      </w:r>
-      <w:r>
-        <w:rPr>
-          <w:rFonts w:ascii="Times New Roman" w:hAnsi="Times New Roman"/>
-          <w:sz w:val="24"/>
-          <w:highlight w:val="white"/>
-        </w:rPr>
-        <w:t>усіє́ю</w:t>
-      </w:r>
-      <w:r>
-        <w:rPr>
-          <w:rFonts w:ascii="Times New Roman" w:hAnsi="Times New Roman"/>
-          <w:sz w:val="24"/>
-          <w:highlight w:val="white"/>
-        </w:rPr>
-        <w:t xml:space="preserve"> </w:t>
-      </w:r>
-      <w:r>
-        <w:rPr>
-          <w:rFonts w:ascii="Times New Roman" w:hAnsi="Times New Roman"/>
-          <w:sz w:val="24"/>
-          <w:highlight w:val="white"/>
-        </w:rPr>
-        <w:t>му́жністю</w:t>
-      </w:r>
-      <w:r>
-        <w:rPr>
-          <w:rFonts w:ascii="Times New Roman" w:hAnsi="Times New Roman"/>
-          <w:sz w:val="24"/>
-          <w:highlight w:val="white"/>
-        </w:rPr>
-        <w:t xml:space="preserve"> </w:t>
-      </w:r>
-      <w:r>
-        <w:rPr>
-          <w:rFonts w:ascii="Times New Roman" w:hAnsi="Times New Roman"/>
-          <w:sz w:val="24"/>
-          <w:highlight w:val="white"/>
-        </w:rPr>
-        <w:t>змага́лися</w:t>
-      </w:r>
-      <w:r>
-        <w:rPr>
-          <w:rFonts w:ascii="Times New Roman" w:hAnsi="Times New Roman"/>
-          <w:sz w:val="24"/>
-          <w:highlight w:val="white"/>
-        </w:rPr>
-        <w:t xml:space="preserve">,* </w:t>
-      </w:r>
-      <w:r>
-        <w:rPr>
-          <w:rFonts w:ascii="Times New Roman" w:hAnsi="Times New Roman"/>
-          <w:sz w:val="24"/>
-          <w:highlight w:val="white"/>
-        </w:rPr>
-        <w:t>торту́ри</w:t>
-      </w:r>
-      <w:r>
-        <w:rPr>
-          <w:rFonts w:ascii="Times New Roman" w:hAnsi="Times New Roman"/>
-          <w:sz w:val="24"/>
-          <w:highlight w:val="white"/>
-        </w:rPr>
-        <w:t xml:space="preserve"> </w:t>
-      </w:r>
-      <w:r>
-        <w:rPr>
-          <w:rFonts w:ascii="Times New Roman" w:hAnsi="Times New Roman"/>
-          <w:sz w:val="24"/>
-          <w:highlight w:val="white"/>
-        </w:rPr>
-        <w:t>винахі́дливі</w:t>
-      </w:r>
-      <w:r>
-        <w:rPr>
-          <w:rFonts w:ascii="Times New Roman" w:hAnsi="Times New Roman"/>
-          <w:sz w:val="24"/>
-          <w:highlight w:val="white"/>
-        </w:rPr>
-        <w:t xml:space="preserve">* </w:t>
-      </w:r>
-      <w:r>
-        <w:rPr>
-          <w:rFonts w:ascii="Times New Roman" w:hAnsi="Times New Roman"/>
-          <w:sz w:val="24"/>
-          <w:highlight w:val="white"/>
-        </w:rPr>
-        <w:t>обо́є</w:t>
-      </w:r>
-      <w:r>
-        <w:rPr>
-          <w:rFonts w:ascii="Times New Roman" w:hAnsi="Times New Roman"/>
-          <w:sz w:val="24"/>
-          <w:highlight w:val="white"/>
-        </w:rPr>
-        <w:t xml:space="preserve"> </w:t>
-      </w:r>
-      <w:r>
-        <w:rPr>
-          <w:rFonts w:ascii="Times New Roman" w:hAnsi="Times New Roman"/>
-          <w:sz w:val="24"/>
-          <w:highlight w:val="white"/>
-        </w:rPr>
-        <w:t>перетерпі́вши</w:t>
-      </w:r>
-      <w:r>
-        <w:rPr>
-          <w:rFonts w:ascii="Times New Roman" w:hAnsi="Times New Roman"/>
-          <w:sz w:val="24"/>
-          <w:highlight w:val="white"/>
-        </w:rPr>
-        <w:t xml:space="preserve"> за Христа́,* </w:t>
-      </w:r>
-      <w:r>
-        <w:rPr>
-          <w:rFonts w:ascii="Times New Roman" w:hAnsi="Times New Roman"/>
-          <w:sz w:val="24"/>
-          <w:highlight w:val="white"/>
-        </w:rPr>
-        <w:t>яко́го</w:t>
-      </w:r>
-      <w:r>
-        <w:rPr>
-          <w:rFonts w:ascii="Times New Roman" w:hAnsi="Times New Roman"/>
-          <w:sz w:val="24"/>
-          <w:highlight w:val="white"/>
-        </w:rPr>
-        <w:t xml:space="preserve"> </w:t>
-      </w:r>
-      <w:r>
-        <w:rPr>
-          <w:rFonts w:ascii="Times New Roman" w:hAnsi="Times New Roman"/>
-          <w:sz w:val="24"/>
-          <w:highlight w:val="white"/>
-        </w:rPr>
-        <w:t>ни́ні</w:t>
-      </w:r>
-      <w:r>
-        <w:rPr>
-          <w:rFonts w:ascii="Times New Roman" w:hAnsi="Times New Roman"/>
-          <w:sz w:val="24"/>
-          <w:highlight w:val="white"/>
-        </w:rPr>
-        <w:t xml:space="preserve"> </w:t>
-      </w:r>
-      <w:r>
-        <w:rPr>
-          <w:rFonts w:ascii="Times New Roman" w:hAnsi="Times New Roman"/>
-          <w:sz w:val="24"/>
-          <w:highlight w:val="white"/>
-        </w:rPr>
-        <w:t>мо́лять</w:t>
-      </w:r>
-      <w:r>
-        <w:rPr>
-          <w:rFonts w:ascii="Times New Roman" w:hAnsi="Times New Roman"/>
-          <w:sz w:val="24"/>
-          <w:highlight w:val="white"/>
-        </w:rPr>
-        <w:t xml:space="preserve">* </w:t>
-      </w:r>
-      <w:r>
-        <w:rPr>
-          <w:rFonts w:ascii="Times New Roman" w:hAnsi="Times New Roman"/>
-          <w:sz w:val="24"/>
-          <w:highlight w:val="white"/>
-        </w:rPr>
-        <w:t>дарува́ти</w:t>
-      </w:r>
-      <w:r>
-        <w:rPr>
-          <w:rFonts w:ascii="Times New Roman" w:hAnsi="Times New Roman"/>
-          <w:sz w:val="24"/>
-          <w:highlight w:val="white"/>
-        </w:rPr>
-        <w:t xml:space="preserve"> </w:t>
-      </w:r>
-      <w:r>
-        <w:rPr>
-          <w:rFonts w:ascii="Times New Roman" w:hAnsi="Times New Roman"/>
-          <w:sz w:val="24"/>
-          <w:highlight w:val="white"/>
-        </w:rPr>
-        <w:t>ду́шам</w:t>
-      </w:r>
-      <w:r>
-        <w:rPr>
-          <w:rFonts w:ascii="Times New Roman" w:hAnsi="Times New Roman"/>
-          <w:sz w:val="24"/>
-          <w:highlight w:val="white"/>
-        </w:rPr>
-        <w:t xml:space="preserve"> </w:t>
-      </w:r>
-      <w:r>
-        <w:rPr>
-          <w:rFonts w:ascii="Times New Roman" w:hAnsi="Times New Roman"/>
-          <w:sz w:val="24"/>
-          <w:highlight w:val="white"/>
-        </w:rPr>
-        <w:t>на́шим</w:t>
-      </w:r>
-      <w:r>
-        <w:rPr>
-          <w:rFonts w:ascii="Times New Roman" w:hAnsi="Times New Roman"/>
-          <w:sz w:val="24"/>
-          <w:highlight w:val="white"/>
-        </w:rPr>
-        <w:t xml:space="preserve">* мир і </w:t>
-      </w:r>
-      <w:r>
-        <w:rPr>
-          <w:rFonts w:ascii="Times New Roman" w:hAnsi="Times New Roman"/>
-          <w:sz w:val="24"/>
-          <w:highlight w:val="white"/>
-        </w:rPr>
-        <w:t>вели́ку</w:t>
-      </w:r>
-      <w:r>
-        <w:rPr>
-          <w:rFonts w:ascii="Times New Roman" w:hAnsi="Times New Roman"/>
-          <w:sz w:val="24"/>
-          <w:highlight w:val="white"/>
-        </w:rPr>
-        <w:t xml:space="preserve"> </w:t>
-      </w:r>
-      <w:r>
-        <w:rPr>
-          <w:rFonts w:ascii="Times New Roman" w:hAnsi="Times New Roman"/>
-          <w:sz w:val="24"/>
-          <w:highlight w:val="white"/>
-        </w:rPr>
-        <w:t>ми́лість</w:t>
-      </w:r>
-      <w:r>
-        <w:rPr>
-          <w:rFonts w:ascii="Times New Roman" w:hAnsi="Times New Roman"/>
-          <w:sz w:val="24"/>
-          <w:highlight w:val="white"/>
-        </w:rPr>
-        <w:t>.</w:t>
-      </w:r>
-    </w:p>
-    <w:p>
-      <w:pPr>
-        <w:spacing w:after="120"/>
-        <w:jc w:val="both"/>
-        <w:rPr>
-          <w:rFonts w:ascii="Times New Roman" w:hAnsi="Times New Roman" w:cs="Times New Roman"/>
-          <w:sz w:val="24"/>
-          <w:szCs w:val="24"/>
-          <w:u w:val="single"/>
-        </w:rPr>
-      </w:pPr>
-      <w:proofErr w:type="spellStart"/>
-      <w:r>
-        <w:rPr>
-          <w:rFonts w:ascii="Times New Roman" w:hAnsi="Times New Roman" w:cs="Times New Roman"/>
-          <w:i/>
-          <w:color w:val="FF0000"/>
-          <w:sz w:val="24"/>
-          <w:szCs w:val="24"/>
-        </w:rPr>
-        <w:t>Стих</w:t>
-      </w:r>
-      <w:proofErr w:type="spellEnd"/>
-      <w:r>
-        <w:rPr>
-          <w:rFonts w:ascii="Times New Roman" w:hAnsi="Times New Roman" w:cs="Times New Roman"/>
-          <w:i/>
-          <w:color w:val="FF0000"/>
-          <w:sz w:val="24"/>
-          <w:szCs w:val="24"/>
-        </w:rPr>
-        <w:t xml:space="preserve">: </w:t>
-      </w:r>
-      <w:r>
-        <w:rPr>
-          <w:rFonts w:ascii="Times New Roman" w:hAnsi="Times New Roman" w:cs="Times New Roman"/>
-          <w:sz w:val="24"/>
-          <w:szCs w:val="24"/>
-          <w:u w:val="single"/>
-        </w:rPr>
-        <w:t>Велике бо до нас його милосердя, і вірність Господа повіки.</w:t>
-      </w:r>
-    </w:p>
-    <w:p>
-      <w:pPr>
-        <w:pStyle w:val="a"/>
-        <w:spacing w:after="240"/>
-      </w:pPr>
-      <w:r>
-        <w:rPr>
-          <w:rFonts w:ascii="Times New Roman" w:hAnsi="Times New Roman"/>
-          <w:sz w:val="24"/>
-          <w:highlight w:val="white"/>
-        </w:rPr>
-        <w:t>Подві́йний</w:t>
-      </w:r>
-      <w:r>
-        <w:rPr>
-          <w:rFonts w:ascii="Times New Roman" w:hAnsi="Times New Roman"/>
-          <w:sz w:val="24"/>
-          <w:highlight w:val="white"/>
-        </w:rPr>
-        <w:t xml:space="preserve"> </w:t>
-      </w:r>
-      <w:r>
-        <w:rPr>
-          <w:rFonts w:ascii="Times New Roman" w:hAnsi="Times New Roman"/>
-          <w:sz w:val="24"/>
-          <w:highlight w:val="white"/>
-        </w:rPr>
-        <w:t>віне́ць</w:t>
-      </w:r>
-      <w:r>
-        <w:rPr>
-          <w:rFonts w:ascii="Times New Roman" w:hAnsi="Times New Roman"/>
-          <w:sz w:val="24"/>
-          <w:highlight w:val="white"/>
-        </w:rPr>
-        <w:t xml:space="preserve">* </w:t>
-      </w:r>
-      <w:r>
-        <w:rPr>
-          <w:rFonts w:ascii="Times New Roman" w:hAnsi="Times New Roman"/>
-          <w:sz w:val="24"/>
-          <w:highlight w:val="white"/>
-        </w:rPr>
-        <w:t>отри́мала</w:t>
-      </w:r>
-      <w:r>
-        <w:rPr>
-          <w:rFonts w:ascii="Times New Roman" w:hAnsi="Times New Roman"/>
-          <w:sz w:val="24"/>
-          <w:highlight w:val="white"/>
-        </w:rPr>
-        <w:t xml:space="preserve"> ти </w:t>
-      </w:r>
-      <w:r>
-        <w:rPr>
-          <w:rFonts w:ascii="Times New Roman" w:hAnsi="Times New Roman"/>
-          <w:sz w:val="24"/>
-          <w:highlight w:val="white"/>
-        </w:rPr>
-        <w:t>я́вно</w:t>
-      </w:r>
-      <w:r>
-        <w:rPr>
-          <w:rFonts w:ascii="Times New Roman" w:hAnsi="Times New Roman"/>
-          <w:sz w:val="24"/>
-          <w:highlight w:val="white"/>
-        </w:rPr>
-        <w:t xml:space="preserve">,* </w:t>
-      </w:r>
-      <w:r>
-        <w:rPr>
-          <w:rFonts w:ascii="Times New Roman" w:hAnsi="Times New Roman"/>
-          <w:sz w:val="24"/>
-          <w:highlight w:val="white"/>
-        </w:rPr>
-        <w:t>Антоні́но</w:t>
-      </w:r>
-      <w:r>
-        <w:rPr>
-          <w:rFonts w:ascii="Times New Roman" w:hAnsi="Times New Roman"/>
-          <w:sz w:val="24"/>
-          <w:highlight w:val="white"/>
-        </w:rPr>
-        <w:t xml:space="preserve"> </w:t>
-      </w:r>
-      <w:r>
-        <w:rPr>
-          <w:rFonts w:ascii="Times New Roman" w:hAnsi="Times New Roman"/>
-          <w:sz w:val="24"/>
-          <w:highlight w:val="white"/>
-        </w:rPr>
-        <w:t>всесвяще́нна</w:t>
-      </w:r>
-      <w:r>
-        <w:rPr>
-          <w:rFonts w:ascii="Times New Roman" w:hAnsi="Times New Roman"/>
-          <w:sz w:val="24"/>
-          <w:highlight w:val="white"/>
-        </w:rPr>
-        <w:t xml:space="preserve">:* чистоти́ і </w:t>
-      </w:r>
-      <w:r>
-        <w:rPr>
-          <w:rFonts w:ascii="Times New Roman" w:hAnsi="Times New Roman"/>
-          <w:sz w:val="24"/>
-          <w:highlight w:val="white"/>
-        </w:rPr>
-        <w:t>по́двигу</w:t>
-      </w:r>
-      <w:r>
-        <w:rPr>
-          <w:rFonts w:ascii="Times New Roman" w:hAnsi="Times New Roman"/>
-          <w:sz w:val="24"/>
-          <w:highlight w:val="white"/>
-        </w:rPr>
-        <w:t xml:space="preserve">,* </w:t>
-      </w:r>
-      <w:r>
-        <w:rPr>
-          <w:rFonts w:ascii="Times New Roman" w:hAnsi="Times New Roman"/>
-          <w:sz w:val="24"/>
-          <w:highlight w:val="white"/>
-        </w:rPr>
-        <w:t>перемі́гши</w:t>
-      </w:r>
-      <w:r>
-        <w:rPr>
-          <w:rFonts w:ascii="Times New Roman" w:hAnsi="Times New Roman"/>
-          <w:sz w:val="24"/>
-          <w:highlight w:val="white"/>
-        </w:rPr>
-        <w:t xml:space="preserve"> </w:t>
-      </w:r>
-      <w:r>
-        <w:rPr>
-          <w:rFonts w:ascii="Times New Roman" w:hAnsi="Times New Roman"/>
-          <w:sz w:val="24"/>
-          <w:highlight w:val="white"/>
-        </w:rPr>
-        <w:t>воро́жі</w:t>
-      </w:r>
-      <w:r>
-        <w:rPr>
-          <w:rFonts w:ascii="Times New Roman" w:hAnsi="Times New Roman"/>
-          <w:sz w:val="24"/>
-          <w:highlight w:val="white"/>
-        </w:rPr>
-        <w:t xml:space="preserve"> </w:t>
-      </w:r>
-      <w:r>
-        <w:rPr>
-          <w:rFonts w:ascii="Times New Roman" w:hAnsi="Times New Roman"/>
-          <w:sz w:val="24"/>
-          <w:highlight w:val="white"/>
-        </w:rPr>
-        <w:t>хи́трощі</w:t>
-      </w:r>
-      <w:r>
-        <w:rPr>
-          <w:rFonts w:ascii="Times New Roman" w:hAnsi="Times New Roman"/>
-          <w:sz w:val="24"/>
-          <w:highlight w:val="white"/>
-        </w:rPr>
-        <w:t xml:space="preserve">* як </w:t>
-      </w:r>
-      <w:r>
-        <w:rPr>
-          <w:rFonts w:ascii="Times New Roman" w:hAnsi="Times New Roman"/>
-          <w:sz w:val="24"/>
-          <w:highlight w:val="white"/>
-        </w:rPr>
-        <w:t>пе́ред</w:t>
-      </w:r>
-      <w:r>
-        <w:rPr>
-          <w:rFonts w:ascii="Times New Roman" w:hAnsi="Times New Roman"/>
-          <w:sz w:val="24"/>
-          <w:highlight w:val="white"/>
-        </w:rPr>
-        <w:t xml:space="preserve"> </w:t>
-      </w:r>
-      <w:r>
-        <w:rPr>
-          <w:rFonts w:ascii="Times New Roman" w:hAnsi="Times New Roman"/>
-          <w:sz w:val="24"/>
-          <w:highlight w:val="white"/>
-        </w:rPr>
-        <w:t>змага́нням</w:t>
-      </w:r>
-      <w:r>
-        <w:rPr>
-          <w:rFonts w:ascii="Times New Roman" w:hAnsi="Times New Roman"/>
-          <w:sz w:val="24"/>
-          <w:highlight w:val="white"/>
-        </w:rPr>
-        <w:t xml:space="preserve">, так </w:t>
-      </w:r>
-      <w:r>
-        <w:rPr>
-          <w:rFonts w:ascii="Times New Roman" w:hAnsi="Times New Roman"/>
-          <w:sz w:val="24"/>
-          <w:highlight w:val="white"/>
-        </w:rPr>
-        <w:t>зно́ву</w:t>
-      </w:r>
-      <w:r>
-        <w:rPr>
-          <w:rFonts w:ascii="Times New Roman" w:hAnsi="Times New Roman"/>
-          <w:sz w:val="24"/>
-          <w:highlight w:val="white"/>
-        </w:rPr>
-        <w:t xml:space="preserve"> в час боротьби́ </w:t>
-      </w:r>
-      <w:r>
-        <w:rPr>
-          <w:rFonts w:ascii="Times New Roman" w:hAnsi="Times New Roman"/>
-          <w:sz w:val="24"/>
-          <w:highlight w:val="white"/>
-        </w:rPr>
-        <w:t>твоє́ї</w:t>
-      </w:r>
-      <w:r>
-        <w:rPr>
-          <w:rFonts w:ascii="Times New Roman" w:hAnsi="Times New Roman"/>
-          <w:sz w:val="24"/>
-          <w:highlight w:val="white"/>
-        </w:rPr>
-        <w:t xml:space="preserve">;* Христа́ </w:t>
-      </w:r>
-      <w:r>
-        <w:rPr>
-          <w:rFonts w:ascii="Times New Roman" w:hAnsi="Times New Roman"/>
-          <w:sz w:val="24"/>
-          <w:highlight w:val="white"/>
-        </w:rPr>
-        <w:t>блага́й</w:t>
-      </w:r>
-      <w:r>
-        <w:rPr>
-          <w:rFonts w:ascii="Times New Roman" w:hAnsi="Times New Roman"/>
-          <w:sz w:val="24"/>
-          <w:highlight w:val="white"/>
-        </w:rPr>
-        <w:t xml:space="preserve">* </w:t>
-      </w:r>
-      <w:r>
-        <w:rPr>
-          <w:rFonts w:ascii="Times New Roman" w:hAnsi="Times New Roman"/>
-          <w:sz w:val="24"/>
-          <w:highlight w:val="white"/>
-        </w:rPr>
-        <w:t>дарува́ти</w:t>
-      </w:r>
-      <w:r>
-        <w:rPr>
-          <w:rFonts w:ascii="Times New Roman" w:hAnsi="Times New Roman"/>
-          <w:sz w:val="24"/>
-          <w:highlight w:val="white"/>
-        </w:rPr>
-        <w:t xml:space="preserve"> </w:t>
-      </w:r>
-      <w:r>
-        <w:rPr>
-          <w:rFonts w:ascii="Times New Roman" w:hAnsi="Times New Roman"/>
-          <w:sz w:val="24"/>
-          <w:highlight w:val="white"/>
-        </w:rPr>
-        <w:t>ду́шам</w:t>
-      </w:r>
-      <w:r>
-        <w:rPr>
-          <w:rFonts w:ascii="Times New Roman" w:hAnsi="Times New Roman"/>
-          <w:sz w:val="24"/>
-          <w:highlight w:val="white"/>
-        </w:rPr>
-        <w:t xml:space="preserve"> </w:t>
-      </w:r>
-      <w:r>
-        <w:rPr>
-          <w:rFonts w:ascii="Times New Roman" w:hAnsi="Times New Roman"/>
-          <w:sz w:val="24"/>
-          <w:highlight w:val="white"/>
-        </w:rPr>
-        <w:t>на́шим</w:t>
-      </w:r>
-      <w:r>
-        <w:rPr>
-          <w:rFonts w:ascii="Times New Roman" w:hAnsi="Times New Roman"/>
-          <w:sz w:val="24"/>
-          <w:highlight w:val="white"/>
-        </w:rPr>
-        <w:t xml:space="preserve">* мир і </w:t>
-      </w:r>
-      <w:r>
-        <w:rPr>
-          <w:rFonts w:ascii="Times New Roman" w:hAnsi="Times New Roman"/>
-          <w:sz w:val="24"/>
-          <w:highlight w:val="white"/>
-        </w:rPr>
-        <w:t>вели́ку</w:t>
-      </w:r>
-      <w:r>
-        <w:rPr>
-          <w:rFonts w:ascii="Times New Roman" w:hAnsi="Times New Roman"/>
-          <w:sz w:val="24"/>
-          <w:highlight w:val="white"/>
-        </w:rPr>
-        <w:t xml:space="preserve"> </w:t>
-      </w:r>
-      <w:r>
-        <w:rPr>
-          <w:rFonts w:ascii="Times New Roman" w:hAnsi="Times New Roman"/>
-          <w:sz w:val="24"/>
-          <w:highlight w:val="white"/>
-        </w:rPr>
-        <w:t>ми́лість</w:t>
-      </w:r>
-      <w:r>
-        <w:rPr>
-          <w:rFonts w:ascii="Times New Roman" w:hAnsi="Times New Roman"/>
-          <w:sz w:val="24"/>
-          <w:highlight w:val="white"/>
-        </w:rPr>
-        <w:t>.</w:t>
-      </w:r>
-    </w:p>
-    <w:p>
-      <w:pPr>
-        <w:pStyle w:val="a"/>
-        <w:spacing w:after="240"/>
-      </w:pPr>
-      <w:r>
-        <w:rPr>
-          <w:rFonts w:ascii="Times New Roman" w:hAnsi="Times New Roman"/>
-          <w:b/>
-          <w:color w:val="222222"/>
-          <w:sz w:val="24"/>
-          <w:highlight w:val="white"/>
-        </w:rPr>
-        <w:t xml:space="preserve">Слава, і нині </w:t>
-      </w:r>
-      <w:r>
-        <w:rPr>
-          <w:rFonts w:ascii="Times New Roman" w:hAnsi="Times New Roman"/>
-          <w:i/>
-          <w:color w:val="FF0000"/>
-          <w:sz w:val="24"/>
-          <w:highlight w:val="white"/>
-        </w:rPr>
-        <w:t xml:space="preserve">(богородичний): </w:t>
-      </w:r>
-      <w:r>
-        <w:rPr>
-          <w:rFonts w:ascii="Times New Roman" w:hAnsi="Times New Roman"/>
-          <w:sz w:val="24"/>
-          <w:highlight w:val="white"/>
-        </w:rPr>
-        <w:t xml:space="preserve">Без </w:t>
-      </w:r>
-      <w:r>
-        <w:rPr>
-          <w:rFonts w:ascii="Times New Roman" w:hAnsi="Times New Roman"/>
-          <w:sz w:val="24"/>
-          <w:highlight w:val="white"/>
-        </w:rPr>
-        <w:t>лі́ку</w:t>
-      </w:r>
-      <w:r>
-        <w:rPr>
-          <w:rFonts w:ascii="Times New Roman" w:hAnsi="Times New Roman"/>
-          <w:sz w:val="24"/>
-          <w:highlight w:val="white"/>
-        </w:rPr>
-        <w:t xml:space="preserve">, </w:t>
-      </w:r>
-      <w:r>
-        <w:rPr>
-          <w:rFonts w:ascii="Times New Roman" w:hAnsi="Times New Roman"/>
-          <w:sz w:val="24"/>
-          <w:highlight w:val="white"/>
-        </w:rPr>
-        <w:t>Пречи́стая</w:t>
-      </w:r>
-      <w:r>
-        <w:rPr>
-          <w:rFonts w:ascii="Times New Roman" w:hAnsi="Times New Roman"/>
-          <w:sz w:val="24"/>
-          <w:highlight w:val="white"/>
-        </w:rPr>
-        <w:t xml:space="preserve">,* </w:t>
-      </w:r>
-      <w:r>
-        <w:rPr>
-          <w:rFonts w:ascii="Times New Roman" w:hAnsi="Times New Roman"/>
-          <w:sz w:val="24"/>
-          <w:highlight w:val="white"/>
-        </w:rPr>
-        <w:t>обіця́в</w:t>
-      </w:r>
-      <w:r>
-        <w:rPr>
-          <w:rFonts w:ascii="Times New Roman" w:hAnsi="Times New Roman"/>
-          <w:sz w:val="24"/>
-          <w:highlight w:val="white"/>
-        </w:rPr>
-        <w:t xml:space="preserve"> я </w:t>
-      </w:r>
-      <w:r>
-        <w:rPr>
-          <w:rFonts w:ascii="Times New Roman" w:hAnsi="Times New Roman"/>
-          <w:sz w:val="24"/>
-          <w:highlight w:val="white"/>
-        </w:rPr>
-        <w:t>сотвори́ти</w:t>
-      </w:r>
-      <w:r>
-        <w:rPr>
-          <w:rFonts w:ascii="Times New Roman" w:hAnsi="Times New Roman"/>
-          <w:sz w:val="24"/>
-          <w:highlight w:val="white"/>
-        </w:rPr>
-        <w:t xml:space="preserve"> </w:t>
-      </w:r>
-      <w:r>
-        <w:rPr>
-          <w:rFonts w:ascii="Times New Roman" w:hAnsi="Times New Roman"/>
-          <w:sz w:val="24"/>
-          <w:highlight w:val="white"/>
-        </w:rPr>
-        <w:t>покая́ння</w:t>
-      </w:r>
-      <w:r>
-        <w:rPr>
-          <w:rFonts w:ascii="Times New Roman" w:hAnsi="Times New Roman"/>
-          <w:sz w:val="24"/>
-          <w:highlight w:val="white"/>
-        </w:rPr>
-        <w:t xml:space="preserve"> за мої́ гріхи́;* але́ не </w:t>
-      </w:r>
-      <w:r>
-        <w:rPr>
-          <w:rFonts w:ascii="Times New Roman" w:hAnsi="Times New Roman"/>
-          <w:sz w:val="24"/>
-          <w:highlight w:val="white"/>
-        </w:rPr>
-        <w:t>покида́є</w:t>
-      </w:r>
-      <w:r>
-        <w:rPr>
-          <w:rFonts w:ascii="Times New Roman" w:hAnsi="Times New Roman"/>
-          <w:sz w:val="24"/>
-          <w:highlight w:val="white"/>
-        </w:rPr>
-        <w:t xml:space="preserve"> мене́ </w:t>
-      </w:r>
-      <w:r>
-        <w:rPr>
-          <w:rFonts w:ascii="Times New Roman" w:hAnsi="Times New Roman"/>
-          <w:sz w:val="24"/>
-          <w:highlight w:val="white"/>
-        </w:rPr>
-        <w:t>лю́бий</w:t>
-      </w:r>
-      <w:r>
-        <w:rPr>
-          <w:rFonts w:ascii="Times New Roman" w:hAnsi="Times New Roman"/>
-          <w:sz w:val="24"/>
-          <w:highlight w:val="white"/>
-        </w:rPr>
-        <w:t xml:space="preserve"> </w:t>
-      </w:r>
-      <w:r>
-        <w:rPr>
-          <w:rFonts w:ascii="Times New Roman" w:hAnsi="Times New Roman"/>
-          <w:sz w:val="24"/>
-          <w:highlight w:val="white"/>
-        </w:rPr>
-        <w:t>зви́чай</w:t>
-      </w:r>
-      <w:r>
-        <w:rPr>
-          <w:rFonts w:ascii="Times New Roman" w:hAnsi="Times New Roman"/>
-          <w:sz w:val="24"/>
-          <w:highlight w:val="white"/>
-        </w:rPr>
-        <w:t xml:space="preserve"> зол мої́х.* </w:t>
-      </w:r>
-      <w:r>
-        <w:rPr>
-          <w:rFonts w:ascii="Times New Roman" w:hAnsi="Times New Roman"/>
-          <w:sz w:val="24"/>
-          <w:highlight w:val="white"/>
-        </w:rPr>
-        <w:t>Че́рез</w:t>
-      </w:r>
-      <w:r>
-        <w:rPr>
-          <w:rFonts w:ascii="Times New Roman" w:hAnsi="Times New Roman"/>
-          <w:sz w:val="24"/>
-          <w:highlight w:val="white"/>
-        </w:rPr>
-        <w:t xml:space="preserve"> те до </w:t>
-      </w:r>
-      <w:r>
-        <w:rPr>
-          <w:rFonts w:ascii="Times New Roman" w:hAnsi="Times New Roman"/>
-          <w:sz w:val="24"/>
-          <w:highlight w:val="white"/>
-        </w:rPr>
-        <w:t>Те́бе</w:t>
-      </w:r>
-      <w:r>
-        <w:rPr>
-          <w:rFonts w:ascii="Times New Roman" w:hAnsi="Times New Roman"/>
-          <w:sz w:val="24"/>
-          <w:highlight w:val="white"/>
-        </w:rPr>
-        <w:t xml:space="preserve"> </w:t>
-      </w:r>
-      <w:r>
-        <w:rPr>
-          <w:rFonts w:ascii="Times New Roman" w:hAnsi="Times New Roman"/>
-          <w:sz w:val="24"/>
-          <w:highlight w:val="white"/>
-        </w:rPr>
-        <w:t>вола́ю</w:t>
-      </w:r>
-      <w:r>
-        <w:rPr>
-          <w:rFonts w:ascii="Times New Roman" w:hAnsi="Times New Roman"/>
-          <w:sz w:val="24"/>
-          <w:highlight w:val="white"/>
-        </w:rPr>
-        <w:t xml:space="preserve">* і </w:t>
-      </w:r>
-      <w:r>
-        <w:rPr>
-          <w:rFonts w:ascii="Times New Roman" w:hAnsi="Times New Roman"/>
-          <w:sz w:val="24"/>
-          <w:highlight w:val="white"/>
-        </w:rPr>
-        <w:t>припада́ю</w:t>
-      </w:r>
-      <w:r>
-        <w:rPr>
-          <w:rFonts w:ascii="Times New Roman" w:hAnsi="Times New Roman"/>
-          <w:sz w:val="24"/>
-          <w:highlight w:val="white"/>
-        </w:rPr>
-        <w:t xml:space="preserve">, </w:t>
-      </w:r>
-      <w:r>
-        <w:rPr>
-          <w:rFonts w:ascii="Times New Roman" w:hAnsi="Times New Roman"/>
-          <w:sz w:val="24"/>
-          <w:highlight w:val="white"/>
-        </w:rPr>
-        <w:t>мо́лячись</w:t>
-      </w:r>
-      <w:r>
-        <w:rPr>
-          <w:rFonts w:ascii="Times New Roman" w:hAnsi="Times New Roman"/>
-          <w:sz w:val="24"/>
-          <w:highlight w:val="white"/>
-        </w:rPr>
-        <w:t xml:space="preserve">:* Ти, </w:t>
-      </w:r>
-      <w:r>
-        <w:rPr>
-          <w:rFonts w:ascii="Times New Roman" w:hAnsi="Times New Roman"/>
-          <w:sz w:val="24"/>
-          <w:highlight w:val="white"/>
-        </w:rPr>
-        <w:t>Влади́чице</w:t>
-      </w:r>
-      <w:r>
-        <w:rPr>
-          <w:rFonts w:ascii="Times New Roman" w:hAnsi="Times New Roman"/>
-          <w:sz w:val="24"/>
-          <w:highlight w:val="white"/>
-        </w:rPr>
-        <w:t xml:space="preserve">,* </w:t>
-      </w:r>
-      <w:r>
-        <w:rPr>
-          <w:rFonts w:ascii="Times New Roman" w:hAnsi="Times New Roman"/>
-          <w:sz w:val="24"/>
-          <w:highlight w:val="white"/>
-        </w:rPr>
-        <w:t>ви́рятуй</w:t>
-      </w:r>
-      <w:r>
-        <w:rPr>
-          <w:rFonts w:ascii="Times New Roman" w:hAnsi="Times New Roman"/>
-          <w:sz w:val="24"/>
-          <w:highlight w:val="white"/>
-        </w:rPr>
-        <w:t xml:space="preserve"> мене́ з </w:t>
-      </w:r>
-      <w:r>
-        <w:rPr>
-          <w:rFonts w:ascii="Times New Roman" w:hAnsi="Times New Roman"/>
-          <w:sz w:val="24"/>
-          <w:highlight w:val="white"/>
-        </w:rPr>
-        <w:t>ціє́ї</w:t>
-      </w:r>
-      <w:r>
-        <w:rPr>
-          <w:rFonts w:ascii="Times New Roman" w:hAnsi="Times New Roman"/>
-          <w:sz w:val="24"/>
-          <w:highlight w:val="white"/>
-        </w:rPr>
-        <w:t xml:space="preserve"> </w:t>
-      </w:r>
-      <w:r>
-        <w:rPr>
-          <w:rFonts w:ascii="Times New Roman" w:hAnsi="Times New Roman"/>
-          <w:sz w:val="24"/>
-          <w:highlight w:val="white"/>
-        </w:rPr>
-        <w:t>тирані́ї</w:t>
-      </w:r>
-      <w:r>
-        <w:rPr>
-          <w:rFonts w:ascii="Times New Roman" w:hAnsi="Times New Roman"/>
-          <w:sz w:val="24"/>
-          <w:highlight w:val="white"/>
-        </w:rPr>
-        <w:t xml:space="preserve">,* </w:t>
-      </w:r>
-      <w:r>
-        <w:rPr>
-          <w:rFonts w:ascii="Times New Roman" w:hAnsi="Times New Roman"/>
-          <w:sz w:val="24"/>
-          <w:highlight w:val="white"/>
-        </w:rPr>
-        <w:t>спрямо́вуючи</w:t>
-      </w:r>
-      <w:r>
-        <w:rPr>
-          <w:rFonts w:ascii="Times New Roman" w:hAnsi="Times New Roman"/>
-          <w:sz w:val="24"/>
-          <w:highlight w:val="white"/>
-        </w:rPr>
-        <w:t xml:space="preserve"> до </w:t>
-      </w:r>
-      <w:r>
-        <w:rPr>
-          <w:rFonts w:ascii="Times New Roman" w:hAnsi="Times New Roman"/>
-          <w:sz w:val="24"/>
-          <w:highlight w:val="white"/>
-        </w:rPr>
-        <w:t>кра́щих</w:t>
-      </w:r>
-      <w:r>
-        <w:rPr>
-          <w:rFonts w:ascii="Times New Roman" w:hAnsi="Times New Roman"/>
-          <w:sz w:val="24"/>
-          <w:highlight w:val="white"/>
-        </w:rPr>
-        <w:t xml:space="preserve"> діл* і до тих, що </w:t>
-      </w:r>
-      <w:r>
-        <w:rPr>
-          <w:rFonts w:ascii="Times New Roman" w:hAnsi="Times New Roman"/>
-          <w:sz w:val="24"/>
-          <w:highlight w:val="white"/>
-        </w:rPr>
-        <w:t>бли́жчі</w:t>
-      </w:r>
-      <w:r>
-        <w:rPr>
-          <w:rFonts w:ascii="Times New Roman" w:hAnsi="Times New Roman"/>
-          <w:sz w:val="24"/>
-          <w:highlight w:val="white"/>
-        </w:rPr>
-        <w:t xml:space="preserve"> до </w:t>
-      </w:r>
-      <w:r>
-        <w:rPr>
-          <w:rFonts w:ascii="Times New Roman" w:hAnsi="Times New Roman"/>
-          <w:sz w:val="24"/>
-          <w:highlight w:val="white"/>
-        </w:rPr>
-        <w:t>спасі́ння</w:t>
-      </w:r>
-      <w:r>
-        <w:rPr>
-          <w:rFonts w:ascii="Times New Roman" w:hAnsi="Times New Roman"/>
-          <w:sz w:val="24"/>
-          <w:highlight w:val="white"/>
-        </w:rPr>
-        <w:t>.</w:t>
-      </w:r>
+          <w:bCs/>
+          <w:color w:val="000000"/>
+          <w:sz w:val="24"/>
+          <w:szCs w:val="24"/>
+          <w:lang w:eastAsia="uk-UA"/>
+        </w:rPr>
+        <w:t>І нині</w:t>
+      </w:r>
+      <w:r>
+        <w:rPr>
+          <w:rFonts w:ascii="Times New Roman" w:hAnsi="Times New Roman" w:cs="Times New Roman"/>
+          <w:color w:val="000000"/>
+          <w:sz w:val="24"/>
+          <w:szCs w:val="24"/>
+          <w:lang w:eastAsia="uk-UA"/>
+        </w:rPr>
+        <w:t> </w:t>
+      </w:r>
+      <w:r>
+        <w:rPr>
+          <w:rFonts w:ascii="Times New Roman" w:hAnsi="Times New Roman" w:cs="Times New Roman"/>
+          <w:i/>
+          <w:color w:val="FF0000"/>
+          <w:sz w:val="24"/>
+          <w:szCs w:val="24"/>
+          <w:lang w:eastAsia="uk-UA"/>
+        </w:rPr>
+        <w:t>(</w:t>
+      </w:r>
+      <w:r>
+        <w:rPr>
+          <w:rFonts w:ascii="Times New Roman" w:hAnsi="Times New Roman" w:cs="Times New Roman"/>
+          <w:i/>
+          <w:iCs/>
+          <w:color w:val="FF0000"/>
+          <w:sz w:val="24"/>
+          <w:szCs w:val="24"/>
+          <w:lang w:eastAsia="uk-UA"/>
+        </w:rPr>
+        <w:t>г. 2</w:t>
+      </w:r>
+      <w:r>
+        <w:rPr>
+          <w:rFonts w:ascii="Times New Roman" w:hAnsi="Times New Roman" w:cs="Times New Roman"/>
+          <w:i/>
+          <w:color w:val="FF0000"/>
+          <w:sz w:val="24"/>
+          <w:szCs w:val="24"/>
+          <w:lang w:eastAsia="uk-UA"/>
+        </w:rPr>
+        <w:t>):</w:t>
+      </w:r>
+      <w:r>
+        <w:rPr>
+          <w:rFonts w:ascii="Times New Roman" w:hAnsi="Times New Roman" w:cs="Times New Roman"/>
+          <w:color w:val="000000"/>
+          <w:sz w:val="24"/>
+          <w:szCs w:val="24"/>
+          <w:lang w:eastAsia="uk-UA"/>
+        </w:rPr>
+        <w:t xml:space="preserve"> Сліпонароджений, роздумуючи, мовив до себе:* Невже заради батьківських гріхів родивсь я сліпим?* А чи, може, за невірство поган* – їм на знак – я такий народився?* Не насмілююся спитати: Коли ніч, а коли день?* Мої ноги вже не можуть терпіти спотикання об каміння.* Не бачив я сонячного світла, ані образу мого Творця,* тож молюся до тебе, Христе Боже:* Зглянься наді мною і помилуй мене!</w:t>
+      </w:r>
+    </w:p>
+    <w:p>
+      <w:pPr>
+        <w:spacing w:after="120"/>
+        <w:jc w:val="both"/>
+        <w:rPr>
+          <w:rFonts w:ascii="Times New Roman" w:hAnsi="Times New Roman" w:cs="Times New Roman"/>
+          <w:color w:val="000000"/>
+          <w:sz w:val="24"/>
+          <w:szCs w:val="24"/>
+          <w:lang w:eastAsia="uk-UA"/>
+        </w:rPr>
+      </w:pPr>
     </w:p>
     <w:p>
       <w:pPr>
@@ -7027,19 +6381,30 @@
       </w:pPr>
       <w:r>
         <w:rPr>
-          <w:rFonts w:ascii="Times New Roman" w:hAnsi="Times New Roman"/>
-          <w:i/>
-          <w:color w:val="FF4400"/>
-          <w:sz w:val="24"/>
+          <w:rFonts w:ascii="Times New Roman" w:hAnsi="Times New Roman" w:cs="Times New Roman"/>
+          <w:i/>
+          <w:color w:val="FF0000"/>
+          <w:sz w:val="24"/>
+          <w:szCs w:val="24"/>
         </w:rPr>
         <w:t>Священик:</w:t>
       </w:r>
       <w:r>
         <w:rPr>
-          <w:rFonts w:ascii="Times New Roman" w:hAnsi="Times New Roman"/>
-          <w:sz w:val="24"/>
-        </w:rPr>
-        <w:t xml:space="preserve"> Мир всім.</w:t>
+          <w:rFonts w:ascii="Times New Roman" w:hAnsi="Times New Roman" w:cs="Times New Roman"/>
+          <w:color w:val="FF0000"/>
+          <w:sz w:val="24"/>
+          <w:szCs w:val="24"/>
+        </w:rPr>
+        <w:t xml:space="preserve"> </w:t>
+      </w:r>
+      <w:r>
+        <w:rPr>
+          <w:rFonts w:ascii="Times New Roman" w:hAnsi="Times New Roman" w:cs="Times New Roman"/>
+          <w:sz w:val="24"/>
+          <w:szCs w:val="24"/>
+        </w:rPr>
+        <w:t>Мир всім.</w:t>
       </w:r>
     </w:p>
     <w:p>
@@ -8808,17 +8173,19 @@
       </w:pPr>
       <w:r>
         <w:rPr>
-          <w:rFonts w:ascii="Times New Roman" w:hAnsi="Times New Roman"/>
-          <w:i/>
-          <w:color w:val="FF4400"/>
-          <w:sz w:val="24"/>
+          <w:rFonts w:ascii="Times New Roman" w:hAnsi="Times New Roman" w:cs="Times New Roman"/>
+          <w:i/>
+          <w:color w:val="FF0000"/>
+          <w:sz w:val="24"/>
+          <w:szCs w:val="24"/>
         </w:rPr>
         <w:t>Священик:</w:t>
       </w:r>
       <w:r>
         <w:rPr>
-          <w:rFonts w:ascii="Times New Roman" w:hAnsi="Times New Roman"/>
-          <w:sz w:val="24"/>
+          <w:rFonts w:ascii="Times New Roman" w:hAnsi="Times New Roman" w:cs="Times New Roman"/>
+          <w:sz w:val="24"/>
+          <w:szCs w:val="24"/>
         </w:rPr>
         <w:t xml:space="preserve"> Бо милостивий і чоловіколюбець Бог єси, і тобі славу возсилаємо: Отцю, і Сину, і Святому Духові, нині і повсякчас, і на віки віків.</w:t>
       </w:r>
@@ -9976,19 +9343,84 @@
       </w:pPr>
       <w:r>
         <w:rPr>
-          <w:rFonts w:ascii="Times New Roman" w:hAnsi="Times New Roman"/>
-          <w:i/>
-          <w:color w:val="FF4400"/>
-          <w:sz w:val="24"/>
+          <w:rFonts w:ascii="Times New Roman" w:hAnsi="Times New Roman" w:cs="Times New Roman"/>
+          <w:i/>
+          <w:color w:val="FF0000"/>
+          <w:sz w:val="24"/>
+          <w:szCs w:val="24"/>
         </w:rPr>
         <w:t>Священик:</w:t>
       </w:r>
       <w:r>
         <w:rPr>
-          <w:rFonts w:ascii="Times New Roman" w:hAnsi="Times New Roman"/>
-          <w:sz w:val="24"/>
-        </w:rPr>
-        <w:t xml:space="preserve"> Бо ти Бог милости, ласк і чоловіколюбности, і тобі славу віддаємо: Отцю, і Сину, і Святому Духові, нині і повсякчас, і на віки віків.</w:t>
+          <w:rFonts w:ascii="Times New Roman" w:hAnsi="Times New Roman" w:cs="Times New Roman"/>
+          <w:color w:val="FF0000"/>
+          <w:sz w:val="24"/>
+          <w:szCs w:val="24"/>
+        </w:rPr>
+        <w:t xml:space="preserve"> </w:t>
+      </w:r>
+      <w:r>
+        <w:rPr>
+          <w:rFonts w:ascii="Times New Roman" w:hAnsi="Times New Roman" w:cs="Times New Roman"/>
+          <w:sz w:val="24"/>
+          <w:szCs w:val="24"/>
+        </w:rPr>
+        <w:t xml:space="preserve">Бо ти Бог </w:t>
+      </w:r>
+      <w:proofErr w:type="spellStart"/>
+      <w:r>
+        <w:rPr>
+          <w:rFonts w:ascii="Times New Roman" w:hAnsi="Times New Roman" w:cs="Times New Roman"/>
+          <w:sz w:val="24"/>
+          <w:szCs w:val="24"/>
+        </w:rPr>
+        <w:t>милости</w:t>
+      </w:r>
+      <w:proofErr w:type="spellEnd"/>
+      <w:r>
+        <w:rPr>
+          <w:rFonts w:ascii="Times New Roman" w:hAnsi="Times New Roman" w:cs="Times New Roman"/>
+          <w:sz w:val="24"/>
+          <w:szCs w:val="24"/>
+        </w:rPr>
+        <w:t xml:space="preserve">, </w:t>
+      </w:r>
+      <w:proofErr w:type="spellStart"/>
+      <w:r>
+        <w:rPr>
+          <w:rFonts w:ascii="Times New Roman" w:hAnsi="Times New Roman" w:cs="Times New Roman"/>
+          <w:sz w:val="24"/>
+          <w:szCs w:val="24"/>
+        </w:rPr>
+        <w:t>ласк</w:t>
+      </w:r>
+      <w:proofErr w:type="spellEnd"/>
+      <w:r>
+        <w:rPr>
+          <w:rFonts w:ascii="Times New Roman" w:hAnsi="Times New Roman" w:cs="Times New Roman"/>
+          <w:sz w:val="24"/>
+          <w:szCs w:val="24"/>
+        </w:rPr>
+        <w:t xml:space="preserve"> і </w:t>
+      </w:r>
+      <w:proofErr w:type="spellStart"/>
+      <w:r>
+        <w:rPr>
+          <w:rFonts w:ascii="Times New Roman" w:hAnsi="Times New Roman" w:cs="Times New Roman"/>
+          <w:sz w:val="24"/>
+          <w:szCs w:val="24"/>
+        </w:rPr>
+        <w:t>чоловіколюбности</w:t>
+      </w:r>
+      <w:proofErr w:type="spellEnd"/>
+      <w:r>
+        <w:rPr>
+          <w:rFonts w:ascii="Times New Roman" w:hAnsi="Times New Roman" w:cs="Times New Roman"/>
+          <w:sz w:val="24"/>
+          <w:szCs w:val="24"/>
+        </w:rPr>
+        <w:t>, і тобі славу віддаємо: Отцю, і Сину, і Святому Духові, нині і повсякчас, і на віки віків.</w:t>
       </w:r>
     </w:p>
     <w:p>
@@ -10041,19 +9473,30 @@
       </w:pPr>
       <w:r>
         <w:rPr>
-          <w:rFonts w:ascii="Times New Roman" w:hAnsi="Times New Roman"/>
-          <w:i/>
-          <w:color w:val="FF4400"/>
-          <w:sz w:val="24"/>
+          <w:rFonts w:ascii="Times New Roman" w:hAnsi="Times New Roman" w:cs="Times New Roman"/>
+          <w:i/>
+          <w:color w:val="FF0000"/>
+          <w:sz w:val="24"/>
+          <w:szCs w:val="24"/>
         </w:rPr>
         <w:t>Священик:</w:t>
       </w:r>
       <w:r>
         <w:rPr>
-          <w:rFonts w:ascii="Times New Roman" w:hAnsi="Times New Roman"/>
-          <w:sz w:val="24"/>
-        </w:rPr>
-        <w:t xml:space="preserve"> Мир всім.</w:t>
+          <w:rFonts w:ascii="Times New Roman" w:hAnsi="Times New Roman" w:cs="Times New Roman"/>
+          <w:color w:val="FF0000"/>
+          <w:sz w:val="24"/>
+          <w:szCs w:val="24"/>
+        </w:rPr>
+        <w:t xml:space="preserve"> </w:t>
+      </w:r>
+      <w:r>
+        <w:rPr>
+          <w:rFonts w:ascii="Times New Roman" w:hAnsi="Times New Roman" w:cs="Times New Roman"/>
+          <w:sz w:val="24"/>
+          <w:szCs w:val="24"/>
+        </w:rPr>
+        <w:t>Мир всім.</w:t>
       </w:r>
     </w:p>
     <w:p>
@@ -10211,19 +9654,31 @@
       </w:pPr>
       <w:r>
         <w:rPr>
-          <w:rFonts w:ascii="Times New Roman" w:hAnsi="Times New Roman"/>
-          <w:i/>
-          <w:color w:val="FF4400"/>
-          <w:sz w:val="24"/>
-        </w:rPr>
+          <w:rFonts w:ascii="Times New Roman" w:hAnsi="Times New Roman" w:cs="Times New Roman"/>
+          <w:i/>
+          <w:color w:val="FF0000"/>
+          <w:sz w:val="24"/>
+          <w:szCs w:val="24"/>
+        </w:rPr>
+        <w:lastRenderedPageBreak/>
         <w:t>Священик:</w:t>
       </w:r>
       <w:r>
         <w:rPr>
-          <w:rFonts w:ascii="Times New Roman" w:hAnsi="Times New Roman"/>
-          <w:sz w:val="24"/>
-        </w:rPr>
-        <w:t xml:space="preserve"> Нехай буде влада царства твого благословенна і дуже прославлена: Отця, і Сина, і Святого Духа, нині і повсякчас, і на віки віків.</w:t>
+          <w:rFonts w:ascii="Times New Roman" w:hAnsi="Times New Roman" w:cs="Times New Roman"/>
+          <w:color w:val="FF0000"/>
+          <w:sz w:val="24"/>
+          <w:szCs w:val="24"/>
+        </w:rPr>
+        <w:t xml:space="preserve"> </w:t>
+      </w:r>
+      <w:r>
+        <w:rPr>
+          <w:rFonts w:ascii="Times New Roman" w:hAnsi="Times New Roman" w:cs="Times New Roman"/>
+          <w:sz w:val="24"/>
+          <w:szCs w:val="24"/>
+        </w:rPr>
+        <w:t>Нехай буде влада царства твого благословенна і дуже прославлена: Отця, і Сина, і Святого Духа, нині і повсякчас, і на віки віків.</w:t>
       </w:r>
     </w:p>
     <w:p>
@@ -11051,17 +10506,19 @@
       </w:pPr>
       <w:r>
         <w:rPr>
-          <w:rFonts w:ascii="Times New Roman" w:hAnsi="Times New Roman"/>
-          <w:i/>
-          <w:color w:val="FF4400"/>
-          <w:sz w:val="24"/>
+          <w:rFonts w:ascii="Times New Roman" w:hAnsi="Times New Roman" w:cs="Times New Roman"/>
+          <w:i/>
+          <w:color w:val="FF0000"/>
+          <w:sz w:val="24"/>
+          <w:szCs w:val="24"/>
         </w:rPr>
         <w:t>Священик:</w:t>
       </w:r>
       <w:r>
         <w:rPr>
-          <w:rFonts w:ascii="Times New Roman" w:hAnsi="Times New Roman"/>
-          <w:sz w:val="24"/>
+          <w:rFonts w:ascii="Times New Roman" w:hAnsi="Times New Roman" w:cs="Times New Roman"/>
+          <w:sz w:val="24"/>
+          <w:szCs w:val="24"/>
         </w:rPr>
         <w:t xml:space="preserve"> Бо твоє є царство, і сила, і слава, Отця, і Сина, і Святого Духа, нині і повсякчас, і на віки віків.</w:t>
       </w:r>
@@ -11147,127 +10604,271 @@
     </w:p>
     <w:p>
       <w:pPr>
-        <w:pStyle w:val="a"/>
-        <w:spacing w:after="120"/>
-      </w:pPr>
-      <w:r>
-        <w:rPr>
-          <w:rFonts w:ascii="Times New Roman" w:hAnsi="Times New Roman"/>
-          <w:i/>
-          <w:color w:val="FF4400"/>
-          <w:sz w:val="24"/>
-        </w:rPr>
-        <w:t xml:space="preserve">Тропар (г. 5): </w:t>
-      </w:r>
-      <w:r>
-        <w:rPr>
-          <w:rFonts w:ascii="Times New Roman" w:hAnsi="Times New Roman"/>
-          <w:color w:val="333333"/>
-          <w:sz w:val="24"/>
-        </w:rPr>
-        <w:t>Собезнача́льне Сло́во Отцю́ і Ду́хові,* від Ді́ви наро́джене на спасі́ння на́ше,* оспіва́ймо, ві́рні, і поклоні́мся,* бо благоволи́в пло́ттю зійти́ на хрест* і смерть перетерпі́ти, і воскреси́ти уме́рлих* сла́вним воскресі́нням Свої́м.</w:t>
-      </w:r>
-    </w:p>
-    <w:p>
-      <w:pPr>
-        <w:pStyle w:val="a"/>
-        <w:spacing w:after="160"/>
-      </w:pPr>
-      <w:r>
-        <w:rPr>
-          <w:rFonts w:ascii="Times New Roman" w:hAnsi="Times New Roman"/>
+        <w:pStyle w:val="Normal1"/>
+        <w:spacing w:after="120"/>
+        <w:jc w:val="both"/>
+        <w:rPr>
+          <w:rFonts w:ascii="Times New Roman" w:eastAsia="Times New Roman" w:hAnsi="Times New Roman" w:cs="Times New Roman"/>
+          <w:sz w:val="24"/>
+          <w:szCs w:val="24"/>
+        </w:rPr>
+      </w:pPr>
+      <w:r>
+        <w:rPr>
+          <w:rFonts w:ascii="Times New Roman" w:eastAsia="Times New Roman" w:hAnsi="Times New Roman" w:cs="Times New Roman"/>
+          <w:i/>
+          <w:color w:val="FF0000"/>
+          <w:sz w:val="24"/>
+          <w:szCs w:val="24"/>
+        </w:rPr>
+        <w:t>(г. 4):</w:t>
+      </w:r>
+      <w:r>
+        <w:rPr>
+          <w:rFonts w:ascii="Times New Roman" w:eastAsia="Times New Roman" w:hAnsi="Times New Roman" w:cs="Times New Roman"/>
+          <w:sz w:val="24"/>
+          <w:szCs w:val="24"/>
+        </w:rPr>
+        <w:t xml:space="preserve"> Настав день свята світлого,* місто Барі радіє і з ним вся </w:t>
+      </w:r>
+      <w:proofErr w:type="spellStart"/>
+      <w:r>
+        <w:rPr>
+          <w:rFonts w:ascii="Times New Roman" w:eastAsia="Times New Roman" w:hAnsi="Times New Roman" w:cs="Times New Roman"/>
+          <w:sz w:val="24"/>
+          <w:szCs w:val="24"/>
+        </w:rPr>
+        <w:t>вселенна</w:t>
+      </w:r>
+      <w:proofErr w:type="spellEnd"/>
+      <w:r>
+        <w:rPr>
+          <w:rFonts w:ascii="Times New Roman" w:eastAsia="Times New Roman" w:hAnsi="Times New Roman" w:cs="Times New Roman"/>
+          <w:sz w:val="24"/>
+          <w:szCs w:val="24"/>
+        </w:rPr>
+        <w:t xml:space="preserve"> ликує піснями і співами духовними.* </w:t>
+      </w:r>
+      <w:proofErr w:type="spellStart"/>
+      <w:r>
+        <w:rPr>
+          <w:rFonts w:ascii="Times New Roman" w:eastAsia="Times New Roman" w:hAnsi="Times New Roman" w:cs="Times New Roman"/>
+          <w:sz w:val="24"/>
+          <w:szCs w:val="24"/>
+        </w:rPr>
+        <w:t>Днесь</w:t>
+      </w:r>
+      <w:proofErr w:type="spellEnd"/>
+      <w:r>
+        <w:rPr>
+          <w:rFonts w:ascii="Times New Roman" w:eastAsia="Times New Roman" w:hAnsi="Times New Roman" w:cs="Times New Roman"/>
+          <w:sz w:val="24"/>
+          <w:szCs w:val="24"/>
+        </w:rPr>
+        <w:t xml:space="preserve"> бо священне торжество перенесення чесних і </w:t>
+      </w:r>
+      <w:proofErr w:type="spellStart"/>
+      <w:r>
+        <w:rPr>
+          <w:rFonts w:ascii="Times New Roman" w:eastAsia="Times New Roman" w:hAnsi="Times New Roman" w:cs="Times New Roman"/>
+          <w:sz w:val="24"/>
+          <w:szCs w:val="24"/>
+        </w:rPr>
+        <w:t>багатоцілющих</w:t>
+      </w:r>
+      <w:proofErr w:type="spellEnd"/>
+      <w:r>
+        <w:rPr>
+          <w:rFonts w:ascii="Times New Roman" w:eastAsia="Times New Roman" w:hAnsi="Times New Roman" w:cs="Times New Roman"/>
+          <w:sz w:val="24"/>
+          <w:szCs w:val="24"/>
+        </w:rPr>
+        <w:t xml:space="preserve"> мощів святителя й чудотворця Миколая,* як сонце </w:t>
+      </w:r>
+      <w:proofErr w:type="spellStart"/>
+      <w:r>
+        <w:rPr>
+          <w:rFonts w:ascii="Times New Roman" w:eastAsia="Times New Roman" w:hAnsi="Times New Roman" w:cs="Times New Roman"/>
+          <w:sz w:val="24"/>
+          <w:szCs w:val="24"/>
+        </w:rPr>
+        <w:t>незаходиме</w:t>
+      </w:r>
+      <w:proofErr w:type="spellEnd"/>
+      <w:r>
+        <w:rPr>
+          <w:rFonts w:ascii="Times New Roman" w:eastAsia="Times New Roman" w:hAnsi="Times New Roman" w:cs="Times New Roman"/>
+          <w:sz w:val="24"/>
+          <w:szCs w:val="24"/>
+        </w:rPr>
+        <w:t xml:space="preserve">, </w:t>
+      </w:r>
+      <w:proofErr w:type="spellStart"/>
+      <w:r>
+        <w:rPr>
+          <w:rFonts w:ascii="Times New Roman" w:eastAsia="Times New Roman" w:hAnsi="Times New Roman" w:cs="Times New Roman"/>
+          <w:sz w:val="24"/>
+          <w:szCs w:val="24"/>
+        </w:rPr>
+        <w:t>возсіяло</w:t>
+      </w:r>
+      <w:proofErr w:type="spellEnd"/>
+      <w:r>
+        <w:rPr>
+          <w:rFonts w:ascii="Times New Roman" w:eastAsia="Times New Roman" w:hAnsi="Times New Roman" w:cs="Times New Roman"/>
+          <w:sz w:val="24"/>
+          <w:szCs w:val="24"/>
+        </w:rPr>
+        <w:t xml:space="preserve"> </w:t>
+      </w:r>
+      <w:proofErr w:type="spellStart"/>
+      <w:r>
+        <w:rPr>
+          <w:rFonts w:ascii="Times New Roman" w:eastAsia="Times New Roman" w:hAnsi="Times New Roman" w:cs="Times New Roman"/>
+          <w:sz w:val="24"/>
+          <w:szCs w:val="24"/>
+        </w:rPr>
+        <w:t>світлозоряними</w:t>
+      </w:r>
+      <w:proofErr w:type="spellEnd"/>
+      <w:r>
+        <w:rPr>
+          <w:rFonts w:ascii="Times New Roman" w:eastAsia="Times New Roman" w:hAnsi="Times New Roman" w:cs="Times New Roman"/>
+          <w:sz w:val="24"/>
+          <w:szCs w:val="24"/>
+        </w:rPr>
+        <w:t xml:space="preserve"> </w:t>
+      </w:r>
+      <w:proofErr w:type="spellStart"/>
+      <w:r>
+        <w:rPr>
+          <w:rFonts w:ascii="Times New Roman" w:eastAsia="Times New Roman" w:hAnsi="Times New Roman" w:cs="Times New Roman"/>
+          <w:sz w:val="24"/>
+          <w:szCs w:val="24"/>
+        </w:rPr>
+        <w:t>лучами</w:t>
+      </w:r>
+      <w:proofErr w:type="spellEnd"/>
+      <w:r>
+        <w:rPr>
+          <w:rFonts w:ascii="Times New Roman" w:eastAsia="Times New Roman" w:hAnsi="Times New Roman" w:cs="Times New Roman"/>
+          <w:sz w:val="24"/>
+          <w:szCs w:val="24"/>
+        </w:rPr>
+        <w:t>* і розганяє темряву спокус і бід від тих, що з вірою взивають:* Спасай нас як заступник наш великий, Миколаю.</w:t>
+      </w:r>
+    </w:p>
+    <w:p>
+      <w:pPr>
+        <w:spacing w:after="120"/>
+        <w:jc w:val="both"/>
+        <w:rPr>
+          <w:rFonts w:ascii="Times New Roman" w:hAnsi="Times New Roman" w:cs="Times New Roman"/>
+          <w:sz w:val="24"/>
+          <w:szCs w:val="24"/>
+        </w:rPr>
+      </w:pPr>
+      <w:r>
+        <w:rPr>
+          <w:rFonts w:ascii="Times New Roman" w:hAnsi="Times New Roman" w:cs="Times New Roman"/>
           <w:b/>
           <w:sz w:val="24"/>
-        </w:rPr>
-        <w:t xml:space="preserve">Слава: </w:t>
-      </w:r>
-      <w:r>
-        <w:rPr>
-          <w:rFonts w:ascii="Times New Roman" w:hAnsi="Times New Roman"/>
-          <w:i/>
-          <w:color w:val="FF0000"/>
-          <w:sz w:val="24"/>
-        </w:rPr>
-        <w:t>Тропар (г. 1):</w:t>
-      </w:r>
-      <w:r>
-        <w:rPr>
-          <w:rFonts w:ascii="Times New Roman" w:hAnsi="Times New Roman"/>
-          <w:color w:val="000000"/>
-          <w:sz w:val="24"/>
-        </w:rPr>
-        <w:t xml:space="preserve"> Веселиться Вселенна світло нині,* і вірних зібрання радіє у пам’яті твоїй.* З ними ж і ми торжествуємо, кличучи:* Спаси нас молитвами </w:t>
-      </w:r>
-      <w:r>
-        <w:rPr>
-          <w:rFonts w:ascii="Times New Roman" w:hAnsi="Times New Roman"/>
-          <w:sz w:val="24"/>
-        </w:rPr>
-        <w:t>т</w:t>
-      </w:r>
-      <w:r>
-        <w:rPr>
-          <w:rFonts w:ascii="Times New Roman" w:hAnsi="Times New Roman"/>
-          <w:color w:val="000000"/>
-          <w:sz w:val="24"/>
-        </w:rPr>
-        <w:t xml:space="preserve">воїми від усіх бід,* Тимотею, мученику священний. </w:t>
-      </w:r>
-    </w:p>
-    <w:p>
-      <w:pPr>
-        <w:pStyle w:val="a"/>
-      </w:pPr>
-      <w:r>
-        <w:rPr>
-          <w:rFonts w:ascii="Times New Roman" w:hAnsi="Times New Roman"/>
+          <w:szCs w:val="24"/>
+        </w:rPr>
+        <w:t xml:space="preserve">Слава </w:t>
+      </w:r>
+      <w:r>
+        <w:rPr>
+          <w:rFonts w:ascii="Times New Roman" w:hAnsi="Times New Roman" w:cs="Times New Roman"/>
           <w:b/>
-          <w:sz w:val="24"/>
-        </w:rPr>
-        <w:t xml:space="preserve">І нині: </w:t>
-      </w:r>
-      <w:r>
-        <w:rPr>
-          <w:rFonts w:ascii="Times New Roman" w:hAnsi="Times New Roman"/>
-          <w:i/>
-          <w:color w:val="FF0000"/>
-          <w:sz w:val="24"/>
-        </w:rPr>
-        <w:t>Богородичний (г. 1):</w:t>
-      </w:r>
-      <w:r>
-        <w:rPr>
-          <w:rFonts w:ascii="Times New Roman" w:hAnsi="Times New Roman"/>
-          <w:color w:val="FF0000"/>
-          <w:sz w:val="24"/>
-        </w:rPr>
-        <w:t xml:space="preserve"> </w:t>
-      </w:r>
-      <w:r>
-        <w:rPr>
-          <w:rFonts w:ascii="Times New Roman" w:hAnsi="Times New Roman"/>
-          <w:sz w:val="24"/>
-        </w:rPr>
-        <w:t xml:space="preserve">Бачивши в тобі, Благодатна, чудо-чудес, створіння радіє.* Бо ти невимовно породила </w:t>
-      </w:r>
-      <w:r>
-        <w:rPr>
-          <w:rFonts w:ascii="Times New Roman" w:hAnsi="Times New Roman"/>
-          <w:sz w:val="24"/>
-        </w:rPr>
-        <w:t>безсіменно</w:t>
-      </w:r>
-      <w:r>
-        <w:rPr>
-          <w:rFonts w:ascii="Times New Roman" w:hAnsi="Times New Roman"/>
-          <w:sz w:val="24"/>
-        </w:rPr>
-        <w:t xml:space="preserve"> Зачатого,* якого й ангельські найвищі хори не сміють оглядати.* Його, Богородице, моли, щоб спастися душам нашим.</w:t>
-      </w:r>
-    </w:p>
-    <w:p>
-      <w:pPr>
-        <w:pStyle w:val="a"/>
+          <w:color w:val="000000"/>
+          <w:sz w:val="24"/>
+          <w:szCs w:val="24"/>
+        </w:rPr>
+        <w:t>І нині</w:t>
+      </w:r>
+      <w:r>
+        <w:rPr>
+          <w:rFonts w:ascii="Times New Roman" w:hAnsi="Times New Roman" w:cs="Times New Roman"/>
+          <w:color w:val="000000"/>
+          <w:sz w:val="24"/>
+          <w:szCs w:val="24"/>
+        </w:rPr>
+        <w:t xml:space="preserve">: </w:t>
+      </w:r>
+      <w:r>
+        <w:rPr>
+          <w:rFonts w:ascii="Times New Roman" w:hAnsi="Times New Roman" w:cs="Times New Roman"/>
+          <w:sz w:val="24"/>
+          <w:szCs w:val="24"/>
+        </w:rPr>
+        <w:t xml:space="preserve">Таємниця споконвіку закрита й ангелам незнана:* через тебе, Богородице, Бог землянам появився,* прийнявши в </w:t>
+      </w:r>
+      <w:proofErr w:type="spellStart"/>
+      <w:r>
+        <w:rPr>
+          <w:rFonts w:ascii="Times New Roman" w:hAnsi="Times New Roman" w:cs="Times New Roman"/>
+          <w:sz w:val="24"/>
+          <w:szCs w:val="24"/>
+        </w:rPr>
+        <w:t>незлитній</w:t>
+      </w:r>
+      <w:proofErr w:type="spellEnd"/>
+      <w:r>
+        <w:rPr>
+          <w:rFonts w:ascii="Times New Roman" w:hAnsi="Times New Roman" w:cs="Times New Roman"/>
+          <w:sz w:val="24"/>
+          <w:szCs w:val="24"/>
+        </w:rPr>
+        <w:t xml:space="preserve"> сполуці тіло* і витерпівши задля нас добровільно хрест;* ним він воскресив </w:t>
+      </w:r>
+      <w:proofErr w:type="spellStart"/>
+      <w:r>
+        <w:rPr>
+          <w:rFonts w:ascii="Times New Roman" w:hAnsi="Times New Roman" w:cs="Times New Roman"/>
+          <w:sz w:val="24"/>
+          <w:szCs w:val="24"/>
+        </w:rPr>
+        <w:t>первоствореного</w:t>
+      </w:r>
+      <w:proofErr w:type="spellEnd"/>
+      <w:r>
+        <w:rPr>
+          <w:rFonts w:ascii="Times New Roman" w:hAnsi="Times New Roman" w:cs="Times New Roman"/>
+          <w:sz w:val="24"/>
+          <w:szCs w:val="24"/>
+        </w:rPr>
+        <w:t xml:space="preserve">* і спас від </w:t>
+      </w:r>
+      <w:proofErr w:type="spellStart"/>
+      <w:r>
+        <w:rPr>
+          <w:rFonts w:ascii="Times New Roman" w:hAnsi="Times New Roman" w:cs="Times New Roman"/>
+          <w:sz w:val="24"/>
+          <w:szCs w:val="24"/>
+        </w:rPr>
+        <w:t>смерти</w:t>
+      </w:r>
+      <w:proofErr w:type="spellEnd"/>
+      <w:r>
+        <w:rPr>
+          <w:rFonts w:ascii="Times New Roman" w:hAnsi="Times New Roman" w:cs="Times New Roman"/>
+          <w:sz w:val="24"/>
+          <w:szCs w:val="24"/>
+        </w:rPr>
+        <w:t xml:space="preserve"> душі наші.</w:t>
+      </w:r>
+    </w:p>
+    <w:p>
+      <w:pPr>
+        <w:spacing w:after="120"/>
+        <w:jc w:val="both"/>
+        <w:rPr>
+          <w:rFonts w:ascii="Times New Roman" w:hAnsi="Times New Roman" w:cs="Times New Roman"/>
+          <w:color w:val="FF0000"/>
+          <w:sz w:val="24"/>
+          <w:szCs w:val="24"/>
+        </w:rPr>
       </w:pPr>
     </w:p>
     <w:p>
@@ -11375,19 +10976,30 @@
       </w:pPr>
       <w:r>
         <w:rPr>
-          <w:rFonts w:ascii="Times New Roman" w:hAnsi="Times New Roman"/>
-          <w:i/>
-          <w:color w:val="FF4400"/>
-          <w:sz w:val="24"/>
+          <w:rFonts w:ascii="Times New Roman" w:hAnsi="Times New Roman" w:cs="Times New Roman"/>
+          <w:i/>
+          <w:color w:val="FF0000"/>
+          <w:sz w:val="24"/>
+          <w:szCs w:val="24"/>
         </w:rPr>
         <w:t>Священик:</w:t>
       </w:r>
       <w:r>
         <w:rPr>
-          <w:rFonts w:ascii="Times New Roman" w:hAnsi="Times New Roman"/>
-          <w:sz w:val="24"/>
-        </w:rPr>
-        <w:t xml:space="preserve"> Благословенний Христос, Бог наш, завжди, нині і повсякчас, і на віки віків.</w:t>
+          <w:rFonts w:ascii="Times New Roman" w:hAnsi="Times New Roman" w:cs="Times New Roman"/>
+          <w:color w:val="FF0000"/>
+          <w:sz w:val="24"/>
+          <w:szCs w:val="24"/>
+        </w:rPr>
+        <w:t xml:space="preserve"> </w:t>
+      </w:r>
+      <w:r>
+        <w:rPr>
+          <w:rFonts w:ascii="Times New Roman" w:hAnsi="Times New Roman" w:cs="Times New Roman"/>
+          <w:sz w:val="24"/>
+          <w:szCs w:val="24"/>
+        </w:rPr>
+        <w:t>Благословенний Христос, Бог наш, завжди, нині і повсякчас, і на віки віків.</w:t>
       </w:r>
     </w:p>
     <w:p>
@@ -11440,19 +11052,30 @@
       </w:pPr>
       <w:r>
         <w:rPr>
-          <w:rFonts w:ascii="Times New Roman" w:hAnsi="Times New Roman"/>
-          <w:i/>
-          <w:color w:val="FF4400"/>
-          <w:sz w:val="24"/>
+          <w:rFonts w:ascii="Times New Roman" w:hAnsi="Times New Roman" w:cs="Times New Roman"/>
+          <w:i/>
+          <w:color w:val="FF0000"/>
+          <w:sz w:val="24"/>
+          <w:szCs w:val="24"/>
         </w:rPr>
         <w:t>Священик:</w:t>
       </w:r>
       <w:r>
         <w:rPr>
-          <w:rFonts w:ascii="Times New Roman" w:hAnsi="Times New Roman"/>
-          <w:sz w:val="24"/>
-        </w:rPr>
-        <w:t xml:space="preserve"> Пресвята Богородице, спаси нас.</w:t>
+          <w:rFonts w:ascii="Times New Roman" w:hAnsi="Times New Roman" w:cs="Times New Roman"/>
+          <w:color w:val="FF0000"/>
+          <w:sz w:val="24"/>
+          <w:szCs w:val="24"/>
+        </w:rPr>
+        <w:t xml:space="preserve"> </w:t>
+      </w:r>
+      <w:r>
+        <w:rPr>
+          <w:rFonts w:ascii="Times New Roman" w:hAnsi="Times New Roman" w:cs="Times New Roman"/>
+          <w:sz w:val="24"/>
+          <w:szCs w:val="24"/>
+        </w:rPr>
+        <w:t>Пресвята Богородице, спаси нас.</w:t>
       </w:r>
     </w:p>
     <w:p>
@@ -11498,19 +11121,30 @@
       </w:pPr>
       <w:r>
         <w:rPr>
-          <w:rFonts w:ascii="Times New Roman" w:hAnsi="Times New Roman"/>
-          <w:i/>
-          <w:color w:val="FF4400"/>
-          <w:sz w:val="24"/>
+          <w:rFonts w:ascii="Times New Roman" w:hAnsi="Times New Roman" w:cs="Times New Roman"/>
+          <w:i/>
+          <w:color w:val="FF0000"/>
+          <w:sz w:val="24"/>
+          <w:szCs w:val="24"/>
         </w:rPr>
         <w:t>Священик:</w:t>
       </w:r>
       <w:r>
         <w:rPr>
-          <w:rFonts w:ascii="Times New Roman" w:hAnsi="Times New Roman"/>
-          <w:sz w:val="24"/>
-        </w:rPr>
-        <w:t xml:space="preserve"> Слава тобі, Христе Боже, надіє наша, слава тобі!</w:t>
+          <w:rFonts w:ascii="Times New Roman" w:hAnsi="Times New Roman" w:cs="Times New Roman"/>
+          <w:color w:val="FF0000"/>
+          <w:sz w:val="24"/>
+          <w:szCs w:val="24"/>
+        </w:rPr>
+        <w:t xml:space="preserve"> </w:t>
+      </w:r>
+      <w:r>
+        <w:rPr>
+          <w:rFonts w:ascii="Times New Roman" w:hAnsi="Times New Roman" w:cs="Times New Roman"/>
+          <w:sz w:val="24"/>
+          <w:szCs w:val="24"/>
+        </w:rPr>
+        <w:t>Слава тобі, Христе Боже, надіє наша, слава тобі!</w:t>
       </w:r>
     </w:p>
     <w:p>
@@ -11564,37 +11198,143 @@
       </w:r>
     </w:p>
     <w:p>
-      <w:r>
-        <w:rPr>
-          <w:rFonts w:ascii="Times New Roman" w:hAnsi="Times New Roman"/>
-          <w:i/>
-          <w:color w:val="FF4400"/>
-          <w:sz w:val="24"/>
+      <w:pPr>
+        <w:spacing w:after="120"/>
+        <w:jc w:val="both"/>
+        <w:rPr>
+          <w:rFonts w:ascii="Times New Roman" w:hAnsi="Times New Roman" w:cs="Times New Roman"/>
+          <w:color w:val="000000"/>
+          <w:sz w:val="24"/>
+          <w:szCs w:val="24"/>
+        </w:rPr>
+      </w:pPr>
+      <w:r>
+        <w:rPr>
+          <w:rFonts w:ascii="Times New Roman" w:hAnsi="Times New Roman" w:cs="Times New Roman"/>
+          <w:i/>
+          <w:color w:val="FF0000"/>
+          <w:sz w:val="24"/>
+          <w:szCs w:val="24"/>
         </w:rPr>
         <w:t>Священик:</w:t>
       </w:r>
       <w:r>
         <w:rPr>
-          <w:rFonts w:ascii="Times New Roman" w:hAnsi="Times New Roman"/>
-          <w:sz w:val="24"/>
-        </w:rPr>
-        <w:t xml:space="preserve"> Христос, істинний Бог наш - молитвами пречистої Своєї Матері, заступництвом чесних небесних сил безтілесних, святих славних і всехвальних апостолів, святого, </w:t>
-      </w:r>
-      <w:r>
-        <w:rPr>
-          <w:rFonts w:ascii="Times New Roman" w:hAnsi="Times New Roman"/>
-          <w:i/>
-          <w:color w:val="FF4400"/>
-          <w:sz w:val="24"/>
-        </w:rPr>
-        <w:t>якого є храм</w:t>
-      </w:r>
-      <w:r>
-        <w:rPr>
-          <w:rFonts w:ascii="Times New Roman" w:hAnsi="Times New Roman"/>
-          <w:sz w:val="24"/>
-        </w:rPr>
-        <w:t>, святого священномученика Тимотея, єпископа Пруського і всіх святих - помилує і спасе нас як благий і людинолюбний.</w:t>
+          <w:rFonts w:ascii="Times New Roman" w:hAnsi="Times New Roman" w:cs="Times New Roman"/>
+          <w:color w:val="000000"/>
+          <w:sz w:val="24"/>
+          <w:szCs w:val="24"/>
+        </w:rPr>
+        <w:t xml:space="preserve"> Христос, що воскрес із мертвих, істинний Бог наш, молитвами пречистої своєї Матері, святих славних і </w:t>
+      </w:r>
+      <w:proofErr w:type="spellStart"/>
+      <w:r>
+        <w:rPr>
+          <w:rFonts w:ascii="Times New Roman" w:hAnsi="Times New Roman" w:cs="Times New Roman"/>
+          <w:color w:val="000000"/>
+          <w:sz w:val="24"/>
+          <w:szCs w:val="24"/>
+        </w:rPr>
+        <w:t>всехвальних</w:t>
+      </w:r>
+      <w:proofErr w:type="spellEnd"/>
+      <w:r>
+        <w:rPr>
+          <w:rFonts w:ascii="Times New Roman" w:hAnsi="Times New Roman" w:cs="Times New Roman"/>
+          <w:color w:val="000000"/>
+          <w:sz w:val="24"/>
+          <w:szCs w:val="24"/>
+        </w:rPr>
+        <w:t xml:space="preserve"> апостолів, і </w:t>
+      </w:r>
+      <w:r>
+        <w:rPr>
+          <w:rFonts w:ascii="Times New Roman" w:hAnsi="Times New Roman" w:cs="Times New Roman"/>
+          <w:sz w:val="24"/>
+          <w:szCs w:val="24"/>
+        </w:rPr>
+        <w:t xml:space="preserve">святого отця нашого Миколая, архиєпископа Мир </w:t>
+      </w:r>
+      <w:proofErr w:type="spellStart"/>
+      <w:r>
+        <w:rPr>
+          <w:rFonts w:ascii="Times New Roman" w:hAnsi="Times New Roman" w:cs="Times New Roman"/>
+          <w:sz w:val="24"/>
+          <w:szCs w:val="24"/>
+        </w:rPr>
+        <w:t>Ликійських</w:t>
+      </w:r>
+      <w:proofErr w:type="spellEnd"/>
+      <w:r>
+        <w:rPr>
+          <w:rFonts w:ascii="Times New Roman" w:hAnsi="Times New Roman" w:cs="Times New Roman"/>
+          <w:sz w:val="24"/>
+          <w:szCs w:val="24"/>
+        </w:rPr>
+        <w:t xml:space="preserve">, чудотворця, якого </w:t>
+      </w:r>
+      <w:proofErr w:type="spellStart"/>
+      <w:r>
+        <w:rPr>
+          <w:rFonts w:ascii="Times New Roman" w:hAnsi="Times New Roman" w:cs="Times New Roman"/>
+          <w:sz w:val="24"/>
+          <w:szCs w:val="24"/>
+        </w:rPr>
+        <w:t>днесь</w:t>
+      </w:r>
+      <w:proofErr w:type="spellEnd"/>
+      <w:r>
+        <w:rPr>
+          <w:rFonts w:ascii="Times New Roman" w:hAnsi="Times New Roman" w:cs="Times New Roman"/>
+          <w:sz w:val="24"/>
+          <w:szCs w:val="24"/>
+        </w:rPr>
+        <w:t xml:space="preserve"> перенесення </w:t>
+      </w:r>
+      <w:proofErr w:type="spellStart"/>
+      <w:r>
+        <w:rPr>
+          <w:rFonts w:ascii="Times New Roman" w:hAnsi="Times New Roman" w:cs="Times New Roman"/>
+          <w:sz w:val="24"/>
+          <w:szCs w:val="24"/>
+        </w:rPr>
+        <w:t>мощей</w:t>
+      </w:r>
+      <w:proofErr w:type="spellEnd"/>
+      <w:r>
+        <w:rPr>
+          <w:rFonts w:ascii="Times New Roman" w:hAnsi="Times New Roman" w:cs="Times New Roman"/>
+          <w:sz w:val="24"/>
+          <w:szCs w:val="24"/>
+        </w:rPr>
+        <w:t xml:space="preserve"> з Мир </w:t>
+      </w:r>
+      <w:proofErr w:type="spellStart"/>
+      <w:r>
+        <w:rPr>
+          <w:rFonts w:ascii="Times New Roman" w:hAnsi="Times New Roman" w:cs="Times New Roman"/>
+          <w:sz w:val="24"/>
+          <w:szCs w:val="24"/>
+        </w:rPr>
+        <w:t>Ликійських</w:t>
+      </w:r>
+      <w:proofErr w:type="spellEnd"/>
+      <w:r>
+        <w:rPr>
+          <w:rFonts w:ascii="Times New Roman" w:hAnsi="Times New Roman" w:cs="Times New Roman"/>
+          <w:sz w:val="24"/>
+          <w:szCs w:val="24"/>
+        </w:rPr>
+        <w:t xml:space="preserve"> до міста Барі пам’ять  звершуємо,</w:t>
+      </w:r>
+      <w:r>
+        <w:rPr>
+          <w:rFonts w:ascii="Times New Roman" w:hAnsi="Times New Roman" w:cs="Times New Roman"/>
+          <w:color w:val="000000"/>
+          <w:sz w:val="24"/>
+          <w:szCs w:val="24"/>
+        </w:rPr>
+        <w:t xml:space="preserve"> і всіх святих, помилує і спасе нас, як благий і чоловіколюбець.</w:t>
       </w:r>
     </w:p>
     <w:p>
@@ -11818,19 +11558,48 @@
       </w:pPr>
       <w:r>
         <w:rPr>
-          <w:rFonts w:ascii="Times New Roman" w:hAnsi="Times New Roman"/>
-          <w:i/>
-          <w:color w:val="FF4400"/>
-          <w:sz w:val="24"/>
-        </w:rPr>
-        <w:t>Священик:</w:t>
-      </w:r>
-      <w:r>
-        <w:rPr>
-          <w:rFonts w:ascii="Times New Roman" w:hAnsi="Times New Roman"/>
-          <w:sz w:val="24"/>
-        </w:rPr>
-        <w:t xml:space="preserve"> Слава святій, одноістотній, животворній і нероздільній Тройці, завжди, нині і повсякчас, і на віки віків.</w:t>
+          <w:rFonts w:ascii="Times New Roman" w:hAnsi="Times New Roman" w:cs="Times New Roman"/>
+          <w:i/>
+          <w:color w:val="FF0000"/>
+          <w:sz w:val="24"/>
+          <w:szCs w:val="24"/>
+        </w:rPr>
+        <w:t>Священик</w:t>
+      </w:r>
+      <w:r>
+        <w:rPr>
+          <w:rFonts w:ascii="Times New Roman" w:hAnsi="Times New Roman" w:cs="Times New Roman"/>
+          <w:color w:val="FF0000"/>
+          <w:sz w:val="24"/>
+          <w:szCs w:val="24"/>
+        </w:rPr>
+        <w:t xml:space="preserve">: </w:t>
+      </w:r>
+      <w:r>
+        <w:rPr>
+          <w:rFonts w:ascii="Times New Roman" w:hAnsi="Times New Roman" w:cs="Times New Roman"/>
+          <w:sz w:val="24"/>
+          <w:szCs w:val="24"/>
+        </w:rPr>
+        <w:t xml:space="preserve">Слава святій, </w:t>
+      </w:r>
+      <w:proofErr w:type="spellStart"/>
+      <w:r>
+        <w:rPr>
+          <w:rFonts w:ascii="Times New Roman" w:hAnsi="Times New Roman" w:cs="Times New Roman"/>
+          <w:sz w:val="24"/>
+          <w:szCs w:val="24"/>
+        </w:rPr>
+        <w:t>одноістотній</w:t>
+      </w:r>
+      <w:proofErr w:type="spellEnd"/>
+      <w:r>
+        <w:rPr>
+          <w:rFonts w:ascii="Times New Roman" w:hAnsi="Times New Roman" w:cs="Times New Roman"/>
+          <w:sz w:val="24"/>
+          <w:szCs w:val="24"/>
+        </w:rPr>
+        <w:t>, животворній і нероздільній Тройці, завжди, нині і повсякчас, і на віки віків.</w:t>
       </w:r>
     </w:p>
     <w:p>
@@ -16653,17 +16422,19 @@
       </w:pPr>
       <w:r>
         <w:rPr>
-          <w:rFonts w:ascii="Times New Roman" w:hAnsi="Times New Roman"/>
-          <w:i/>
-          <w:color w:val="FF4400"/>
-          <w:sz w:val="24"/>
+          <w:rFonts w:ascii="Times New Roman" w:hAnsi="Times New Roman" w:cs="Times New Roman"/>
+          <w:i/>
+          <w:color w:val="FF0000"/>
+          <w:sz w:val="24"/>
+          <w:szCs w:val="24"/>
         </w:rPr>
         <w:t>Священик:</w:t>
       </w:r>
       <w:r>
         <w:rPr>
-          <w:rFonts w:ascii="Times New Roman" w:hAnsi="Times New Roman"/>
-          <w:sz w:val="24"/>
+          <w:rFonts w:ascii="Times New Roman" w:hAnsi="Times New Roman" w:cs="Times New Roman"/>
+          <w:sz w:val="24"/>
+          <w:szCs w:val="24"/>
         </w:rPr>
         <w:t xml:space="preserve"> Бо тобі належить усяка слава, честь і поклоніння, Отцю, і Сину, і Святому Духові, нині і повсякчас, і на віки віків.</w:t>
       </w:r>
@@ -17049,136 +16820,351 @@
     </w:p>
     <w:p>
       <w:pPr>
-        <w:pStyle w:val="a"/>
-        <w:spacing w:after="120"/>
-      </w:pPr>
-      <w:r>
-        <w:rPr>
-          <w:rFonts w:ascii="Times New Roman" w:hAnsi="Times New Roman"/>
-          <w:i/>
-          <w:color w:val="FF4400"/>
-          <w:sz w:val="24"/>
-        </w:rPr>
-        <w:t xml:space="preserve">Тропар (г. 5): </w:t>
-      </w:r>
-      <w:r>
-        <w:rPr>
-          <w:rFonts w:ascii="Times New Roman" w:hAnsi="Times New Roman"/>
-          <w:color w:val="333333"/>
-          <w:sz w:val="24"/>
-        </w:rPr>
-        <w:t>Собезнача́льне Сло́во Отцю́ і Ду́хові,* від Ді́ви наро́джене на спасі́ння на́ше,* оспіва́ймо, ві́рні, і поклоні́мся,* бо благоволи́в пло́ттю зійти́ на хрест* і смерть перетерпі́ти, і воскреси́ти уме́рлих* сла́вним воскресі́нням Свої́м.</w:t>
-      </w:r>
-      <w:r>
-        <w:rPr>
-          <w:rFonts w:ascii="Times New Roman" w:hAnsi="Times New Roman"/>
-          <w:i/>
-          <w:color w:val="FF4400"/>
-          <w:sz w:val="24"/>
-        </w:rPr>
-        <w:t xml:space="preserve"> (2 р.)</w:t>
-      </w:r>
-    </w:p>
-    <w:p>
-      <w:pPr>
-        <w:pStyle w:val="a"/>
-        <w:spacing w:after="160"/>
-      </w:pPr>
-      <w:r>
-        <w:rPr>
-          <w:rFonts w:ascii="Times New Roman" w:hAnsi="Times New Roman"/>
+        <w:pStyle w:val="Normal1"/>
+        <w:spacing w:after="120"/>
+        <w:jc w:val="both"/>
+        <w:rPr>
+          <w:rFonts w:ascii="Times New Roman" w:eastAsia="Times New Roman" w:hAnsi="Times New Roman" w:cs="Times New Roman"/>
+          <w:sz w:val="24"/>
+          <w:szCs w:val="24"/>
+        </w:rPr>
+      </w:pPr>
+      <w:r>
+        <w:rPr>
+          <w:rFonts w:ascii="Times New Roman" w:eastAsia="Times New Roman" w:hAnsi="Times New Roman" w:cs="Times New Roman"/>
+          <w:i/>
+          <w:color w:val="FF0000"/>
+          <w:sz w:val="24"/>
+          <w:szCs w:val="24"/>
+        </w:rPr>
+        <w:t>(г. 4):</w:t>
+      </w:r>
+      <w:r>
+        <w:rPr>
+          <w:rFonts w:ascii="Times New Roman" w:eastAsia="Times New Roman" w:hAnsi="Times New Roman" w:cs="Times New Roman"/>
+          <w:sz w:val="24"/>
+          <w:szCs w:val="24"/>
+        </w:rPr>
+        <w:t xml:space="preserve"> Настав день свята світлого,* місто Барі радіє і з ним вся </w:t>
+      </w:r>
+      <w:proofErr w:type="spellStart"/>
+      <w:r>
+        <w:rPr>
+          <w:rFonts w:ascii="Times New Roman" w:eastAsia="Times New Roman" w:hAnsi="Times New Roman" w:cs="Times New Roman"/>
+          <w:sz w:val="24"/>
+          <w:szCs w:val="24"/>
+        </w:rPr>
+        <w:t>вселенна</w:t>
+      </w:r>
+      <w:proofErr w:type="spellEnd"/>
+      <w:r>
+        <w:rPr>
+          <w:rFonts w:ascii="Times New Roman" w:eastAsia="Times New Roman" w:hAnsi="Times New Roman" w:cs="Times New Roman"/>
+          <w:sz w:val="24"/>
+          <w:szCs w:val="24"/>
+        </w:rPr>
+        <w:t xml:space="preserve"> ликує піснями і співами духовними.* </w:t>
+      </w:r>
+      <w:proofErr w:type="spellStart"/>
+      <w:r>
+        <w:rPr>
+          <w:rFonts w:ascii="Times New Roman" w:eastAsia="Times New Roman" w:hAnsi="Times New Roman" w:cs="Times New Roman"/>
+          <w:sz w:val="24"/>
+          <w:szCs w:val="24"/>
+        </w:rPr>
+        <w:t>Днесь</w:t>
+      </w:r>
+      <w:proofErr w:type="spellEnd"/>
+      <w:r>
+        <w:rPr>
+          <w:rFonts w:ascii="Times New Roman" w:eastAsia="Times New Roman" w:hAnsi="Times New Roman" w:cs="Times New Roman"/>
+          <w:sz w:val="24"/>
+          <w:szCs w:val="24"/>
+        </w:rPr>
+        <w:t xml:space="preserve"> бо священне торжество перенесення чесних і </w:t>
+      </w:r>
+      <w:proofErr w:type="spellStart"/>
+      <w:r>
+        <w:rPr>
+          <w:rFonts w:ascii="Times New Roman" w:eastAsia="Times New Roman" w:hAnsi="Times New Roman" w:cs="Times New Roman"/>
+          <w:sz w:val="24"/>
+          <w:szCs w:val="24"/>
+        </w:rPr>
+        <w:t>багатоцілющих</w:t>
+      </w:r>
+      <w:proofErr w:type="spellEnd"/>
+      <w:r>
+        <w:rPr>
+          <w:rFonts w:ascii="Times New Roman" w:eastAsia="Times New Roman" w:hAnsi="Times New Roman" w:cs="Times New Roman"/>
+          <w:sz w:val="24"/>
+          <w:szCs w:val="24"/>
+        </w:rPr>
+        <w:t xml:space="preserve"> мощів святителя й чудотворця Миколая,* як сонце </w:t>
+      </w:r>
+      <w:proofErr w:type="spellStart"/>
+      <w:r>
+        <w:rPr>
+          <w:rFonts w:ascii="Times New Roman" w:eastAsia="Times New Roman" w:hAnsi="Times New Roman" w:cs="Times New Roman"/>
+          <w:sz w:val="24"/>
+          <w:szCs w:val="24"/>
+        </w:rPr>
+        <w:t>незаходиме</w:t>
+      </w:r>
+      <w:proofErr w:type="spellEnd"/>
+      <w:r>
+        <w:rPr>
+          <w:rFonts w:ascii="Times New Roman" w:eastAsia="Times New Roman" w:hAnsi="Times New Roman" w:cs="Times New Roman"/>
+          <w:sz w:val="24"/>
+          <w:szCs w:val="24"/>
+        </w:rPr>
+        <w:t xml:space="preserve">, </w:t>
+      </w:r>
+      <w:proofErr w:type="spellStart"/>
+      <w:r>
+        <w:rPr>
+          <w:rFonts w:ascii="Times New Roman" w:eastAsia="Times New Roman" w:hAnsi="Times New Roman" w:cs="Times New Roman"/>
+          <w:sz w:val="24"/>
+          <w:szCs w:val="24"/>
+        </w:rPr>
+        <w:t>возсіяло</w:t>
+      </w:r>
+      <w:proofErr w:type="spellEnd"/>
+      <w:r>
+        <w:rPr>
+          <w:rFonts w:ascii="Times New Roman" w:eastAsia="Times New Roman" w:hAnsi="Times New Roman" w:cs="Times New Roman"/>
+          <w:sz w:val="24"/>
+          <w:szCs w:val="24"/>
+        </w:rPr>
+        <w:t xml:space="preserve"> </w:t>
+      </w:r>
+      <w:proofErr w:type="spellStart"/>
+      <w:r>
+        <w:rPr>
+          <w:rFonts w:ascii="Times New Roman" w:eastAsia="Times New Roman" w:hAnsi="Times New Roman" w:cs="Times New Roman"/>
+          <w:sz w:val="24"/>
+          <w:szCs w:val="24"/>
+        </w:rPr>
+        <w:t>світлозоряними</w:t>
+      </w:r>
+      <w:proofErr w:type="spellEnd"/>
+      <w:r>
+        <w:rPr>
+          <w:rFonts w:ascii="Times New Roman" w:eastAsia="Times New Roman" w:hAnsi="Times New Roman" w:cs="Times New Roman"/>
+          <w:sz w:val="24"/>
+          <w:szCs w:val="24"/>
+        </w:rPr>
+        <w:t xml:space="preserve"> </w:t>
+      </w:r>
+      <w:proofErr w:type="spellStart"/>
+      <w:r>
+        <w:rPr>
+          <w:rFonts w:ascii="Times New Roman" w:eastAsia="Times New Roman" w:hAnsi="Times New Roman" w:cs="Times New Roman"/>
+          <w:sz w:val="24"/>
+          <w:szCs w:val="24"/>
+        </w:rPr>
+        <w:t>лучами</w:t>
+      </w:r>
+      <w:proofErr w:type="spellEnd"/>
+      <w:r>
+        <w:rPr>
+          <w:rFonts w:ascii="Times New Roman" w:eastAsia="Times New Roman" w:hAnsi="Times New Roman" w:cs="Times New Roman"/>
+          <w:sz w:val="24"/>
+          <w:szCs w:val="24"/>
+        </w:rPr>
+        <w:t>* і розганяє темряву спокус і бід від тих, що з вірою взивають:* Спасай нас як заступник наш великий, Миколаю.</w:t>
+      </w:r>
+    </w:p>
+    <w:p>
+      <w:pPr>
+        <w:spacing w:after="120"/>
+        <w:jc w:val="both"/>
+        <w:rPr>
+          <w:rFonts w:ascii="Times New Roman" w:hAnsi="Times New Roman" w:cs="Times New Roman"/>
+          <w:sz w:val="24"/>
+          <w:szCs w:val="24"/>
+        </w:rPr>
+      </w:pPr>
+      <w:r>
+        <w:rPr>
+          <w:rFonts w:ascii="Times New Roman" w:hAnsi="Times New Roman" w:cs="Times New Roman"/>
           <w:b/>
           <w:sz w:val="24"/>
-        </w:rPr>
-        <w:t xml:space="preserve">Слава: </w:t>
-      </w:r>
-      <w:r>
-        <w:rPr>
-          <w:rFonts w:ascii="Times New Roman" w:hAnsi="Times New Roman"/>
-          <w:i/>
-          <w:color w:val="FF0000"/>
-          <w:sz w:val="24"/>
-        </w:rPr>
-        <w:t>Тропар (г. 1):</w:t>
-      </w:r>
-      <w:r>
-        <w:rPr>
-          <w:rFonts w:ascii="Times New Roman" w:hAnsi="Times New Roman"/>
-          <w:color w:val="000000"/>
-          <w:sz w:val="24"/>
-        </w:rPr>
-        <w:t xml:space="preserve"> Веселиться Вселенна світло нині,* і вірних зібрання радіє у пам’яті твоїй.* З ними ж і ми торжествуємо, кличучи:* Спаси нас молитвами </w:t>
-      </w:r>
-      <w:r>
-        <w:rPr>
-          <w:rFonts w:ascii="Times New Roman" w:hAnsi="Times New Roman"/>
-          <w:sz w:val="24"/>
-        </w:rPr>
-        <w:t>т</w:t>
-      </w:r>
-      <w:r>
-        <w:rPr>
-          <w:rFonts w:ascii="Times New Roman" w:hAnsi="Times New Roman"/>
-          <w:color w:val="000000"/>
-          <w:sz w:val="24"/>
-        </w:rPr>
-        <w:t xml:space="preserve">воїми від усіх бід,* Тимотею, мученику священний. </w:t>
-      </w:r>
-    </w:p>
-    <w:p>
-      <w:pPr>
-        <w:pStyle w:val="a"/>
-      </w:pPr>
-      <w:r>
-        <w:rPr>
-          <w:rFonts w:ascii="Times New Roman" w:hAnsi="Times New Roman"/>
+          <w:szCs w:val="24"/>
+        </w:rPr>
+        <w:lastRenderedPageBreak/>
+        <w:t xml:space="preserve">Слава </w:t>
+      </w:r>
+      <w:r>
+        <w:rPr>
+          <w:rFonts w:ascii="Times New Roman" w:hAnsi="Times New Roman" w:cs="Times New Roman"/>
           <w:b/>
-          <w:sz w:val="24"/>
-        </w:rPr>
-        <w:t xml:space="preserve">І нині: </w:t>
-      </w:r>
-      <w:r>
-        <w:rPr>
-          <w:rFonts w:ascii="Times New Roman" w:hAnsi="Times New Roman"/>
-          <w:i/>
-          <w:color w:val="FF0000"/>
-          <w:sz w:val="24"/>
-        </w:rPr>
-        <w:t>Богородичний (г. 1):</w:t>
-      </w:r>
-      <w:r>
-        <w:rPr>
-          <w:rFonts w:ascii="Times New Roman" w:hAnsi="Times New Roman"/>
-          <w:color w:val="FF0000"/>
-          <w:sz w:val="24"/>
-        </w:rPr>
-        <w:t xml:space="preserve"> </w:t>
-      </w:r>
-      <w:r>
-        <w:rPr>
-          <w:rFonts w:ascii="Times New Roman" w:hAnsi="Times New Roman"/>
-          <w:sz w:val="24"/>
-        </w:rPr>
-        <w:t xml:space="preserve">Пречиста Богородице, на небі благословенна* і на землі славлена:* Радуйся, </w:t>
-      </w:r>
-      <w:r>
-        <w:rPr>
-          <w:rFonts w:ascii="Times New Roman" w:hAnsi="Times New Roman"/>
-          <w:sz w:val="24"/>
-        </w:rPr>
-        <w:t>невісто</w:t>
-      </w:r>
-      <w:r>
-        <w:rPr>
-          <w:rFonts w:ascii="Times New Roman" w:hAnsi="Times New Roman"/>
-          <w:sz w:val="24"/>
-        </w:rPr>
-        <w:t>, − Діво чиста!</w:t>
-      </w:r>
-    </w:p>
-    <w:p>
-      <w:pPr>
-        <w:pStyle w:val="a"/>
+          <w:color w:val="000000"/>
+          <w:sz w:val="24"/>
+          <w:szCs w:val="24"/>
+        </w:rPr>
+        <w:t>І нині</w:t>
+      </w:r>
+      <w:r>
+        <w:rPr>
+          <w:rFonts w:ascii="Times New Roman" w:hAnsi="Times New Roman" w:cs="Times New Roman"/>
+          <w:color w:val="000000"/>
+          <w:sz w:val="24"/>
+          <w:szCs w:val="24"/>
+        </w:rPr>
+        <w:t xml:space="preserve">: </w:t>
+      </w:r>
+      <w:r>
+        <w:rPr>
+          <w:rFonts w:ascii="Times New Roman" w:hAnsi="Times New Roman" w:cs="Times New Roman"/>
+          <w:sz w:val="24"/>
+          <w:szCs w:val="24"/>
+        </w:rPr>
+        <w:t xml:space="preserve">Таємниця споконвіку закрита й ангелам незнана:* через тебе, Богородице, Бог землянам появився,* прийнявши в </w:t>
+      </w:r>
+      <w:proofErr w:type="spellStart"/>
+      <w:r>
+        <w:rPr>
+          <w:rFonts w:ascii="Times New Roman" w:hAnsi="Times New Roman" w:cs="Times New Roman"/>
+          <w:sz w:val="24"/>
+          <w:szCs w:val="24"/>
+        </w:rPr>
+        <w:t>незлитній</w:t>
+      </w:r>
+      <w:proofErr w:type="spellEnd"/>
+      <w:r>
+        <w:rPr>
+          <w:rFonts w:ascii="Times New Roman" w:hAnsi="Times New Roman" w:cs="Times New Roman"/>
+          <w:sz w:val="24"/>
+          <w:szCs w:val="24"/>
+        </w:rPr>
+        <w:t xml:space="preserve"> сполуці тіло* і витерпівши задля нас добровільно хрест;* ним він воскресив </w:t>
+      </w:r>
+      <w:proofErr w:type="spellStart"/>
+      <w:r>
+        <w:rPr>
+          <w:rFonts w:ascii="Times New Roman" w:hAnsi="Times New Roman" w:cs="Times New Roman"/>
+          <w:sz w:val="24"/>
+          <w:szCs w:val="24"/>
+        </w:rPr>
+        <w:t>первоствореного</w:t>
+      </w:r>
+      <w:proofErr w:type="spellEnd"/>
+      <w:r>
+        <w:rPr>
+          <w:rFonts w:ascii="Times New Roman" w:hAnsi="Times New Roman" w:cs="Times New Roman"/>
+          <w:sz w:val="24"/>
+          <w:szCs w:val="24"/>
+        </w:rPr>
+        <w:t xml:space="preserve">* і спас від </w:t>
+      </w:r>
+      <w:proofErr w:type="spellStart"/>
+      <w:r>
+        <w:rPr>
+          <w:rFonts w:ascii="Times New Roman" w:hAnsi="Times New Roman" w:cs="Times New Roman"/>
+          <w:sz w:val="24"/>
+          <w:szCs w:val="24"/>
+        </w:rPr>
+        <w:t>смерти</w:t>
+      </w:r>
+      <w:proofErr w:type="spellEnd"/>
+      <w:r>
+        <w:rPr>
+          <w:rFonts w:ascii="Times New Roman" w:hAnsi="Times New Roman" w:cs="Times New Roman"/>
+          <w:sz w:val="24"/>
+          <w:szCs w:val="24"/>
+        </w:rPr>
+        <w:t xml:space="preserve"> душі наші.</w:t>
+      </w:r>
+    </w:p>
+    <w:p>
+      <w:pPr>
+        <w:spacing w:after="120"/>
+        <w:jc w:val="both"/>
+        <w:rPr>
+          <w:rFonts w:ascii="Times New Roman" w:hAnsi="Times New Roman" w:cs="Times New Roman"/>
+          <w:sz w:val="24"/>
+          <w:szCs w:val="24"/>
+        </w:rPr>
+      </w:pPr>
+    </w:p>
+    <w:p>
+      <w:pPr>
+        <w:spacing w:after="120"/>
+        <w:jc w:val="both"/>
+        <w:rPr>
+          <w:rFonts w:ascii="Times New Roman" w:hAnsi="Times New Roman" w:cs="Times New Roman"/>
+          <w:i/>
+          <w:color w:val="FF0000"/>
+          <w:sz w:val="24"/>
+          <w:szCs w:val="24"/>
+        </w:rPr>
+      </w:pPr>
+      <w:r>
+        <w:rPr>
+          <w:rFonts w:ascii="Times New Roman" w:hAnsi="Times New Roman" w:cs="Times New Roman"/>
+          <w:i/>
+          <w:color w:val="FF0000"/>
+          <w:sz w:val="24"/>
+          <w:szCs w:val="24"/>
+        </w:rPr>
+        <w:t xml:space="preserve">По тропарях читає читець чергову </w:t>
+      </w:r>
+      <w:proofErr w:type="spellStart"/>
+      <w:r>
+        <w:rPr>
+          <w:rFonts w:ascii="Times New Roman" w:hAnsi="Times New Roman" w:cs="Times New Roman"/>
+          <w:i/>
+          <w:color w:val="FF0000"/>
+          <w:sz w:val="24"/>
+          <w:szCs w:val="24"/>
+        </w:rPr>
+        <w:t>катизму</w:t>
+      </w:r>
+      <w:proofErr w:type="spellEnd"/>
+      <w:r>
+        <w:rPr>
+          <w:rFonts w:ascii="Times New Roman" w:hAnsi="Times New Roman" w:cs="Times New Roman"/>
+          <w:i/>
+          <w:color w:val="FF0000"/>
+          <w:sz w:val="24"/>
+          <w:szCs w:val="24"/>
+        </w:rPr>
+        <w:t xml:space="preserve">, після якої диякон перед св. дверми виголошує малу </w:t>
+      </w:r>
+      <w:proofErr w:type="spellStart"/>
+      <w:r>
+        <w:rPr>
+          <w:rFonts w:ascii="Times New Roman" w:hAnsi="Times New Roman" w:cs="Times New Roman"/>
+          <w:i/>
+          <w:color w:val="FF0000"/>
+          <w:sz w:val="24"/>
+          <w:szCs w:val="24"/>
+        </w:rPr>
+        <w:t>єктенію</w:t>
+      </w:r>
+      <w:proofErr w:type="spellEnd"/>
+      <w:r>
+        <w:rPr>
+          <w:rFonts w:ascii="Times New Roman" w:hAnsi="Times New Roman" w:cs="Times New Roman"/>
+          <w:i/>
+          <w:color w:val="FF0000"/>
+          <w:sz w:val="24"/>
+          <w:szCs w:val="24"/>
+        </w:rPr>
+        <w:t>:</w:t>
+      </w:r>
+    </w:p>
+    <w:p>
+      <w:pPr>
+        <w:spacing w:after="120"/>
+        <w:jc w:val="both"/>
+        <w:rPr>
+          <w:rFonts w:ascii="Times New Roman" w:hAnsi="Times New Roman" w:cs="Times New Roman"/>
+          <w:i/>
+          <w:color w:val="000000"/>
+          <w:sz w:val="24"/>
+          <w:szCs w:val="24"/>
+        </w:rPr>
       </w:pPr>
     </w:p>
     <w:p>
@@ -17503,19 +17489,50 @@
       </w:pPr>
       <w:r>
         <w:rPr>
-          <w:rFonts w:ascii="Times New Roman" w:hAnsi="Times New Roman"/>
-          <w:i/>
-          <w:color w:val="FF4400"/>
-          <w:sz w:val="24"/>
-        </w:rPr>
-        <w:t>Священик:</w:t>
-      </w:r>
-      <w:r>
-        <w:rPr>
-          <w:rFonts w:ascii="Times New Roman" w:hAnsi="Times New Roman"/>
-          <w:sz w:val="24"/>
-        </w:rPr>
-        <w:t xml:space="preserve"> Бо Твоя влада і Твоє єсть царство і сила, і слава Отця, і Сина, і Святого Духа, нині і повсякчас, і на віки віків.</w:t>
+          <w:rFonts w:ascii="Times New Roman" w:hAnsi="Times New Roman" w:cs="Times New Roman"/>
+          <w:i/>
+          <w:color w:val="FF0000"/>
+          <w:sz w:val="24"/>
+          <w:szCs w:val="24"/>
+        </w:rPr>
+        <w:t>Священик: </w:t>
+      </w:r>
+      <w:r>
+        <w:rPr>
+          <w:rFonts w:ascii="Times New Roman" w:hAnsi="Times New Roman" w:cs="Times New Roman"/>
+          <w:color w:val="000000"/>
+          <w:sz w:val="24"/>
+          <w:szCs w:val="24"/>
+        </w:rPr>
+        <w:t xml:space="preserve">Бо Твоя влада і Твоє </w:t>
+      </w:r>
+      <w:proofErr w:type="spellStart"/>
+      <w:r>
+        <w:rPr>
+          <w:rFonts w:ascii="Times New Roman" w:hAnsi="Times New Roman" w:cs="Times New Roman"/>
+          <w:color w:val="000000"/>
+          <w:sz w:val="24"/>
+          <w:szCs w:val="24"/>
+        </w:rPr>
+        <w:t>єсть</w:t>
+      </w:r>
+      <w:proofErr w:type="spellEnd"/>
+      <w:r>
+        <w:rPr>
+          <w:rFonts w:ascii="Times New Roman" w:hAnsi="Times New Roman" w:cs="Times New Roman"/>
+          <w:color w:val="000000"/>
+          <w:sz w:val="24"/>
+          <w:szCs w:val="24"/>
+        </w:rPr>
+        <w:t xml:space="preserve"> царство і сила, і слава Отця, і Сина, і Святого Духа</w:t>
+      </w:r>
+      <w:r>
+        <w:rPr>
+          <w:rFonts w:ascii="Times New Roman" w:hAnsi="Times New Roman" w:cs="Times New Roman"/>
+          <w:sz w:val="24"/>
+          <w:szCs w:val="24"/>
+        </w:rPr>
+        <w:t>, нині і повсякчас, і на віки віків.</w:t>
       </w:r>
     </w:p>
     <w:p>
@@ -18247,19 +18264,30 @@
       </w:pPr>
       <w:r>
         <w:rPr>
-          <w:rFonts w:ascii="Times New Roman" w:hAnsi="Times New Roman"/>
-          <w:i/>
-          <w:color w:val="FF4400"/>
-          <w:sz w:val="24"/>
-        </w:rPr>
-        <w:t>Священик:</w:t>
-      </w:r>
-      <w:r>
-        <w:rPr>
-          <w:rFonts w:ascii="Times New Roman" w:hAnsi="Times New Roman"/>
-          <w:sz w:val="24"/>
-        </w:rPr>
-        <w:t xml:space="preserve"> Бо благий і Чоловіколюбець Бог єси і Тобі славу возсилаємо Отцю, і Сину, і Святому Духові, нині і повсякчас, і на віки віків.</w:t>
+          <w:rFonts w:ascii="Times New Roman" w:hAnsi="Times New Roman" w:cs="Times New Roman"/>
+          <w:i/>
+          <w:color w:val="FF0000"/>
+          <w:sz w:val="24"/>
+          <w:szCs w:val="24"/>
+        </w:rPr>
+        <w:t>Священик: </w:t>
+      </w:r>
+      <w:r>
+        <w:rPr>
+          <w:rFonts w:ascii="Times New Roman" w:hAnsi="Times New Roman" w:cs="Times New Roman"/>
+          <w:color w:val="000000"/>
+          <w:sz w:val="24"/>
+          <w:szCs w:val="24"/>
+        </w:rPr>
+        <w:t>Бо благий і Чоловіколюбець Бог єси і Тобі славу возсилаємо Отцю, і Сину, і Святому Духові</w:t>
+      </w:r>
+      <w:r>
+        <w:rPr>
+          <w:rFonts w:ascii="Times New Roman" w:hAnsi="Times New Roman" w:cs="Times New Roman"/>
+          <w:sz w:val="24"/>
+          <w:szCs w:val="24"/>
+        </w:rPr>
+        <w:t>, нині і повсякчас, і на віки віків.</w:t>
       </w:r>
     </w:p>
     <w:p>
@@ -19845,19 +19873,30 @@
       </w:pPr>
       <w:r>
         <w:rPr>
-          <w:rFonts w:ascii="Times New Roman" w:hAnsi="Times New Roman"/>
-          <w:i/>
-          <w:color w:val="FF4400"/>
-          <w:sz w:val="24"/>
-        </w:rPr>
-        <w:t>Священик:</w:t>
-      </w:r>
-      <w:r>
-        <w:rPr>
-          <w:rFonts w:ascii="Times New Roman" w:hAnsi="Times New Roman"/>
-          <w:sz w:val="24"/>
-        </w:rPr>
-        <w:t xml:space="preserve"> Бо благословилося і прославилося ім’я Твоє Отця, і Сина, і Святого Духа, нині і повсякчас, і на віки віків.</w:t>
+          <w:rFonts w:ascii="Times New Roman" w:hAnsi="Times New Roman" w:cs="Times New Roman"/>
+          <w:i/>
+          <w:color w:val="FF0000"/>
+          <w:sz w:val="24"/>
+          <w:szCs w:val="24"/>
+        </w:rPr>
+        <w:t>Священик: </w:t>
+      </w:r>
+      <w:r>
+        <w:rPr>
+          <w:rFonts w:ascii="Times New Roman" w:hAnsi="Times New Roman" w:cs="Times New Roman"/>
+          <w:color w:val="000000"/>
+          <w:sz w:val="24"/>
+          <w:szCs w:val="24"/>
+        </w:rPr>
+        <w:t>Бо благословилося і прославилося ім’я Твоє Отця, і Сина, і Святого Духа</w:t>
+      </w:r>
+      <w:r>
+        <w:rPr>
+          <w:rFonts w:ascii="Times New Roman" w:hAnsi="Times New Roman" w:cs="Times New Roman"/>
+          <w:sz w:val="24"/>
+          <w:szCs w:val="24"/>
+        </w:rPr>
+        <w:t>, нині і повсякчас, і на віки віків.</w:t>
       </w:r>
     </w:p>
     <w:p>
@@ -20281,17 +20320,19 @@
       </w:pPr>
       <w:r>
         <w:rPr>
-          <w:rFonts w:ascii="Times New Roman" w:hAnsi="Times New Roman"/>
-          <w:i/>
-          <w:color w:val="FF4400"/>
-          <w:sz w:val="24"/>
+          <w:rFonts w:ascii="Times New Roman" w:hAnsi="Times New Roman" w:cs="Times New Roman"/>
+          <w:i/>
+          <w:color w:val="FF0000"/>
+          <w:sz w:val="24"/>
+          <w:szCs w:val="24"/>
         </w:rPr>
         <w:t>Священик:</w:t>
       </w:r>
       <w:r>
         <w:rPr>
-          <w:rFonts w:ascii="Times New Roman" w:hAnsi="Times New Roman"/>
-          <w:sz w:val="24"/>
+          <w:rFonts w:ascii="Times New Roman" w:hAnsi="Times New Roman" w:cs="Times New Roman"/>
+          <w:sz w:val="24"/>
+          <w:szCs w:val="24"/>
         </w:rPr>
         <w:t xml:space="preserve"> Мир всім.</w:t>
       </w:r>
@@ -20671,17 +20712,19 @@
       </w:pPr>
       <w:r>
         <w:rPr>
-          <w:rFonts w:ascii="Times New Roman" w:hAnsi="Times New Roman"/>
-          <w:i/>
-          <w:color w:val="FF4400"/>
-          <w:sz w:val="24"/>
+          <w:rFonts w:ascii="Times New Roman" w:hAnsi="Times New Roman" w:cs="Times New Roman"/>
+          <w:i/>
+          <w:color w:val="FF0000"/>
+          <w:sz w:val="24"/>
+          <w:szCs w:val="24"/>
         </w:rPr>
         <w:t>Священик:</w:t>
       </w:r>
       <w:r>
         <w:rPr>
-          <w:rFonts w:ascii="Times New Roman" w:hAnsi="Times New Roman"/>
-          <w:sz w:val="24"/>
+          <w:rFonts w:ascii="Times New Roman" w:hAnsi="Times New Roman" w:cs="Times New Roman"/>
+          <w:sz w:val="24"/>
+          <w:szCs w:val="24"/>
         </w:rPr>
         <w:t xml:space="preserve"> Бо ти святий єси, Боже наш, і в святині перебуваєш, і ми тобі славу віддаємо: Отцю, і Сину, і Святому Духові, нині і повсякчас, і на віки віків.</w:t>
       </w:r>
@@ -21059,19 +21102,30 @@
       </w:pPr>
       <w:r>
         <w:rPr>
-          <w:rFonts w:ascii="Times New Roman" w:hAnsi="Times New Roman"/>
-          <w:i/>
-          <w:color w:val="FF4400"/>
-          <w:sz w:val="24"/>
+          <w:rFonts w:ascii="Times New Roman" w:hAnsi="Times New Roman" w:cs="Times New Roman"/>
+          <w:i/>
+          <w:color w:val="FF0000"/>
+          <w:sz w:val="24"/>
+          <w:szCs w:val="24"/>
         </w:rPr>
         <w:t>Священик:</w:t>
       </w:r>
       <w:r>
         <w:rPr>
-          <w:rFonts w:ascii="Times New Roman" w:hAnsi="Times New Roman"/>
-          <w:sz w:val="24"/>
-        </w:rPr>
-        <w:t xml:space="preserve"> Мир всім!</w:t>
+          <w:rFonts w:ascii="Times New Roman" w:hAnsi="Times New Roman" w:cs="Times New Roman"/>
+          <w:color w:val="FF0000"/>
+          <w:sz w:val="24"/>
+          <w:szCs w:val="24"/>
+        </w:rPr>
+        <w:t xml:space="preserve"> </w:t>
+      </w:r>
+      <w:r>
+        <w:rPr>
+          <w:rFonts w:ascii="Times New Roman" w:hAnsi="Times New Roman" w:cs="Times New Roman"/>
+          <w:sz w:val="24"/>
+          <w:szCs w:val="24"/>
+        </w:rPr>
+        <w:t>Мир всім!</w:t>
       </w:r>
     </w:p>
     <w:p>
@@ -21115,19 +21169,47 @@
       </w:pPr>
       <w:r>
         <w:rPr>
-          <w:rFonts w:ascii="Times New Roman" w:hAnsi="Times New Roman"/>
-          <w:i/>
-          <w:color w:val="FF4400"/>
-          <w:sz w:val="24"/>
+          <w:rFonts w:ascii="Times New Roman" w:hAnsi="Times New Roman" w:cs="Times New Roman"/>
+          <w:i/>
+          <w:color w:val="FF0000"/>
+          <w:sz w:val="24"/>
+          <w:szCs w:val="24"/>
         </w:rPr>
         <w:t>Священик:</w:t>
       </w:r>
       <w:r>
         <w:rPr>
-          <w:rFonts w:ascii="Times New Roman" w:hAnsi="Times New Roman"/>
-          <w:sz w:val="24"/>
-        </w:rPr>
-        <w:t xml:space="preserve"> Від Йоана святого Євангелія читання.</w:t>
+          <w:rFonts w:ascii="Times New Roman" w:hAnsi="Times New Roman" w:cs="Times New Roman"/>
+          <w:color w:val="FF0000"/>
+          <w:sz w:val="24"/>
+          <w:szCs w:val="24"/>
+        </w:rPr>
+        <w:t xml:space="preserve"> </w:t>
+      </w:r>
+      <w:r>
+        <w:rPr>
+          <w:rFonts w:ascii="Times New Roman" w:hAnsi="Times New Roman" w:cs="Times New Roman"/>
+          <w:sz w:val="24"/>
+          <w:szCs w:val="24"/>
+        </w:rPr>
+        <w:t xml:space="preserve">Від </w:t>
+      </w:r>
+      <w:r>
+        <w:rPr>
+          <w:rFonts w:ascii="Times New Roman" w:hAnsi="Times New Roman" w:cs="Times New Roman"/>
+          <w:i/>
+          <w:sz w:val="24"/>
+          <w:szCs w:val="24"/>
+        </w:rPr>
+        <w:t>Йоана</w:t>
+      </w:r>
+      <w:r>
+        <w:rPr>
+          <w:rFonts w:ascii="Times New Roman" w:hAnsi="Times New Roman" w:cs="Times New Roman"/>
+          <w:sz w:val="24"/>
+          <w:szCs w:val="24"/>
+        </w:rPr>
+        <w:t xml:space="preserve"> святого Євангелія читання.</w:t>
       </w:r>
     </w:p>
     <w:p>
@@ -24119,19 +24201,48 @@
       </w:pPr>
       <w:r>
         <w:rPr>
-          <w:rFonts w:ascii="Times New Roman" w:hAnsi="Times New Roman"/>
-          <w:i/>
-          <w:color w:val="FF4400"/>
-          <w:sz w:val="24"/>
+          <w:rFonts w:ascii="Times New Roman" w:hAnsi="Times New Roman" w:cs="Times New Roman"/>
+          <w:i/>
+          <w:color w:val="FF0000"/>
+          <w:sz w:val="24"/>
+          <w:szCs w:val="24"/>
         </w:rPr>
         <w:t>Священик:</w:t>
       </w:r>
       <w:r>
         <w:rPr>
-          <w:rFonts w:ascii="Times New Roman" w:hAnsi="Times New Roman"/>
-          <w:sz w:val="24"/>
-        </w:rPr>
-        <w:t xml:space="preserve"> Благодаттю і щедротами і чоловіколюб'ям єдинородного Сина твого, з яким ти благословенний єси, з пресвятим і благим і животворним твоїм Духом, нині і повсякчас, і на віки віків.</w:t>
+          <w:rFonts w:ascii="Times New Roman" w:hAnsi="Times New Roman" w:cs="Times New Roman"/>
+          <w:color w:val="FF0000"/>
+          <w:sz w:val="24"/>
+          <w:szCs w:val="24"/>
+        </w:rPr>
+        <w:t xml:space="preserve"> </w:t>
+      </w:r>
+      <w:r>
+        <w:rPr>
+          <w:rFonts w:ascii="Times New Roman" w:hAnsi="Times New Roman" w:cs="Times New Roman"/>
+          <w:sz w:val="24"/>
+          <w:szCs w:val="24"/>
+        </w:rPr>
+        <w:t xml:space="preserve">Благодаттю і щедротами і </w:t>
+      </w:r>
+      <w:proofErr w:type="spellStart"/>
+      <w:r>
+        <w:rPr>
+          <w:rFonts w:ascii="Times New Roman" w:hAnsi="Times New Roman" w:cs="Times New Roman"/>
+          <w:sz w:val="24"/>
+          <w:szCs w:val="24"/>
+        </w:rPr>
+        <w:t>чоловіколюб'ям</w:t>
+      </w:r>
+      <w:proofErr w:type="spellEnd"/>
+      <w:r>
+        <w:rPr>
+          <w:rFonts w:ascii="Times New Roman" w:hAnsi="Times New Roman" w:cs="Times New Roman"/>
+          <w:sz w:val="24"/>
+          <w:szCs w:val="24"/>
+        </w:rPr>
+        <w:t xml:space="preserve"> єдинородного Сина твого, з яким ти благословенний єси, з пресвятим і благим і животворним твоїм Духом, нині і повсякчас, і на віки віків.</w:t>
       </w:r>
     </w:p>
     <w:p>
@@ -25434,19 +25545,30 @@
       </w:pPr>
       <w:r>
         <w:rPr>
-          <w:rFonts w:ascii="Times New Roman" w:hAnsi="Times New Roman"/>
-          <w:i/>
-          <w:color w:val="FF4400"/>
-          <w:sz w:val="24"/>
-        </w:rPr>
-        <w:t>Священик:</w:t>
-      </w:r>
-      <w:r>
-        <w:rPr>
-          <w:rFonts w:ascii="Times New Roman" w:hAnsi="Times New Roman"/>
-          <w:sz w:val="24"/>
-        </w:rPr>
-        <w:t xml:space="preserve"> Бо Ти Бог наш і Тобі славу возсилаємо: Отцю, і Сину, і Святому Духові, нині і повсякчас, і на віки віків.</w:t>
+          <w:rFonts w:ascii="Times New Roman" w:hAnsi="Times New Roman" w:cs="Times New Roman"/>
+          <w:i/>
+          <w:color w:val="FF0000"/>
+          <w:sz w:val="24"/>
+          <w:szCs w:val="24"/>
+        </w:rPr>
+        <w:t>Священик: </w:t>
+      </w:r>
+      <w:r>
+        <w:rPr>
+          <w:rFonts w:ascii="Times New Roman" w:hAnsi="Times New Roman" w:cs="Times New Roman"/>
+          <w:color w:val="000000"/>
+          <w:sz w:val="24"/>
+          <w:szCs w:val="24"/>
+        </w:rPr>
+        <w:t>Бо Ти Бог наш і Тобі славу возсилаємо: Отцю, і Сину, і Святому Духові</w:t>
+      </w:r>
+      <w:r>
+        <w:rPr>
+          <w:rFonts w:ascii="Times New Roman" w:hAnsi="Times New Roman" w:cs="Times New Roman"/>
+          <w:sz w:val="24"/>
+          <w:szCs w:val="24"/>
+        </w:rPr>
+        <w:t>, нині і повсякчас, і на віки віків.</w:t>
       </w:r>
     </w:p>
     <w:p>
@@ -27376,19 +27498,30 @@
       </w:pPr>
       <w:r>
         <w:rPr>
-          <w:rFonts w:ascii="Times New Roman" w:hAnsi="Times New Roman"/>
-          <w:i/>
-          <w:color w:val="FF4400"/>
-          <w:sz w:val="24"/>
-        </w:rPr>
-        <w:t>Священик:</w:t>
-      </w:r>
-      <w:r>
-        <w:rPr>
-          <w:rFonts w:ascii="Times New Roman" w:hAnsi="Times New Roman"/>
-          <w:sz w:val="24"/>
-        </w:rPr>
-        <w:t xml:space="preserve"> Бо Ти цар миру і Спас душ наших і Тобі славу возсилаємо: Отцю, і Сину, і Святому Духові, нині і повсякчас, і на віки віків.</w:t>
+          <w:rFonts w:ascii="Times New Roman" w:hAnsi="Times New Roman" w:cs="Times New Roman"/>
+          <w:i/>
+          <w:color w:val="FF0000"/>
+          <w:sz w:val="24"/>
+          <w:szCs w:val="24"/>
+        </w:rPr>
+        <w:t>Священик: </w:t>
+      </w:r>
+      <w:r>
+        <w:rPr>
+          <w:rFonts w:ascii="Times New Roman" w:hAnsi="Times New Roman" w:cs="Times New Roman"/>
+          <w:color w:val="000000"/>
+          <w:sz w:val="24"/>
+          <w:szCs w:val="24"/>
+        </w:rPr>
+        <w:t>Бо Ти цар миру і Спас душ наших і Тобі славу возсилаємо: Отцю, і Сину, і Святому Духові</w:t>
+      </w:r>
+      <w:r>
+        <w:rPr>
+          <w:rFonts w:ascii="Times New Roman" w:hAnsi="Times New Roman" w:cs="Times New Roman"/>
+          <w:sz w:val="24"/>
+          <w:szCs w:val="24"/>
+        </w:rPr>
+        <w:t>, нині і повсякчас, і на віки віків.</w:t>
       </w:r>
     </w:p>
     <w:p>
@@ -29374,19 +29507,30 @@
       </w:pPr>
       <w:r>
         <w:rPr>
-          <w:rFonts w:ascii="Times New Roman" w:hAnsi="Times New Roman"/>
-          <w:i/>
-          <w:color w:val="FF4400"/>
-          <w:sz w:val="24"/>
-        </w:rPr>
-        <w:t>Священик:</w:t>
-      </w:r>
-      <w:r>
-        <w:rPr>
-          <w:rFonts w:ascii="Times New Roman" w:hAnsi="Times New Roman"/>
-          <w:sz w:val="24"/>
-        </w:rPr>
-        <w:t xml:space="preserve"> Бо Тебе хвалять усі сили небесні і Тобі славу возсилаємо: Отцю, і Сину, і Святому Духові, нині і повсякчас, і на віки віків.</w:t>
+          <w:rFonts w:ascii="Times New Roman" w:hAnsi="Times New Roman" w:cs="Times New Roman"/>
+          <w:i/>
+          <w:color w:val="FF0000"/>
+          <w:sz w:val="24"/>
+          <w:szCs w:val="24"/>
+        </w:rPr>
+        <w:t>Священик: </w:t>
+      </w:r>
+      <w:r>
+        <w:rPr>
+          <w:rFonts w:ascii="Times New Roman" w:hAnsi="Times New Roman" w:cs="Times New Roman"/>
+          <w:color w:val="000000"/>
+          <w:sz w:val="24"/>
+          <w:szCs w:val="24"/>
+        </w:rPr>
+        <w:t>Бо Тебе хвалять усі сили небесні і Тобі славу возсилаємо: Отцю, і Сину, і Святому Духові</w:t>
+      </w:r>
+      <w:r>
+        <w:rPr>
+          <w:rFonts w:ascii="Times New Roman" w:hAnsi="Times New Roman" w:cs="Times New Roman"/>
+          <w:sz w:val="24"/>
+          <w:szCs w:val="24"/>
+        </w:rPr>
+        <w:t>, нині і повсякчас, і на віки віків.</w:t>
       </w:r>
     </w:p>
     <w:p>
@@ -31515,17 +31659,20 @@
       </w:pPr>
       <w:r>
         <w:rPr>
-          <w:rFonts w:ascii="Times New Roman" w:hAnsi="Times New Roman"/>
-          <w:i/>
-          <w:color w:val="FF4400"/>
-          <w:sz w:val="24"/>
+          <w:rFonts w:ascii="Times New Roman" w:hAnsi="Times New Roman" w:cs="Times New Roman"/>
+          <w:i/>
+          <w:color w:val="FF0000"/>
+          <w:sz w:val="24"/>
+          <w:szCs w:val="24"/>
         </w:rPr>
         <w:t>Священик:</w:t>
       </w:r>
       <w:r>
         <w:rPr>
-          <w:rFonts w:ascii="Times New Roman" w:hAnsi="Times New Roman"/>
-          <w:sz w:val="24"/>
+          <w:rFonts w:ascii="Times New Roman" w:hAnsi="Times New Roman" w:cs="Times New Roman"/>
+          <w:color w:val="000000"/>
+          <w:sz w:val="24"/>
+          <w:szCs w:val="24"/>
         </w:rPr>
         <w:t xml:space="preserve"> Слава Тобі, що Світло нам показав! </w:t>
       </w:r>
@@ -32073,127 +32220,272 @@
     </w:p>
     <w:p>
       <w:pPr>
-        <w:pStyle w:val="a"/>
-        <w:spacing w:after="120"/>
-      </w:pPr>
-      <w:r>
-        <w:rPr>
-          <w:rFonts w:ascii="Times New Roman" w:hAnsi="Times New Roman"/>
-          <w:i/>
-          <w:color w:val="FF4400"/>
-          <w:sz w:val="24"/>
-        </w:rPr>
-        <w:t xml:space="preserve">Тропар (г. 5): </w:t>
-      </w:r>
-      <w:r>
-        <w:rPr>
-          <w:rFonts w:ascii="Times New Roman" w:hAnsi="Times New Roman"/>
-          <w:color w:val="333333"/>
-          <w:sz w:val="24"/>
-        </w:rPr>
-        <w:t>Собезнача́льне Сло́во Отцю́ і Ду́хові,* від Ді́ви наро́джене на спасі́ння на́ше,* оспіва́ймо, ві́рні, і поклоні́мся,* бо благоволи́в пло́ттю зійти́ на хрест* і смерть перетерпі́ти, і воскреси́ти уме́рлих* сла́вним воскресі́нням Свої́м.</w:t>
-      </w:r>
-    </w:p>
-    <w:p>
-      <w:pPr>
-        <w:pStyle w:val="a"/>
-        <w:spacing w:after="160"/>
-      </w:pPr>
-      <w:r>
-        <w:rPr>
-          <w:rFonts w:ascii="Times New Roman" w:hAnsi="Times New Roman"/>
+        <w:pStyle w:val="Normal1"/>
+        <w:spacing w:after="120"/>
+        <w:jc w:val="both"/>
+        <w:rPr>
+          <w:rFonts w:ascii="Times New Roman" w:eastAsia="Times New Roman" w:hAnsi="Times New Roman" w:cs="Times New Roman"/>
+          <w:sz w:val="24"/>
+          <w:szCs w:val="24"/>
+        </w:rPr>
+      </w:pPr>
+      <w:r>
+        <w:rPr>
+          <w:rFonts w:ascii="Times New Roman" w:eastAsia="Times New Roman" w:hAnsi="Times New Roman" w:cs="Times New Roman"/>
+          <w:i/>
+          <w:color w:val="FF0000"/>
+          <w:sz w:val="24"/>
+          <w:szCs w:val="24"/>
+        </w:rPr>
+        <w:t>(г. 4):</w:t>
+      </w:r>
+      <w:r>
+        <w:rPr>
+          <w:rFonts w:ascii="Times New Roman" w:eastAsia="Times New Roman" w:hAnsi="Times New Roman" w:cs="Times New Roman"/>
+          <w:sz w:val="24"/>
+          <w:szCs w:val="24"/>
+        </w:rPr>
+        <w:t xml:space="preserve"> Настав день свята світлого,* місто Барі радіє і з ним вся </w:t>
+      </w:r>
+      <w:proofErr w:type="spellStart"/>
+      <w:r>
+        <w:rPr>
+          <w:rFonts w:ascii="Times New Roman" w:eastAsia="Times New Roman" w:hAnsi="Times New Roman" w:cs="Times New Roman"/>
+          <w:sz w:val="24"/>
+          <w:szCs w:val="24"/>
+        </w:rPr>
+        <w:t>вселенна</w:t>
+      </w:r>
+      <w:proofErr w:type="spellEnd"/>
+      <w:r>
+        <w:rPr>
+          <w:rFonts w:ascii="Times New Roman" w:eastAsia="Times New Roman" w:hAnsi="Times New Roman" w:cs="Times New Roman"/>
+          <w:sz w:val="24"/>
+          <w:szCs w:val="24"/>
+        </w:rPr>
+        <w:t xml:space="preserve"> ликує піснями і співами духовними.* </w:t>
+      </w:r>
+      <w:proofErr w:type="spellStart"/>
+      <w:r>
+        <w:rPr>
+          <w:rFonts w:ascii="Times New Roman" w:eastAsia="Times New Roman" w:hAnsi="Times New Roman" w:cs="Times New Roman"/>
+          <w:sz w:val="24"/>
+          <w:szCs w:val="24"/>
+        </w:rPr>
+        <w:t>Днесь</w:t>
+      </w:r>
+      <w:proofErr w:type="spellEnd"/>
+      <w:r>
+        <w:rPr>
+          <w:rFonts w:ascii="Times New Roman" w:eastAsia="Times New Roman" w:hAnsi="Times New Roman" w:cs="Times New Roman"/>
+          <w:sz w:val="24"/>
+          <w:szCs w:val="24"/>
+        </w:rPr>
+        <w:t xml:space="preserve"> бо священне торжество перенесення чесних і </w:t>
+      </w:r>
+      <w:proofErr w:type="spellStart"/>
+      <w:r>
+        <w:rPr>
+          <w:rFonts w:ascii="Times New Roman" w:eastAsia="Times New Roman" w:hAnsi="Times New Roman" w:cs="Times New Roman"/>
+          <w:sz w:val="24"/>
+          <w:szCs w:val="24"/>
+        </w:rPr>
+        <w:t>багатоцілющих</w:t>
+      </w:r>
+      <w:proofErr w:type="spellEnd"/>
+      <w:r>
+        <w:rPr>
+          <w:rFonts w:ascii="Times New Roman" w:eastAsia="Times New Roman" w:hAnsi="Times New Roman" w:cs="Times New Roman"/>
+          <w:sz w:val="24"/>
+          <w:szCs w:val="24"/>
+        </w:rPr>
+        <w:t xml:space="preserve"> мощів святителя й чудотворця Миколая,* як сонце </w:t>
+      </w:r>
+      <w:proofErr w:type="spellStart"/>
+      <w:r>
+        <w:rPr>
+          <w:rFonts w:ascii="Times New Roman" w:eastAsia="Times New Roman" w:hAnsi="Times New Roman" w:cs="Times New Roman"/>
+          <w:sz w:val="24"/>
+          <w:szCs w:val="24"/>
+        </w:rPr>
+        <w:t>незаходиме</w:t>
+      </w:r>
+      <w:proofErr w:type="spellEnd"/>
+      <w:r>
+        <w:rPr>
+          <w:rFonts w:ascii="Times New Roman" w:eastAsia="Times New Roman" w:hAnsi="Times New Roman" w:cs="Times New Roman"/>
+          <w:sz w:val="24"/>
+          <w:szCs w:val="24"/>
+        </w:rPr>
+        <w:t xml:space="preserve">, </w:t>
+      </w:r>
+      <w:proofErr w:type="spellStart"/>
+      <w:r>
+        <w:rPr>
+          <w:rFonts w:ascii="Times New Roman" w:eastAsia="Times New Roman" w:hAnsi="Times New Roman" w:cs="Times New Roman"/>
+          <w:sz w:val="24"/>
+          <w:szCs w:val="24"/>
+        </w:rPr>
+        <w:t>возсіяло</w:t>
+      </w:r>
+      <w:proofErr w:type="spellEnd"/>
+      <w:r>
+        <w:rPr>
+          <w:rFonts w:ascii="Times New Roman" w:eastAsia="Times New Roman" w:hAnsi="Times New Roman" w:cs="Times New Roman"/>
+          <w:sz w:val="24"/>
+          <w:szCs w:val="24"/>
+        </w:rPr>
+        <w:t xml:space="preserve"> </w:t>
+      </w:r>
+      <w:proofErr w:type="spellStart"/>
+      <w:r>
+        <w:rPr>
+          <w:rFonts w:ascii="Times New Roman" w:eastAsia="Times New Roman" w:hAnsi="Times New Roman" w:cs="Times New Roman"/>
+          <w:sz w:val="24"/>
+          <w:szCs w:val="24"/>
+        </w:rPr>
+        <w:t>світлозоряними</w:t>
+      </w:r>
+      <w:proofErr w:type="spellEnd"/>
+      <w:r>
+        <w:rPr>
+          <w:rFonts w:ascii="Times New Roman" w:eastAsia="Times New Roman" w:hAnsi="Times New Roman" w:cs="Times New Roman"/>
+          <w:sz w:val="24"/>
+          <w:szCs w:val="24"/>
+        </w:rPr>
+        <w:t xml:space="preserve"> </w:t>
+      </w:r>
+      <w:proofErr w:type="spellStart"/>
+      <w:r>
+        <w:rPr>
+          <w:rFonts w:ascii="Times New Roman" w:eastAsia="Times New Roman" w:hAnsi="Times New Roman" w:cs="Times New Roman"/>
+          <w:sz w:val="24"/>
+          <w:szCs w:val="24"/>
+        </w:rPr>
+        <w:t>лучами</w:t>
+      </w:r>
+      <w:proofErr w:type="spellEnd"/>
+      <w:r>
+        <w:rPr>
+          <w:rFonts w:ascii="Times New Roman" w:eastAsia="Times New Roman" w:hAnsi="Times New Roman" w:cs="Times New Roman"/>
+          <w:sz w:val="24"/>
+          <w:szCs w:val="24"/>
+        </w:rPr>
+        <w:t>* і розганяє темряву спокус і бід від тих, що з вірою взивають:* Спасай нас як заступник наш великий, Миколаю.</w:t>
+      </w:r>
+    </w:p>
+    <w:p>
+      <w:pPr>
+        <w:spacing w:after="120"/>
+        <w:jc w:val="both"/>
+        <w:rPr>
+          <w:rFonts w:ascii="Times New Roman" w:hAnsi="Times New Roman" w:cs="Times New Roman"/>
+          <w:sz w:val="24"/>
+          <w:szCs w:val="24"/>
+        </w:rPr>
+      </w:pPr>
+      <w:r>
+        <w:rPr>
+          <w:rFonts w:ascii="Times New Roman" w:hAnsi="Times New Roman" w:cs="Times New Roman"/>
           <w:b/>
           <w:sz w:val="24"/>
-        </w:rPr>
-        <w:t xml:space="preserve">Слава: </w:t>
-      </w:r>
-      <w:r>
-        <w:rPr>
-          <w:rFonts w:ascii="Times New Roman" w:hAnsi="Times New Roman"/>
-          <w:i/>
-          <w:color w:val="FF0000"/>
-          <w:sz w:val="24"/>
-        </w:rPr>
-        <w:t>Тропар (г. 1):</w:t>
-      </w:r>
-      <w:r>
-        <w:rPr>
-          <w:rFonts w:ascii="Times New Roman" w:hAnsi="Times New Roman"/>
-          <w:color w:val="000000"/>
-          <w:sz w:val="24"/>
-        </w:rPr>
-        <w:t xml:space="preserve"> Веселиться Вселенна світло нині,* і вірних зібрання радіє у пам’яті твоїй.* З ними ж і ми торжествуємо, кличучи:* Спаси нас молитвами </w:t>
-      </w:r>
-      <w:r>
-        <w:rPr>
-          <w:rFonts w:ascii="Times New Roman" w:hAnsi="Times New Roman"/>
-          <w:sz w:val="24"/>
-        </w:rPr>
-        <w:t>т</w:t>
-      </w:r>
-      <w:r>
-        <w:rPr>
-          <w:rFonts w:ascii="Times New Roman" w:hAnsi="Times New Roman"/>
-          <w:color w:val="000000"/>
-          <w:sz w:val="24"/>
-        </w:rPr>
-        <w:t xml:space="preserve">воїми від усіх бід,* Тимотею, мученику священний. </w:t>
-      </w:r>
-    </w:p>
-    <w:p>
-      <w:pPr>
-        <w:pStyle w:val="a"/>
-      </w:pPr>
-      <w:r>
-        <w:rPr>
-          <w:rFonts w:ascii="Times New Roman" w:hAnsi="Times New Roman"/>
+          <w:szCs w:val="24"/>
+        </w:rPr>
+        <w:t xml:space="preserve">Слава </w:t>
+      </w:r>
+      <w:r>
+        <w:rPr>
+          <w:rFonts w:ascii="Times New Roman" w:hAnsi="Times New Roman" w:cs="Times New Roman"/>
           <w:b/>
-          <w:sz w:val="24"/>
-        </w:rPr>
-        <w:t xml:space="preserve">І нині: </w:t>
-      </w:r>
-      <w:r>
-        <w:rPr>
-          <w:rFonts w:ascii="Times New Roman" w:hAnsi="Times New Roman"/>
-          <w:i/>
-          <w:color w:val="FF0000"/>
-          <w:sz w:val="24"/>
-        </w:rPr>
-        <w:t>Богородичний (г. 1):</w:t>
-      </w:r>
-      <w:r>
-        <w:rPr>
-          <w:rFonts w:ascii="Times New Roman" w:hAnsi="Times New Roman"/>
-          <w:color w:val="FF0000"/>
-          <w:sz w:val="24"/>
-        </w:rPr>
-        <w:t xml:space="preserve"> </w:t>
-      </w:r>
-      <w:r>
-        <w:rPr>
-          <w:rFonts w:ascii="Times New Roman" w:hAnsi="Times New Roman"/>
-          <w:sz w:val="24"/>
-        </w:rPr>
-        <w:t xml:space="preserve">Пречиста Богородице, на небі благословенна* і на землі славлена:* Радуйся, </w:t>
-      </w:r>
-      <w:r>
-        <w:rPr>
-          <w:rFonts w:ascii="Times New Roman" w:hAnsi="Times New Roman"/>
-          <w:sz w:val="24"/>
-        </w:rPr>
-        <w:t>невісто</w:t>
-      </w:r>
-      <w:r>
-        <w:rPr>
-          <w:rFonts w:ascii="Times New Roman" w:hAnsi="Times New Roman"/>
-          <w:sz w:val="24"/>
-        </w:rPr>
-        <w:t>, − Діво чиста!</w:t>
-      </w:r>
-    </w:p>
-    <w:p>
-      <w:pPr>
-        <w:pStyle w:val="a"/>
+          <w:color w:val="000000"/>
+          <w:sz w:val="24"/>
+          <w:szCs w:val="24"/>
+        </w:rPr>
+        <w:t>І нині</w:t>
+      </w:r>
+      <w:r>
+        <w:rPr>
+          <w:rFonts w:ascii="Times New Roman" w:hAnsi="Times New Roman" w:cs="Times New Roman"/>
+          <w:color w:val="000000"/>
+          <w:sz w:val="24"/>
+          <w:szCs w:val="24"/>
+        </w:rPr>
+        <w:t xml:space="preserve">: </w:t>
+      </w:r>
+      <w:r>
+        <w:rPr>
+          <w:rFonts w:ascii="Times New Roman" w:hAnsi="Times New Roman" w:cs="Times New Roman"/>
+          <w:sz w:val="24"/>
+          <w:szCs w:val="24"/>
+        </w:rPr>
+        <w:t xml:space="preserve">Таємниця споконвіку закрита й ангелам незнана:* через тебе, Богородице, Бог землянам появився,* прийнявши в </w:t>
+      </w:r>
+      <w:proofErr w:type="spellStart"/>
+      <w:r>
+        <w:rPr>
+          <w:rFonts w:ascii="Times New Roman" w:hAnsi="Times New Roman" w:cs="Times New Roman"/>
+          <w:sz w:val="24"/>
+          <w:szCs w:val="24"/>
+        </w:rPr>
+        <w:t>незлитній</w:t>
+      </w:r>
+      <w:proofErr w:type="spellEnd"/>
+      <w:r>
+        <w:rPr>
+          <w:rFonts w:ascii="Times New Roman" w:hAnsi="Times New Roman" w:cs="Times New Roman"/>
+          <w:sz w:val="24"/>
+          <w:szCs w:val="24"/>
+        </w:rPr>
+        <w:t xml:space="preserve"> сполуці тіло* і витерпівши задля нас добровільно хрест;* ним він воскресив </w:t>
+      </w:r>
+      <w:proofErr w:type="spellStart"/>
+      <w:r>
+        <w:rPr>
+          <w:rFonts w:ascii="Times New Roman" w:hAnsi="Times New Roman" w:cs="Times New Roman"/>
+          <w:sz w:val="24"/>
+          <w:szCs w:val="24"/>
+        </w:rPr>
+        <w:t>первоствореного</w:t>
+      </w:r>
+      <w:proofErr w:type="spellEnd"/>
+      <w:r>
+        <w:rPr>
+          <w:rFonts w:ascii="Times New Roman" w:hAnsi="Times New Roman" w:cs="Times New Roman"/>
+          <w:sz w:val="24"/>
+          <w:szCs w:val="24"/>
+        </w:rPr>
+        <w:t xml:space="preserve">* і спас від </w:t>
+      </w:r>
+      <w:proofErr w:type="spellStart"/>
+      <w:r>
+        <w:rPr>
+          <w:rFonts w:ascii="Times New Roman" w:hAnsi="Times New Roman" w:cs="Times New Roman"/>
+          <w:sz w:val="24"/>
+          <w:szCs w:val="24"/>
+        </w:rPr>
+        <w:t>смерти</w:t>
+      </w:r>
+      <w:proofErr w:type="spellEnd"/>
+      <w:r>
+        <w:rPr>
+          <w:rFonts w:ascii="Times New Roman" w:hAnsi="Times New Roman" w:cs="Times New Roman"/>
+          <w:sz w:val="24"/>
+          <w:szCs w:val="24"/>
+        </w:rPr>
+        <w:t xml:space="preserve"> душі наші.</w:t>
+      </w:r>
+    </w:p>
+    <w:p>
+      <w:pPr>
+        <w:spacing w:after="120"/>
+        <w:jc w:val="both"/>
+        <w:rPr>
+          <w:rFonts w:ascii="Times New Roman" w:hAnsi="Times New Roman" w:cs="Times New Roman"/>
+          <w:i/>
+          <w:color w:val="FF0000"/>
+          <w:sz w:val="24"/>
+          <w:szCs w:val="24"/>
+        </w:rPr>
       </w:pPr>
     </w:p>
     <w:p>
@@ -32766,17 +33058,19 @@
       </w:pPr>
       <w:r>
         <w:rPr>
-          <w:rFonts w:ascii="Times New Roman" w:hAnsi="Times New Roman"/>
-          <w:i/>
-          <w:color w:val="FF4400"/>
-          <w:sz w:val="24"/>
+          <w:rFonts w:ascii="Times New Roman" w:hAnsi="Times New Roman" w:cs="Times New Roman"/>
+          <w:i/>
+          <w:color w:val="FF0000"/>
+          <w:sz w:val="24"/>
+          <w:szCs w:val="24"/>
         </w:rPr>
         <w:t>Священик:</w:t>
       </w:r>
       <w:r>
         <w:rPr>
-          <w:rFonts w:ascii="Times New Roman" w:hAnsi="Times New Roman"/>
-          <w:sz w:val="24"/>
+          <w:rFonts w:ascii="Times New Roman" w:hAnsi="Times New Roman" w:cs="Times New Roman"/>
+          <w:sz w:val="24"/>
+          <w:szCs w:val="24"/>
         </w:rPr>
         <w:t xml:space="preserve"> Бо милостивий і чоловіколюбець Бог єси, і тобі славу возсилаємо, Отцю, і Сину, і Святому Духові, нині і повсякчас, і на віки віків.</w:t>
       </w:r>
@@ -33686,19 +33980,84 @@
       </w:pPr>
       <w:r>
         <w:rPr>
-          <w:rFonts w:ascii="Times New Roman" w:hAnsi="Times New Roman"/>
-          <w:i/>
-          <w:color w:val="FF4400"/>
-          <w:sz w:val="24"/>
+          <w:rFonts w:ascii="Times New Roman" w:hAnsi="Times New Roman" w:cs="Times New Roman"/>
+          <w:i/>
+          <w:color w:val="FF0000"/>
+          <w:sz w:val="24"/>
+          <w:szCs w:val="24"/>
         </w:rPr>
         <w:t>Священик:</w:t>
       </w:r>
       <w:r>
         <w:rPr>
-          <w:rFonts w:ascii="Times New Roman" w:hAnsi="Times New Roman"/>
-          <w:sz w:val="24"/>
-        </w:rPr>
-        <w:t xml:space="preserve"> Бо ти Бог милости, ласк і чоловіколюбности, і тобі славу віддаємо: Отцю, і Сину, і Святому Духові, нині і повсякчас, і на віки віків.</w:t>
+          <w:rFonts w:ascii="Times New Roman" w:hAnsi="Times New Roman" w:cs="Times New Roman"/>
+          <w:color w:val="FF0000"/>
+          <w:sz w:val="24"/>
+          <w:szCs w:val="24"/>
+        </w:rPr>
+        <w:t xml:space="preserve"> </w:t>
+      </w:r>
+      <w:r>
+        <w:rPr>
+          <w:rFonts w:ascii="Times New Roman" w:hAnsi="Times New Roman" w:cs="Times New Roman"/>
+          <w:sz w:val="24"/>
+          <w:szCs w:val="24"/>
+        </w:rPr>
+        <w:t xml:space="preserve">Бо ти Бог </w:t>
+      </w:r>
+      <w:proofErr w:type="spellStart"/>
+      <w:r>
+        <w:rPr>
+          <w:rFonts w:ascii="Times New Roman" w:hAnsi="Times New Roman" w:cs="Times New Roman"/>
+          <w:sz w:val="24"/>
+          <w:szCs w:val="24"/>
+        </w:rPr>
+        <w:t>милости</w:t>
+      </w:r>
+      <w:proofErr w:type="spellEnd"/>
+      <w:r>
+        <w:rPr>
+          <w:rFonts w:ascii="Times New Roman" w:hAnsi="Times New Roman" w:cs="Times New Roman"/>
+          <w:sz w:val="24"/>
+          <w:szCs w:val="24"/>
+        </w:rPr>
+        <w:t xml:space="preserve">, </w:t>
+      </w:r>
+      <w:proofErr w:type="spellStart"/>
+      <w:r>
+        <w:rPr>
+          <w:rFonts w:ascii="Times New Roman" w:hAnsi="Times New Roman" w:cs="Times New Roman"/>
+          <w:sz w:val="24"/>
+          <w:szCs w:val="24"/>
+        </w:rPr>
+        <w:t>ласк</w:t>
+      </w:r>
+      <w:proofErr w:type="spellEnd"/>
+      <w:r>
+        <w:rPr>
+          <w:rFonts w:ascii="Times New Roman" w:hAnsi="Times New Roman" w:cs="Times New Roman"/>
+          <w:sz w:val="24"/>
+          <w:szCs w:val="24"/>
+        </w:rPr>
+        <w:t xml:space="preserve"> і </w:t>
+      </w:r>
+      <w:proofErr w:type="spellStart"/>
+      <w:r>
+        <w:rPr>
+          <w:rFonts w:ascii="Times New Roman" w:hAnsi="Times New Roman" w:cs="Times New Roman"/>
+          <w:sz w:val="24"/>
+          <w:szCs w:val="24"/>
+        </w:rPr>
+        <w:t>чоловіколюбности</w:t>
+      </w:r>
+      <w:proofErr w:type="spellEnd"/>
+      <w:r>
+        <w:rPr>
+          <w:rFonts w:ascii="Times New Roman" w:hAnsi="Times New Roman" w:cs="Times New Roman"/>
+          <w:sz w:val="24"/>
+          <w:szCs w:val="24"/>
+        </w:rPr>
+        <w:t>, і тобі славу віддаємо: Отцю, і Сину, і Святому Духові, нині і повсякчас, і на віки віків.</w:t>
       </w:r>
     </w:p>
     <w:p>
@@ -33751,17 +34110,19 @@
       </w:pPr>
       <w:r>
         <w:rPr>
-          <w:rFonts w:ascii="Times New Roman" w:hAnsi="Times New Roman"/>
-          <w:i/>
-          <w:color w:val="FF4400"/>
-          <w:sz w:val="24"/>
+          <w:rFonts w:ascii="Times New Roman" w:hAnsi="Times New Roman" w:cs="Times New Roman"/>
+          <w:i/>
+          <w:color w:val="FF0000"/>
+          <w:sz w:val="24"/>
+          <w:szCs w:val="24"/>
         </w:rPr>
         <w:t>Священик:</w:t>
       </w:r>
       <w:r>
         <w:rPr>
-          <w:rFonts w:ascii="Times New Roman" w:hAnsi="Times New Roman"/>
-          <w:sz w:val="24"/>
+          <w:rFonts w:ascii="Times New Roman" w:hAnsi="Times New Roman" w:cs="Times New Roman"/>
+          <w:sz w:val="24"/>
+          <w:szCs w:val="24"/>
         </w:rPr>
         <w:t xml:space="preserve"> Мир всім.</w:t>
       </w:r>
@@ -34110,19 +34471,30 @@
       </w:pPr>
       <w:r>
         <w:rPr>
-          <w:rFonts w:ascii="Times New Roman" w:hAnsi="Times New Roman"/>
-          <w:i/>
-          <w:color w:val="FF4400"/>
-          <w:sz w:val="24"/>
+          <w:rFonts w:ascii="Times New Roman" w:hAnsi="Times New Roman" w:cs="Times New Roman"/>
+          <w:i/>
+          <w:color w:val="FF0000"/>
+          <w:sz w:val="24"/>
+          <w:szCs w:val="24"/>
         </w:rPr>
         <w:t>Священик:</w:t>
       </w:r>
       <w:r>
         <w:rPr>
-          <w:rFonts w:ascii="Times New Roman" w:hAnsi="Times New Roman"/>
-          <w:sz w:val="24"/>
-        </w:rPr>
-        <w:t xml:space="preserve"> Благословенний Христос, Бог наш, завжди, нині і повсякчас, і на віки віків.</w:t>
+          <w:rFonts w:ascii="Times New Roman" w:hAnsi="Times New Roman" w:cs="Times New Roman"/>
+          <w:color w:val="FF0000"/>
+          <w:sz w:val="24"/>
+          <w:szCs w:val="24"/>
+        </w:rPr>
+        <w:t xml:space="preserve"> </w:t>
+      </w:r>
+      <w:r>
+        <w:rPr>
+          <w:rFonts w:ascii="Times New Roman" w:hAnsi="Times New Roman" w:cs="Times New Roman"/>
+          <w:sz w:val="24"/>
+          <w:szCs w:val="24"/>
+        </w:rPr>
+        <w:t>Благословенний Христос, Бог наш, завжди, нині і повсякчас, і на віки віків.</w:t>
       </w:r>
     </w:p>
     <w:p>
@@ -34175,19 +34547,30 @@
       </w:pPr>
       <w:r>
         <w:rPr>
-          <w:rFonts w:ascii="Times New Roman" w:hAnsi="Times New Roman"/>
-          <w:i/>
-          <w:color w:val="FF4400"/>
-          <w:sz w:val="24"/>
+          <w:rFonts w:ascii="Times New Roman" w:hAnsi="Times New Roman" w:cs="Times New Roman"/>
+          <w:i/>
+          <w:color w:val="FF0000"/>
+          <w:sz w:val="24"/>
+          <w:szCs w:val="24"/>
         </w:rPr>
         <w:t>Священик:</w:t>
       </w:r>
       <w:r>
         <w:rPr>
-          <w:rFonts w:ascii="Times New Roman" w:hAnsi="Times New Roman"/>
-          <w:sz w:val="24"/>
-        </w:rPr>
-        <w:t xml:space="preserve"> Пресвята Богородице, спаси нас.</w:t>
+          <w:rFonts w:ascii="Times New Roman" w:hAnsi="Times New Roman" w:cs="Times New Roman"/>
+          <w:color w:val="FF0000"/>
+          <w:sz w:val="24"/>
+          <w:szCs w:val="24"/>
+        </w:rPr>
+        <w:t xml:space="preserve"> </w:t>
+      </w:r>
+      <w:r>
+        <w:rPr>
+          <w:rFonts w:ascii="Times New Roman" w:hAnsi="Times New Roman" w:cs="Times New Roman"/>
+          <w:sz w:val="24"/>
+          <w:szCs w:val="24"/>
+        </w:rPr>
+        <w:t>Пресвята Богородице, спаси нас.</w:t>
       </w:r>
     </w:p>
     <w:p>
@@ -34233,19 +34616,30 @@
       </w:pPr>
       <w:r>
         <w:rPr>
-          <w:rFonts w:ascii="Times New Roman" w:hAnsi="Times New Roman"/>
-          <w:i/>
-          <w:color w:val="FF4400"/>
-          <w:sz w:val="24"/>
+          <w:rFonts w:ascii="Times New Roman" w:hAnsi="Times New Roman" w:cs="Times New Roman"/>
+          <w:i/>
+          <w:color w:val="FF0000"/>
+          <w:sz w:val="24"/>
+          <w:szCs w:val="24"/>
         </w:rPr>
         <w:t>Священик:</w:t>
       </w:r>
       <w:r>
         <w:rPr>
-          <w:rFonts w:ascii="Times New Roman" w:hAnsi="Times New Roman"/>
-          <w:sz w:val="24"/>
-        </w:rPr>
-        <w:t xml:space="preserve"> Слава тобі, Христе Боже, надіє наша, слава тобі!</w:t>
+          <w:rFonts w:ascii="Times New Roman" w:hAnsi="Times New Roman" w:cs="Times New Roman"/>
+          <w:color w:val="FF0000"/>
+          <w:sz w:val="24"/>
+          <w:szCs w:val="24"/>
+        </w:rPr>
+        <w:t xml:space="preserve"> </w:t>
+      </w:r>
+      <w:r>
+        <w:rPr>
+          <w:rFonts w:ascii="Times New Roman" w:hAnsi="Times New Roman" w:cs="Times New Roman"/>
+          <w:sz w:val="24"/>
+          <w:szCs w:val="24"/>
+        </w:rPr>
+        <w:t>Слава тобі, Христе Боже, надіє наша, слава тобі!</w:t>
       </w:r>
     </w:p>
     <w:p>
@@ -34299,37 +34693,143 @@
       </w:r>
     </w:p>
     <w:p>
-      <w:r>
-        <w:rPr>
-          <w:rFonts w:ascii="Times New Roman" w:hAnsi="Times New Roman"/>
-          <w:i/>
-          <w:color w:val="FF4400"/>
-          <w:sz w:val="24"/>
+      <w:pPr>
+        <w:spacing w:after="120"/>
+        <w:jc w:val="both"/>
+        <w:rPr>
+          <w:rFonts w:ascii="Times New Roman" w:hAnsi="Times New Roman" w:cs="Times New Roman"/>
+          <w:color w:val="000000"/>
+          <w:sz w:val="24"/>
+          <w:szCs w:val="24"/>
+        </w:rPr>
+      </w:pPr>
+      <w:r>
+        <w:rPr>
+          <w:rFonts w:ascii="Times New Roman" w:hAnsi="Times New Roman" w:cs="Times New Roman"/>
+          <w:i/>
+          <w:color w:val="FF0000"/>
+          <w:sz w:val="24"/>
+          <w:szCs w:val="24"/>
         </w:rPr>
         <w:t>Священик:</w:t>
       </w:r>
       <w:r>
         <w:rPr>
-          <w:rFonts w:ascii="Times New Roman" w:hAnsi="Times New Roman"/>
-          <w:sz w:val="24"/>
-        </w:rPr>
-        <w:t xml:space="preserve"> Христос, істинний Бог наш - молитвами пречистої Своєї Матері, заступництвом чесних небесних сил безтілесних, святих славних і всехвальних апостолів, святого, </w:t>
-      </w:r>
-      <w:r>
-        <w:rPr>
-          <w:rFonts w:ascii="Times New Roman" w:hAnsi="Times New Roman"/>
-          <w:i/>
-          <w:color w:val="FF4400"/>
-          <w:sz w:val="24"/>
-        </w:rPr>
-        <w:t>якого є храм</w:t>
-      </w:r>
-      <w:r>
-        <w:rPr>
-          <w:rFonts w:ascii="Times New Roman" w:hAnsi="Times New Roman"/>
-          <w:sz w:val="24"/>
-        </w:rPr>
-        <w:t>, святого священномученика Тимотея, єпископа Пруського і всіх святих - помилує і спасе нас як благий і людинолюбний.</w:t>
+          <w:rFonts w:ascii="Times New Roman" w:hAnsi="Times New Roman" w:cs="Times New Roman"/>
+          <w:color w:val="000000"/>
+          <w:sz w:val="24"/>
+          <w:szCs w:val="24"/>
+        </w:rPr>
+        <w:t xml:space="preserve"> Христос, що воскрес із мертвих, істинний Бог наш, молитвами пречистої своєї Матері, святих славних і </w:t>
+      </w:r>
+      <w:proofErr w:type="spellStart"/>
+      <w:r>
+        <w:rPr>
+          <w:rFonts w:ascii="Times New Roman" w:hAnsi="Times New Roman" w:cs="Times New Roman"/>
+          <w:color w:val="000000"/>
+          <w:sz w:val="24"/>
+          <w:szCs w:val="24"/>
+        </w:rPr>
+        <w:t>всехвальних</w:t>
+      </w:r>
+      <w:proofErr w:type="spellEnd"/>
+      <w:r>
+        <w:rPr>
+          <w:rFonts w:ascii="Times New Roman" w:hAnsi="Times New Roman" w:cs="Times New Roman"/>
+          <w:color w:val="000000"/>
+          <w:sz w:val="24"/>
+          <w:szCs w:val="24"/>
+        </w:rPr>
+        <w:t xml:space="preserve"> апостолів, і </w:t>
+      </w:r>
+      <w:r>
+        <w:rPr>
+          <w:rFonts w:ascii="Times New Roman" w:hAnsi="Times New Roman" w:cs="Times New Roman"/>
+          <w:sz w:val="24"/>
+          <w:szCs w:val="24"/>
+        </w:rPr>
+        <w:t xml:space="preserve">святого отця нашого Миколая, архиєпископа Мир </w:t>
+      </w:r>
+      <w:proofErr w:type="spellStart"/>
+      <w:r>
+        <w:rPr>
+          <w:rFonts w:ascii="Times New Roman" w:hAnsi="Times New Roman" w:cs="Times New Roman"/>
+          <w:sz w:val="24"/>
+          <w:szCs w:val="24"/>
+        </w:rPr>
+        <w:t>Ликійських</w:t>
+      </w:r>
+      <w:proofErr w:type="spellEnd"/>
+      <w:r>
+        <w:rPr>
+          <w:rFonts w:ascii="Times New Roman" w:hAnsi="Times New Roman" w:cs="Times New Roman"/>
+          <w:sz w:val="24"/>
+          <w:szCs w:val="24"/>
+        </w:rPr>
+        <w:t xml:space="preserve">, чудотворця, якого </w:t>
+      </w:r>
+      <w:proofErr w:type="spellStart"/>
+      <w:r>
+        <w:rPr>
+          <w:rFonts w:ascii="Times New Roman" w:hAnsi="Times New Roman" w:cs="Times New Roman"/>
+          <w:sz w:val="24"/>
+          <w:szCs w:val="24"/>
+        </w:rPr>
+        <w:t>днесь</w:t>
+      </w:r>
+      <w:proofErr w:type="spellEnd"/>
+      <w:r>
+        <w:rPr>
+          <w:rFonts w:ascii="Times New Roman" w:hAnsi="Times New Roman" w:cs="Times New Roman"/>
+          <w:sz w:val="24"/>
+          <w:szCs w:val="24"/>
+        </w:rPr>
+        <w:t xml:space="preserve"> перенесення </w:t>
+      </w:r>
+      <w:proofErr w:type="spellStart"/>
+      <w:r>
+        <w:rPr>
+          <w:rFonts w:ascii="Times New Roman" w:hAnsi="Times New Roman" w:cs="Times New Roman"/>
+          <w:sz w:val="24"/>
+          <w:szCs w:val="24"/>
+        </w:rPr>
+        <w:t>мощей</w:t>
+      </w:r>
+      <w:proofErr w:type="spellEnd"/>
+      <w:r>
+        <w:rPr>
+          <w:rFonts w:ascii="Times New Roman" w:hAnsi="Times New Roman" w:cs="Times New Roman"/>
+          <w:sz w:val="24"/>
+          <w:szCs w:val="24"/>
+        </w:rPr>
+        <w:t xml:space="preserve"> з Мир </w:t>
+      </w:r>
+      <w:proofErr w:type="spellStart"/>
+      <w:r>
+        <w:rPr>
+          <w:rFonts w:ascii="Times New Roman" w:hAnsi="Times New Roman" w:cs="Times New Roman"/>
+          <w:sz w:val="24"/>
+          <w:szCs w:val="24"/>
+        </w:rPr>
+        <w:t>Ликійських</w:t>
+      </w:r>
+      <w:proofErr w:type="spellEnd"/>
+      <w:r>
+        <w:rPr>
+          <w:rFonts w:ascii="Times New Roman" w:hAnsi="Times New Roman" w:cs="Times New Roman"/>
+          <w:sz w:val="24"/>
+          <w:szCs w:val="24"/>
+        </w:rPr>
+        <w:t xml:space="preserve"> до міста Барі пам’ять звершуємо,</w:t>
+      </w:r>
+      <w:r>
+        <w:rPr>
+          <w:rFonts w:ascii="Times New Roman" w:hAnsi="Times New Roman" w:cs="Times New Roman"/>
+          <w:color w:val="000000"/>
+          <w:sz w:val="24"/>
+          <w:szCs w:val="24"/>
+        </w:rPr>
+        <w:t xml:space="preserve"> і всіх святих, помилує і спасе нас, як благий і чоловіколюбець.</w:t>
       </w:r>
     </w:p>
     <w:p>
